--- a/docs/Plan de Refactoring Sécurité PHP 8.3 a 8.4 strick.docx
+++ b/docs/Plan de Refactoring Sécurité PHP 8.3 a 8.4 strick.docx
@@ -14,106 +14,83 @@
           <w:b/>
           <w:bCs/>
         </w:rPr>
-        <w:t>Plan de Refactoring &amp; Sécurisation - PHP 8.3/8.4</w:t>
-      </w:r>
-    </w:p>
-    <w:p>
-      <w:pPr>
+        <w:t xml:space="preserve">Plan de </w:t>
+      </w:r>
+      <w:proofErr w:type="spellStart"/>
+      <w:r>
         <w:rPr>
           <w:b/>
           <w:bCs/>
         </w:rPr>
-      </w:pPr>
+        <w:t>Refactoring</w:t>
+      </w:r>
+      <w:proofErr w:type="spellEnd"/>
       <w:r>
         <w:rPr>
           <w:b/>
           <w:bCs/>
         </w:rPr>
-        <w:t>État Actuel</w:t>
-      </w:r>
-    </w:p>
-    <w:p>
-      <w:r>
+        <w:t xml:space="preserve"> &amp; Sécurisation - PHP 8.3/8.4</w:t>
+      </w:r>
+    </w:p>
+    <w:p>
+      <w:pPr>
         <w:rPr>
           <w:b/>
           <w:bCs/>
         </w:rPr>
-        <w:t>Version PHP</w:t>
-      </w:r>
-      <w:r>
-        <w:t xml:space="preserve">: 8.3.11 </w:t>
-      </w:r>
-      <w:r>
-        <w:rPr>
-          <w:rFonts w:ascii="Segoe UI Emoji" w:hAnsi="Segoe UI Emoji" w:cs="Segoe UI Emoji"/>
-        </w:rPr>
-        <w:t>✅</w:t>
-      </w:r>
-    </w:p>
-    <w:p>
-      <w:pPr>
+      </w:pPr>
+      <w:r>
         <w:rPr>
           <w:b/>
           <w:bCs/>
         </w:rPr>
-      </w:pPr>
+        <w:t>État Actuel</w:t>
+      </w:r>
+    </w:p>
+    <w:p>
       <w:r>
         <w:rPr>
           <w:b/>
           <w:bCs/>
         </w:rPr>
-        <w:t>Objectifs</w:t>
-      </w:r>
-    </w:p>
-    <w:p>
-      <w:pPr>
-        <w:numPr>
-          <w:ilvl w:val="0"/>
-          <w:numId w:val="1"/>
-        </w:numPr>
-      </w:pPr>
+        <w:t xml:space="preserve">Version </w:t>
+      </w:r>
+      <w:proofErr w:type="gramStart"/>
       <w:r>
         <w:rPr>
           <w:b/>
           <w:bCs/>
         </w:rPr>
-        <w:t>Moderniser le code</w:t>
-      </w:r>
-      <w:r>
-        <w:t> pour utiliser les fonctionnalités PHP 8.3/8.4</w:t>
-      </w:r>
-    </w:p>
-    <w:p>
-      <w:pPr>
-        <w:numPr>
-          <w:ilvl w:val="0"/>
-          <w:numId w:val="1"/>
-        </w:numPr>
-      </w:pPr>
-      <w:r>
+        <w:t>PHP</w:t>
+      </w:r>
+      <w:r>
+        <w:t>:</w:t>
+      </w:r>
+      <w:proofErr w:type="gramEnd"/>
+      <w:r>
+        <w:t xml:space="preserve"> 8.3.11 </w:t>
+      </w:r>
+      <w:r>
+        <w:rPr>
+          <w:rFonts w:ascii="Segoe UI Emoji" w:hAnsi="Segoe UI Emoji" w:cs="Segoe UI Emoji"/>
+        </w:rPr>
+        <w:t>✅</w:t>
+      </w:r>
+    </w:p>
+    <w:p>
+      <w:pPr>
         <w:rPr>
           <w:b/>
           <w:bCs/>
         </w:rPr>
-        <w:t>Renforcer la sécurité</w:t>
-      </w:r>
-      <w:r>
-        <w:t> du framework</w:t>
-      </w:r>
-    </w:p>
-    <w:p>
-      <w:pPr>
-        <w:numPr>
-          <w:ilvl w:val="0"/>
-          <w:numId w:val="1"/>
-        </w:numPr>
       </w:pPr>
       <w:r>
         <w:rPr>
           <w:b/>
           <w:bCs/>
         </w:rPr>
-        <w:t>Optimiser les performances</w:t>
+        <w:t>Objectifs</w:t>
       </w:r>
     </w:p>
     <w:p>
@@ -128,442 +105,149 @@
           <w:b/>
           <w:bCs/>
         </w:rPr>
-        <w:t>Améliorer la maintenabilité</w:t>
-      </w:r>
-    </w:p>
-    <w:p>
-      <w:r>
-        <w:pict w14:anchorId="1F093598">
-          <v:rect id="_x0000_i1079" style="width:437.75pt;height:.75pt" o:hrpct="0" o:hralign="center" o:hrstd="t" o:hrnoshade="t" o:hr="t" fillcolor="#ccc" stroked="f"/>
-        </w:pict>
-      </w:r>
-    </w:p>
-    <w:p>
-      <w:pPr>
+        <w:t>Moderniser le code</w:t>
+      </w:r>
+      <w:r>
+        <w:t> pour utiliser les fonctionnalités PHP 8.3/8.4</w:t>
+      </w:r>
+    </w:p>
+    <w:p>
+      <w:pPr>
+        <w:numPr>
+          <w:ilvl w:val="0"/>
+          <w:numId w:val="1"/>
+        </w:numPr>
+      </w:pPr>
+      <w:r>
         <w:rPr>
           <w:b/>
           <w:bCs/>
         </w:rPr>
+        <w:t>Renforcer la sécurité</w:t>
+      </w:r>
+      <w:r>
+        <w:t xml:space="preserve"> du </w:t>
+      </w:r>
+      <w:proofErr w:type="spellStart"/>
+      <w:r>
+        <w:t>framework</w:t>
+      </w:r>
+      <w:proofErr w:type="spellEnd"/>
+    </w:p>
+    <w:p>
+      <w:pPr>
+        <w:numPr>
+          <w:ilvl w:val="0"/>
+          <w:numId w:val="1"/>
+        </w:numPr>
       </w:pPr>
       <w:r>
         <w:rPr>
           <w:b/>
           <w:bCs/>
         </w:rPr>
-        <w:t>Phase 1: Audit de Sécurité &amp; Type Safety</w:t>
-      </w:r>
-    </w:p>
-    <w:p>
-      <w:r>
-        <w:t>1.1 Types Stricts (PHP 8.3)</w:t>
-      </w:r>
-    </w:p>
-    <w:p>
-      <w:r>
-        <w:t>IMPORTANT</w:t>
-      </w:r>
-    </w:p>
-    <w:p>
-      <w:r>
-        <w:t>Ajouter declare(strict_types=1); dans TOUS les fichiers PHP</w:t>
-      </w:r>
-    </w:p>
-    <w:p>
+        <w:t>Optimiser les performances</w:t>
+      </w:r>
+    </w:p>
+    <w:p>
+      <w:pPr>
+        <w:numPr>
+          <w:ilvl w:val="0"/>
+          <w:numId w:val="1"/>
+        </w:numPr>
+      </w:pPr>
       <w:r>
         <w:rPr>
           <w:b/>
           <w:bCs/>
         </w:rPr>
-        <w:t>Fichiers prioritaires</w:t>
-      </w:r>
-      <w:r>
-        <w:t>:</w:t>
-      </w:r>
-    </w:p>
-    <w:p>
-      <w:pPr>
-        <w:numPr>
-          <w:ilvl w:val="0"/>
-          <w:numId w:val="2"/>
-        </w:numPr>
-      </w:pPr>
-      <w:r>
-        <w:t> </w:t>
-      </w:r>
-    </w:p>
-    <w:p>
-      <w:r>
-        <w:t>Core/Database/Database.php</w:t>
-      </w:r>
-    </w:p>
-    <w:p>
-      <w:pPr>
-        <w:numPr>
-          <w:ilvl w:val="0"/>
-          <w:numId w:val="2"/>
-        </w:numPr>
-      </w:pPr>
-      <w:r>
-        <w:t> </w:t>
-      </w:r>
-    </w:p>
-    <w:p>
-      <w:r>
-        <w:t>Core/Database/Model.php</w:t>
-      </w:r>
-    </w:p>
-    <w:p>
-      <w:pPr>
-        <w:numPr>
-          <w:ilvl w:val="0"/>
-          <w:numId w:val="2"/>
-        </w:numPr>
-      </w:pPr>
-      <w:r>
-        <w:t> </w:t>
-      </w:r>
-    </w:p>
-    <w:p>
-      <w:r>
-        <w:t>Core/Database/QueryBuilder.php</w:t>
-      </w:r>
-    </w:p>
-    <w:p>
-      <w:pPr>
-        <w:numPr>
-          <w:ilvl w:val="0"/>
-          <w:numId w:val="2"/>
-        </w:numPr>
-      </w:pPr>
-      <w:r>
-        <w:t> </w:t>
-      </w:r>
-    </w:p>
-    <w:p>
-      <w:r>
-        <w:t>Core/Routing/Router.php</w:t>
-      </w:r>
-    </w:p>
-    <w:p>
-      <w:pPr>
-        <w:numPr>
-          <w:ilvl w:val="0"/>
-          <w:numId w:val="2"/>
-        </w:numPr>
-      </w:pPr>
-      <w:r>
-        <w:t> </w:t>
-      </w:r>
-    </w:p>
-    <w:p>
-      <w:r>
-        <w:t>Core/Events/EventDispatcher.php</w:t>
-      </w:r>
-    </w:p>
-    <w:p>
-      <w:pPr>
-        <w:numPr>
-          <w:ilvl w:val="0"/>
-          <w:numId w:val="2"/>
-        </w:numPr>
-      </w:pPr>
-      <w:r>
-        <w:t> Tous les Controllers</w:t>
-      </w:r>
-    </w:p>
-    <w:p>
-      <w:pPr>
-        <w:numPr>
-          <w:ilvl w:val="0"/>
-          <w:numId w:val="2"/>
-        </w:numPr>
-      </w:pPr>
-      <w:r>
-        <w:t> Tous les Services</w:t>
-      </w:r>
-    </w:p>
-    <w:p>
-      <w:r>
-        <w:t>1.2 Propriétés Typées &amp; Readonly (PHP 8.1+)</w:t>
-      </w:r>
-    </w:p>
-    <w:p>
-      <w:r>
-        <w:t xml:space="preserve">// </w:t>
-      </w:r>
-      <w:r>
-        <w:rPr>
-          <w:rFonts w:ascii="Segoe UI Emoji" w:hAnsi="Segoe UI Emoji" w:cs="Segoe UI Emoji"/>
-        </w:rPr>
-        <w:t>❌</w:t>
-      </w:r>
-      <w:r>
-        <w:t xml:space="preserve"> Ancien</w:t>
-      </w:r>
-    </w:p>
-    <w:p>
-      <w:r>
-        <w:lastRenderedPageBreak/>
-        <w:t>protected $config;</w:t>
-      </w:r>
-    </w:p>
-    <w:p>
-      <w:r>
-        <w:t xml:space="preserve">// </w:t>
-      </w:r>
-      <w:r>
-        <w:rPr>
-          <w:rFonts w:ascii="Segoe UI Emoji" w:hAnsi="Segoe UI Emoji" w:cs="Segoe UI Emoji"/>
-        </w:rPr>
-        <w:t>✅</w:t>
-      </w:r>
-      <w:r>
-        <w:t xml:space="preserve"> Nouveau (PHP 8.3)</w:t>
-      </w:r>
-    </w:p>
-    <w:p>
-      <w:r>
-        <w:t>protected readonly array $config;</w:t>
-      </w:r>
-    </w:p>
-    <w:p>
-      <w:r>
+        <w:t>Améliorer la maintenabilité</w:t>
+      </w:r>
+    </w:p>
+    <w:p>
+      <w:r>
+        <w:pict w14:anchorId="1F093598">
+          <v:rect id="_x0000_i1025" style="width:437.75pt;height:.75pt" o:hrpct="0" o:hralign="center" o:hrstd="t" o:hrnoshade="t" o:hr="t" fillcolor="#ccc" stroked="f"/>
+        </w:pict>
+      </w:r>
+    </w:p>
+    <w:p>
+      <w:pPr>
         <w:rPr>
           <w:b/>
           <w:bCs/>
         </w:rPr>
-        <w:t>Actions</w:t>
-      </w:r>
-      <w:r>
-        <w:t>:</w:t>
-      </w:r>
-    </w:p>
-    <w:p>
-      <w:pPr>
-        <w:numPr>
-          <w:ilvl w:val="0"/>
-          <w:numId w:val="3"/>
-        </w:numPr>
-      </w:pPr>
-      <w:r>
-        <w:t> Ajouter types stricts à toutes les propriétés de classe</w:t>
-      </w:r>
-    </w:p>
-    <w:p>
-      <w:pPr>
-        <w:numPr>
-          <w:ilvl w:val="0"/>
-          <w:numId w:val="3"/>
-        </w:numPr>
-      </w:pPr>
-      <w:r>
-        <w:t> Utiliser readonly pour propriétés immuables</w:t>
-      </w:r>
-    </w:p>
-    <w:p>
-      <w:pPr>
-        <w:numPr>
-          <w:ilvl w:val="0"/>
-          <w:numId w:val="3"/>
-        </w:numPr>
-      </w:pPr>
-      <w:r>
-        <w:t> Utiliser promoted properties dans les constructeurs</w:t>
-      </w:r>
-    </w:p>
-    <w:p>
-      <w:r>
-        <w:t>1.3 Union Types &amp; Intersection Types (PHP 8.0+)</w:t>
-      </w:r>
-    </w:p>
-    <w:p>
-      <w:r>
-        <w:t xml:space="preserve">// </w:t>
-      </w:r>
-      <w:r>
-        <w:rPr>
-          <w:rFonts w:ascii="Segoe UI Emoji" w:hAnsi="Segoe UI Emoji" w:cs="Segoe UI Emoji"/>
-        </w:rPr>
-        <w:t>✅</w:t>
-      </w:r>
-      <w:r>
-        <w:t xml:space="preserve"> R</w:t>
-      </w:r>
-      <w:r>
-        <w:rPr>
-          <w:rFonts w:ascii="Aptos" w:hAnsi="Aptos" w:cs="Aptos"/>
-        </w:rPr>
-        <w:t>é</w:t>
-      </w:r>
-      <w:r>
-        <w:t>introduire les union types maintenant</w:t>
-      </w:r>
-    </w:p>
-    <w:p>
-      <w:r>
-        <w:t>public function listen(string $event, string|callable $listener): void</w:t>
-      </w:r>
-    </w:p>
-    <w:p>
+      </w:pPr>
       <w:r>
         <w:rPr>
           <w:b/>
           <w:bCs/>
         </w:rPr>
-        <w:t>Note</w:t>
-      </w:r>
-      <w:r>
-        <w:t>: Nous avions enlevé ces types pour PHP 7.x, maintenant nous pouvons les réintroduire !</w:t>
-      </w:r>
-    </w:p>
-    <w:p>
-      <w:r>
-        <w:pict w14:anchorId="3F59C596">
-          <v:rect id="_x0000_i1080" style="width:437.75pt;height:.75pt" o:hrpct="0" o:hralign="center" o:hrstd="t" o:hrnoshade="t" o:hr="t" fillcolor="#ccc" stroked="f"/>
-        </w:pict>
-      </w:r>
-    </w:p>
-    <w:p>
-      <w:pPr>
+        <w:t xml:space="preserve">Phase </w:t>
+      </w:r>
+      <w:proofErr w:type="gramStart"/>
+      <w:r>
         <w:rPr>
           <w:b/>
           <w:bCs/>
         </w:rPr>
-      </w:pPr>
+        <w:t>1:</w:t>
+      </w:r>
+      <w:proofErr w:type="gramEnd"/>
       <w:r>
         <w:rPr>
           <w:b/>
           <w:bCs/>
         </w:rPr>
-        <w:t>Phase 2: Sécurité des Entrées/Sorties</w:t>
-      </w:r>
-    </w:p>
-    <w:p>
-      <w:r>
-        <w:t>2.1 Validation &amp; Sanitization</w:t>
-      </w:r>
-    </w:p>
-    <w:p>
-      <w:r>
-        <w:t>WARNING</w:t>
-      </w:r>
-    </w:p>
-    <w:p>
-      <w:r>
-        <w:t>Risques actuels: SQL Injection, XSS, Path Traversal</w:t>
-      </w:r>
-    </w:p>
-    <w:p>
+        <w:t xml:space="preserve"> Audit de Sécurité &amp; Type </w:t>
+      </w:r>
+      <w:proofErr w:type="spellStart"/>
       <w:r>
         <w:rPr>
           <w:b/>
           <w:bCs/>
         </w:rPr>
-        <w:t>Actions</w:t>
-      </w:r>
-      <w:r>
-        <w:t>:</w:t>
-      </w:r>
-    </w:p>
-    <w:p>
-      <w:pPr>
-        <w:numPr>
-          <w:ilvl w:val="0"/>
-          <w:numId w:val="4"/>
-        </w:numPr>
-      </w:pPr>
-      <w:r>
-        <w:t> Créer Core/Security/InputValidator.php</w:t>
-      </w:r>
-    </w:p>
-    <w:p>
-      <w:pPr>
-        <w:numPr>
-          <w:ilvl w:val="0"/>
-          <w:numId w:val="4"/>
-        </w:numPr>
-      </w:pPr>
-      <w:r>
-        <w:t> Implémenter validation stricte des types</w:t>
-      </w:r>
-    </w:p>
-    <w:p>
-      <w:pPr>
-        <w:numPr>
-          <w:ilvl w:val="0"/>
-          <w:numId w:val="4"/>
-        </w:numPr>
-      </w:pPr>
-      <w:r>
-        <w:t> Ajouter sanitization automatique</w:t>
-      </w:r>
-    </w:p>
-    <w:p>
-      <w:pPr>
-        <w:numPr>
-          <w:ilvl w:val="0"/>
-          <w:numId w:val="4"/>
-        </w:numPr>
-      </w:pPr>
-      <w:r>
-        <w:t xml:space="preserve"> Utiliser prepared statements partout (déjà fait </w:t>
-      </w:r>
-      <w:r>
-        <w:rPr>
-          <w:rFonts w:ascii="Segoe UI Emoji" w:hAnsi="Segoe UI Emoji" w:cs="Segoe UI Emoji"/>
-        </w:rPr>
-        <w:t>✅</w:t>
-      </w:r>
-      <w:r>
-        <w:t>)</w:t>
-      </w:r>
-    </w:p>
-    <w:p>
-      <w:r>
-        <w:t>2.2 Output Encoding</w:t>
-      </w:r>
-    </w:p>
-    <w:p>
-      <w:pPr>
-        <w:numPr>
-          <w:ilvl w:val="0"/>
-          <w:numId w:val="5"/>
-        </w:numPr>
-      </w:pPr>
-      <w:r>
-        <w:t> Créer helper </w:t>
-      </w:r>
-    </w:p>
-    <w:p>
-      <w:r>
-        <w:t>e() pour échapper HTML</w:t>
-      </w:r>
-    </w:p>
-    <w:p>
-      <w:pPr>
-        <w:numPr>
-          <w:ilvl w:val="0"/>
-          <w:numId w:val="5"/>
-        </w:numPr>
-      </w:pPr>
-      <w:r>
-        <w:t> Créer helper json_safe() pour JSON</w:t>
-      </w:r>
-    </w:p>
-    <w:p>
-      <w:pPr>
-        <w:numPr>
-          <w:ilvl w:val="0"/>
-          <w:numId w:val="5"/>
-        </w:numPr>
-      </w:pPr>
-      <w:r>
-        <w:t> Encoder toutes les sorties dans les vues</w:t>
-      </w:r>
-    </w:p>
-    <w:p>
-      <w:r>
-        <w:t>2.3 File Upload Security</w:t>
+        <w:t>Safety</w:t>
+      </w:r>
+      <w:proofErr w:type="spellEnd"/>
+    </w:p>
+    <w:p>
+      <w:r>
+        <w:t>1.1 Types Stricts (PHP 8.3)</w:t>
+      </w:r>
+    </w:p>
+    <w:p>
+      <w:r>
+        <w:t>IMPORTANT</w:t>
+      </w:r>
+    </w:p>
+    <w:p>
+      <w:r>
+        <w:t>Ajouter </w:t>
+      </w:r>
+      <w:proofErr w:type="spellStart"/>
+      <w:r>
+        <w:t>declare</w:t>
+      </w:r>
+      <w:proofErr w:type="spellEnd"/>
+      <w:r>
+        <w:t>(</w:t>
+      </w:r>
+      <w:proofErr w:type="spellStart"/>
+      <w:r>
+        <w:t>strict_types</w:t>
+      </w:r>
+      <w:proofErr w:type="spellEnd"/>
+      <w:r>
+        <w:t>=1</w:t>
+      </w:r>
+      <w:proofErr w:type="gramStart"/>
+      <w:r>
+        <w:t>);</w:t>
+      </w:r>
+      <w:proofErr w:type="gramEnd"/>
+      <w:r>
+        <w:t> dans TOUS les fichiers PHP</w:t>
       </w:r>
     </w:p>
     <w:p>
@@ -572,12 +256,770 @@
           <w:b/>
           <w:bCs/>
         </w:rPr>
+        <w:t xml:space="preserve">Fichiers </w:t>
+      </w:r>
+      <w:proofErr w:type="gramStart"/>
+      <w:r>
+        <w:rPr>
+          <w:b/>
+          <w:bCs/>
+        </w:rPr>
+        <w:t>prioritaires</w:t>
+      </w:r>
+      <w:r>
+        <w:t>:</w:t>
+      </w:r>
+      <w:proofErr w:type="gramEnd"/>
+    </w:p>
+    <w:p>
+      <w:pPr>
+        <w:numPr>
+          <w:ilvl w:val="0"/>
+          <w:numId w:val="2"/>
+        </w:numPr>
+      </w:pPr>
+      <w:r>
+        <w:t> </w:t>
+      </w:r>
+    </w:p>
+    <w:p>
+      <w:proofErr w:type="spellStart"/>
+      <w:r>
+        <w:t>Core</w:t>
+      </w:r>
+      <w:proofErr w:type="spellEnd"/>
+      <w:r>
+        <w:t>/</w:t>
+      </w:r>
+      <w:proofErr w:type="spellStart"/>
+      <w:r>
+        <w:t>Database</w:t>
+      </w:r>
+      <w:proofErr w:type="spellEnd"/>
+      <w:r>
+        <w:t>/</w:t>
+      </w:r>
+      <w:proofErr w:type="spellStart"/>
+      <w:r>
+        <w:t>Database.php</w:t>
+      </w:r>
+      <w:proofErr w:type="spellEnd"/>
+    </w:p>
+    <w:p>
+      <w:pPr>
+        <w:numPr>
+          <w:ilvl w:val="0"/>
+          <w:numId w:val="2"/>
+        </w:numPr>
+      </w:pPr>
+      <w:r>
+        <w:t> </w:t>
+      </w:r>
+    </w:p>
+    <w:p>
+      <w:proofErr w:type="spellStart"/>
+      <w:r>
+        <w:t>Core</w:t>
+      </w:r>
+      <w:proofErr w:type="spellEnd"/>
+      <w:r>
+        <w:t>/</w:t>
+      </w:r>
+      <w:proofErr w:type="spellStart"/>
+      <w:r>
+        <w:t>Database</w:t>
+      </w:r>
+      <w:proofErr w:type="spellEnd"/>
+      <w:r>
+        <w:t>/</w:t>
+      </w:r>
+      <w:proofErr w:type="spellStart"/>
+      <w:r>
+        <w:t>Model.php</w:t>
+      </w:r>
+      <w:proofErr w:type="spellEnd"/>
+    </w:p>
+    <w:p>
+      <w:pPr>
+        <w:numPr>
+          <w:ilvl w:val="0"/>
+          <w:numId w:val="2"/>
+        </w:numPr>
+      </w:pPr>
+      <w:r>
+        <w:t> </w:t>
+      </w:r>
+    </w:p>
+    <w:p>
+      <w:proofErr w:type="spellStart"/>
+      <w:r>
+        <w:t>Core</w:t>
+      </w:r>
+      <w:proofErr w:type="spellEnd"/>
+      <w:r>
+        <w:t>/</w:t>
+      </w:r>
+      <w:proofErr w:type="spellStart"/>
+      <w:r>
+        <w:t>Database</w:t>
+      </w:r>
+      <w:proofErr w:type="spellEnd"/>
+      <w:r>
+        <w:t>/</w:t>
+      </w:r>
+      <w:proofErr w:type="spellStart"/>
+      <w:r>
+        <w:t>QueryBuilder.php</w:t>
+      </w:r>
+      <w:proofErr w:type="spellEnd"/>
+    </w:p>
+    <w:p>
+      <w:pPr>
+        <w:numPr>
+          <w:ilvl w:val="0"/>
+          <w:numId w:val="2"/>
+        </w:numPr>
+      </w:pPr>
+      <w:r>
+        <w:t> </w:t>
+      </w:r>
+    </w:p>
+    <w:p>
+      <w:proofErr w:type="spellStart"/>
+      <w:r>
+        <w:t>Core</w:t>
+      </w:r>
+      <w:proofErr w:type="spellEnd"/>
+      <w:r>
+        <w:t>/</w:t>
+      </w:r>
+      <w:proofErr w:type="spellStart"/>
+      <w:r>
+        <w:t>Routing</w:t>
+      </w:r>
+      <w:proofErr w:type="spellEnd"/>
+      <w:r>
+        <w:t>/</w:t>
+      </w:r>
+      <w:proofErr w:type="spellStart"/>
+      <w:r>
+        <w:t>Router.php</w:t>
+      </w:r>
+      <w:proofErr w:type="spellEnd"/>
+    </w:p>
+    <w:p>
+      <w:pPr>
+        <w:numPr>
+          <w:ilvl w:val="0"/>
+          <w:numId w:val="2"/>
+        </w:numPr>
+      </w:pPr>
+      <w:r>
+        <w:t> </w:t>
+      </w:r>
+    </w:p>
+    <w:p>
+      <w:proofErr w:type="spellStart"/>
+      <w:r>
+        <w:t>Core</w:t>
+      </w:r>
+      <w:proofErr w:type="spellEnd"/>
+      <w:r>
+        <w:t>/Events/</w:t>
+      </w:r>
+      <w:proofErr w:type="spellStart"/>
+      <w:r>
+        <w:t>EventDispatcher.php</w:t>
+      </w:r>
+      <w:proofErr w:type="spellEnd"/>
+    </w:p>
+    <w:p>
+      <w:pPr>
+        <w:numPr>
+          <w:ilvl w:val="0"/>
+          <w:numId w:val="2"/>
+        </w:numPr>
+      </w:pPr>
+      <w:r>
+        <w:t xml:space="preserve"> Tous les </w:t>
+      </w:r>
+      <w:proofErr w:type="spellStart"/>
+      <w:r>
+        <w:t>Controllers</w:t>
+      </w:r>
+      <w:proofErr w:type="spellEnd"/>
+    </w:p>
+    <w:p>
+      <w:pPr>
+        <w:numPr>
+          <w:ilvl w:val="0"/>
+          <w:numId w:val="2"/>
+        </w:numPr>
+      </w:pPr>
+      <w:r>
+        <w:t> Tous les Services</w:t>
+      </w:r>
+    </w:p>
+    <w:p>
+      <w:r>
+        <w:t xml:space="preserve">1.2 Propriétés Typées &amp; </w:t>
+      </w:r>
+      <w:proofErr w:type="spellStart"/>
+      <w:r>
+        <w:t>Readonly</w:t>
+      </w:r>
+      <w:proofErr w:type="spellEnd"/>
+      <w:r>
+        <w:t xml:space="preserve"> (PHP 8.1+)</w:t>
+      </w:r>
+    </w:p>
+    <w:p>
+      <w:r>
+        <w:t xml:space="preserve">// </w:t>
+      </w:r>
+      <w:r>
+        <w:rPr>
+          <w:rFonts w:ascii="Segoe UI Emoji" w:hAnsi="Segoe UI Emoji" w:cs="Segoe UI Emoji"/>
+        </w:rPr>
+        <w:t>❌</w:t>
+      </w:r>
+      <w:r>
+        <w:t xml:space="preserve"> Ancien</w:t>
+      </w:r>
+    </w:p>
+    <w:p>
+      <w:proofErr w:type="spellStart"/>
+      <w:proofErr w:type="gramStart"/>
+      <w:r>
+        <w:lastRenderedPageBreak/>
+        <w:t>protected</w:t>
+      </w:r>
+      <w:proofErr w:type="spellEnd"/>
+      <w:proofErr w:type="gramEnd"/>
+      <w:r>
+        <w:t xml:space="preserve"> $</w:t>
+      </w:r>
+      <w:proofErr w:type="gramStart"/>
+      <w:r>
+        <w:t>config;</w:t>
+      </w:r>
+      <w:proofErr w:type="gramEnd"/>
+    </w:p>
+    <w:p>
+      <w:r>
+        <w:t xml:space="preserve">// </w:t>
+      </w:r>
+      <w:r>
+        <w:rPr>
+          <w:rFonts w:ascii="Segoe UI Emoji" w:hAnsi="Segoe UI Emoji" w:cs="Segoe UI Emoji"/>
+        </w:rPr>
+        <w:t>✅</w:t>
+      </w:r>
+      <w:r>
+        <w:t xml:space="preserve"> Nouveau (PHP 8.3)</w:t>
+      </w:r>
+    </w:p>
+    <w:p>
+      <w:proofErr w:type="spellStart"/>
+      <w:proofErr w:type="gramStart"/>
+      <w:r>
+        <w:t>protected</w:t>
+      </w:r>
+      <w:proofErr w:type="spellEnd"/>
+      <w:proofErr w:type="gramEnd"/>
+      <w:r>
+        <w:t xml:space="preserve"> </w:t>
+      </w:r>
+      <w:proofErr w:type="spellStart"/>
+      <w:r>
+        <w:t>readonly</w:t>
+      </w:r>
+      <w:proofErr w:type="spellEnd"/>
+      <w:r>
+        <w:t xml:space="preserve"> </w:t>
+      </w:r>
+      <w:proofErr w:type="spellStart"/>
+      <w:r>
+        <w:t>array</w:t>
+      </w:r>
+      <w:proofErr w:type="spellEnd"/>
+      <w:r>
+        <w:t xml:space="preserve"> $</w:t>
+      </w:r>
+      <w:proofErr w:type="gramStart"/>
+      <w:r>
+        <w:t>config;</w:t>
+      </w:r>
+      <w:proofErr w:type="gramEnd"/>
+    </w:p>
+    <w:p>
+      <w:proofErr w:type="gramStart"/>
+      <w:r>
+        <w:rPr>
+          <w:b/>
+          <w:bCs/>
+        </w:rPr>
+        <w:t>Actions</w:t>
+      </w:r>
+      <w:r>
+        <w:t>:</w:t>
+      </w:r>
+      <w:proofErr w:type="gramEnd"/>
+    </w:p>
+    <w:p>
+      <w:pPr>
+        <w:numPr>
+          <w:ilvl w:val="0"/>
+          <w:numId w:val="3"/>
+        </w:numPr>
+      </w:pPr>
+      <w:r>
+        <w:t> Ajouter types stricts à toutes les propriétés de classe</w:t>
+      </w:r>
+    </w:p>
+    <w:p>
+      <w:pPr>
+        <w:numPr>
+          <w:ilvl w:val="0"/>
+          <w:numId w:val="3"/>
+        </w:numPr>
+      </w:pPr>
+      <w:r>
+        <w:t> Utiliser </w:t>
+      </w:r>
+      <w:proofErr w:type="spellStart"/>
+      <w:r>
+        <w:t>readonly</w:t>
+      </w:r>
+      <w:proofErr w:type="spellEnd"/>
+      <w:r>
+        <w:t> pour propriétés immuables</w:t>
+      </w:r>
+    </w:p>
+    <w:p>
+      <w:pPr>
+        <w:numPr>
+          <w:ilvl w:val="0"/>
+          <w:numId w:val="3"/>
+        </w:numPr>
+      </w:pPr>
+      <w:r>
+        <w:t xml:space="preserve"> Utiliser </w:t>
+      </w:r>
+      <w:proofErr w:type="spellStart"/>
+      <w:r>
+        <w:t>promoted</w:t>
+      </w:r>
+      <w:proofErr w:type="spellEnd"/>
+      <w:r>
+        <w:t xml:space="preserve"> </w:t>
+      </w:r>
+      <w:proofErr w:type="spellStart"/>
+      <w:r>
+        <w:t>properties</w:t>
+      </w:r>
+      <w:proofErr w:type="spellEnd"/>
+      <w:r>
+        <w:t xml:space="preserve"> dans les constructeurs</w:t>
+      </w:r>
+    </w:p>
+    <w:p>
+      <w:r>
+        <w:t>1.3 Union Types &amp; Intersection Types (PHP 8.0+)</w:t>
+      </w:r>
+    </w:p>
+    <w:p>
+      <w:r>
+        <w:t xml:space="preserve">// </w:t>
+      </w:r>
+      <w:r>
+        <w:rPr>
+          <w:rFonts w:ascii="Segoe UI Emoji" w:hAnsi="Segoe UI Emoji" w:cs="Segoe UI Emoji"/>
+        </w:rPr>
+        <w:t>✅</w:t>
+      </w:r>
+      <w:r>
+        <w:t xml:space="preserve"> R</w:t>
+      </w:r>
+      <w:r>
+        <w:rPr>
+          <w:rFonts w:ascii="Aptos" w:hAnsi="Aptos" w:cs="Aptos"/>
+        </w:rPr>
+        <w:t>é</w:t>
+      </w:r>
+      <w:r>
+        <w:t>introduire les union types maintenant</w:t>
+      </w:r>
+    </w:p>
+    <w:p>
+      <w:proofErr w:type="gramStart"/>
+      <w:r>
+        <w:t>public</w:t>
+      </w:r>
+      <w:proofErr w:type="gramEnd"/>
+      <w:r>
+        <w:t xml:space="preserve"> </w:t>
+      </w:r>
+      <w:proofErr w:type="spellStart"/>
+      <w:r>
+        <w:t>function</w:t>
+      </w:r>
+      <w:proofErr w:type="spellEnd"/>
+      <w:r>
+        <w:t xml:space="preserve"> </w:t>
+      </w:r>
+      <w:proofErr w:type="spellStart"/>
+      <w:proofErr w:type="gramStart"/>
+      <w:r>
+        <w:t>listen</w:t>
+      </w:r>
+      <w:proofErr w:type="spellEnd"/>
+      <w:r>
+        <w:t>(</w:t>
+      </w:r>
+      <w:proofErr w:type="gramEnd"/>
+      <w:r>
+        <w:t>string $</w:t>
+      </w:r>
+      <w:proofErr w:type="spellStart"/>
+      <w:r>
+        <w:t>event</w:t>
+      </w:r>
+      <w:proofErr w:type="spellEnd"/>
+      <w:r>
+        <w:t xml:space="preserve">, </w:t>
+      </w:r>
+      <w:proofErr w:type="spellStart"/>
+      <w:r>
+        <w:t>string|callable</w:t>
+      </w:r>
+      <w:proofErr w:type="spellEnd"/>
+      <w:r>
+        <w:t xml:space="preserve"> $</w:t>
+      </w:r>
+      <w:proofErr w:type="spellStart"/>
+      <w:r>
+        <w:t>listener</w:t>
+      </w:r>
+      <w:proofErr w:type="spellEnd"/>
+      <w:proofErr w:type="gramStart"/>
+      <w:r>
+        <w:t>):</w:t>
+      </w:r>
+      <w:proofErr w:type="gramEnd"/>
+      <w:r>
+        <w:t xml:space="preserve"> </w:t>
+      </w:r>
+      <w:proofErr w:type="spellStart"/>
+      <w:r>
+        <w:t>void</w:t>
+      </w:r>
+      <w:proofErr w:type="spellEnd"/>
+    </w:p>
+    <w:p>
+      <w:proofErr w:type="gramStart"/>
+      <w:r>
+        <w:rPr>
+          <w:b/>
+          <w:bCs/>
+        </w:rPr>
+        <w:t>Note</w:t>
+      </w:r>
+      <w:r>
+        <w:t>:</w:t>
+      </w:r>
+      <w:proofErr w:type="gramEnd"/>
+      <w:r>
+        <w:t xml:space="preserve"> Nous avions enlevé ces types pour PHP 7.x, maintenant nous pouvons les réintroduire !</w:t>
+      </w:r>
+    </w:p>
+    <w:p>
+      <w:r>
+        <w:pict w14:anchorId="3F59C596">
+          <v:rect id="_x0000_i1026" style="width:437.75pt;height:.75pt" o:hrpct="0" o:hralign="center" o:hrstd="t" o:hrnoshade="t" o:hr="t" fillcolor="#ccc" stroked="f"/>
+        </w:pict>
+      </w:r>
+    </w:p>
+    <w:p>
+      <w:pPr>
+        <w:rPr>
+          <w:b/>
+          <w:bCs/>
+        </w:rPr>
+      </w:pPr>
+      <w:r>
+        <w:rPr>
+          <w:b/>
+          <w:bCs/>
+        </w:rPr>
+        <w:t xml:space="preserve">Phase </w:t>
+      </w:r>
+      <w:proofErr w:type="gramStart"/>
+      <w:r>
+        <w:rPr>
+          <w:b/>
+          <w:bCs/>
+        </w:rPr>
+        <w:t>2:</w:t>
+      </w:r>
+      <w:proofErr w:type="gramEnd"/>
+      <w:r>
+        <w:rPr>
+          <w:b/>
+          <w:bCs/>
+        </w:rPr>
+        <w:t xml:space="preserve"> Sécurité des Entrées/Sorties</w:t>
+      </w:r>
+    </w:p>
+    <w:p>
+      <w:r>
+        <w:t xml:space="preserve">2.1 Validation &amp; </w:t>
+      </w:r>
+      <w:proofErr w:type="spellStart"/>
+      <w:r>
+        <w:t>Sanitization</w:t>
+      </w:r>
+      <w:proofErr w:type="spellEnd"/>
+    </w:p>
+    <w:p>
+      <w:r>
+        <w:t>WARNING</w:t>
+      </w:r>
+    </w:p>
+    <w:p>
+      <w:r>
+        <w:t xml:space="preserve">Risques </w:t>
+      </w:r>
+      <w:proofErr w:type="gramStart"/>
+      <w:r>
+        <w:t>actuels:</w:t>
+      </w:r>
+      <w:proofErr w:type="gramEnd"/>
+      <w:r>
+        <w:t xml:space="preserve"> SQL Injection, XSS, Path </w:t>
+      </w:r>
+      <w:proofErr w:type="spellStart"/>
+      <w:r>
+        <w:t>Traversal</w:t>
+      </w:r>
+      <w:proofErr w:type="spellEnd"/>
+    </w:p>
+    <w:p>
+      <w:proofErr w:type="gramStart"/>
+      <w:r>
+        <w:rPr>
+          <w:b/>
+          <w:bCs/>
+        </w:rPr>
+        <w:t>Actions</w:t>
+      </w:r>
+      <w:r>
+        <w:t>:</w:t>
+      </w:r>
+      <w:proofErr w:type="gramEnd"/>
+    </w:p>
+    <w:p>
+      <w:pPr>
+        <w:numPr>
+          <w:ilvl w:val="0"/>
+          <w:numId w:val="4"/>
+        </w:numPr>
+      </w:pPr>
+      <w:r>
+        <w:t> Créer </w:t>
+      </w:r>
+      <w:proofErr w:type="spellStart"/>
+      <w:r>
+        <w:t>Core</w:t>
+      </w:r>
+      <w:proofErr w:type="spellEnd"/>
+      <w:r>
+        <w:t>/Security/</w:t>
+      </w:r>
+      <w:proofErr w:type="spellStart"/>
+      <w:r>
+        <w:t>InputValidator.php</w:t>
+      </w:r>
+      <w:proofErr w:type="spellEnd"/>
+    </w:p>
+    <w:p>
+      <w:pPr>
+        <w:numPr>
+          <w:ilvl w:val="0"/>
+          <w:numId w:val="4"/>
+        </w:numPr>
+      </w:pPr>
+      <w:r>
+        <w:t> Implémenter validation stricte des types</w:t>
+      </w:r>
+    </w:p>
+    <w:p>
+      <w:pPr>
+        <w:numPr>
+          <w:ilvl w:val="0"/>
+          <w:numId w:val="4"/>
+        </w:numPr>
+      </w:pPr>
+      <w:r>
+        <w:t xml:space="preserve"> Ajouter </w:t>
+      </w:r>
+      <w:proofErr w:type="spellStart"/>
+      <w:r>
+        <w:t>sanitization</w:t>
+      </w:r>
+      <w:proofErr w:type="spellEnd"/>
+      <w:r>
+        <w:t xml:space="preserve"> automatique</w:t>
+      </w:r>
+    </w:p>
+    <w:p>
+      <w:pPr>
+        <w:numPr>
+          <w:ilvl w:val="0"/>
+          <w:numId w:val="4"/>
+        </w:numPr>
+      </w:pPr>
+      <w:r>
+        <w:t xml:space="preserve"> Utiliser </w:t>
+      </w:r>
+      <w:proofErr w:type="spellStart"/>
+      <w:r>
+        <w:t>prepared</w:t>
+      </w:r>
+      <w:proofErr w:type="spellEnd"/>
+      <w:r>
+        <w:t xml:space="preserve"> </w:t>
+      </w:r>
+      <w:proofErr w:type="spellStart"/>
+      <w:r>
+        <w:t>statements</w:t>
+      </w:r>
+      <w:proofErr w:type="spellEnd"/>
+      <w:r>
+        <w:t xml:space="preserve"> partout (déjà fait </w:t>
+      </w:r>
+      <w:r>
+        <w:rPr>
+          <w:rFonts w:ascii="Segoe UI Emoji" w:hAnsi="Segoe UI Emoji" w:cs="Segoe UI Emoji"/>
+        </w:rPr>
+        <w:t>✅</w:t>
+      </w:r>
+      <w:r>
+        <w:t>)</w:t>
+      </w:r>
+    </w:p>
+    <w:p>
+      <w:r>
+        <w:t xml:space="preserve">2.2 Output </w:t>
+      </w:r>
+      <w:proofErr w:type="spellStart"/>
+      <w:r>
+        <w:t>Encoding</w:t>
+      </w:r>
+      <w:proofErr w:type="spellEnd"/>
+    </w:p>
+    <w:p>
+      <w:pPr>
+        <w:numPr>
+          <w:ilvl w:val="0"/>
+          <w:numId w:val="5"/>
+        </w:numPr>
+      </w:pPr>
+      <w:r>
+        <w:t> Créer helper </w:t>
+      </w:r>
+    </w:p>
+    <w:p>
+      <w:proofErr w:type="gramStart"/>
+      <w:r>
+        <w:t>e(</w:t>
+      </w:r>
+      <w:proofErr w:type="gramEnd"/>
+      <w:r>
+        <w:t>) pour échapper HTML</w:t>
+      </w:r>
+    </w:p>
+    <w:p>
+      <w:pPr>
+        <w:numPr>
+          <w:ilvl w:val="0"/>
+          <w:numId w:val="5"/>
+        </w:numPr>
+      </w:pPr>
+      <w:r>
+        <w:t> Créer helper </w:t>
+      </w:r>
+      <w:proofErr w:type="spellStart"/>
+      <w:r>
+        <w:t>json_</w:t>
+      </w:r>
+      <w:proofErr w:type="gramStart"/>
+      <w:r>
+        <w:t>safe</w:t>
+      </w:r>
+      <w:proofErr w:type="spellEnd"/>
+      <w:r>
+        <w:t>(</w:t>
+      </w:r>
+      <w:proofErr w:type="gramEnd"/>
+      <w:r>
+        <w:t>) pour JSON</w:t>
+      </w:r>
+    </w:p>
+    <w:p>
+      <w:pPr>
+        <w:numPr>
+          <w:ilvl w:val="0"/>
+          <w:numId w:val="5"/>
+        </w:numPr>
+      </w:pPr>
+      <w:r>
+        <w:t> Encoder toutes les sorties dans les vues</w:t>
+      </w:r>
+    </w:p>
+    <w:p>
+      <w:r>
+        <w:t xml:space="preserve">2.3 File </w:t>
+      </w:r>
+      <w:proofErr w:type="spellStart"/>
+      <w:r>
+        <w:t>Upload</w:t>
+      </w:r>
+      <w:proofErr w:type="spellEnd"/>
+      <w:r>
+        <w:t xml:space="preserve"> Security</w:t>
+      </w:r>
+    </w:p>
+    <w:p>
+      <w:proofErr w:type="gramStart"/>
+      <w:r>
+        <w:rPr>
+          <w:b/>
+          <w:bCs/>
+        </w:rPr>
         <w:lastRenderedPageBreak/>
         <w:t>Fichier</w:t>
       </w:r>
       <w:r>
-        <w:t>: Core/Files/FileManager.php</w:t>
-      </w:r>
+        <w:t>:</w:t>
+      </w:r>
+      <w:proofErr w:type="gramEnd"/>
+      <w:r>
+        <w:t> </w:t>
+      </w:r>
+      <w:proofErr w:type="spellStart"/>
+      <w:r>
+        <w:t>Core</w:t>
+      </w:r>
+      <w:proofErr w:type="spellEnd"/>
+      <w:r>
+        <w:t>/Files/</w:t>
+      </w:r>
+      <w:proofErr w:type="spellStart"/>
+      <w:r>
+        <w:t>FileManager.php</w:t>
+      </w:r>
+      <w:proofErr w:type="spellEnd"/>
     </w:p>
     <w:p>
       <w:pPr>
@@ -620,8 +1062,13 @@
         </w:numPr>
       </w:pPr>
       <w:r>
-        <w:t> Stockage hors webroot</w:t>
-      </w:r>
+        <w:t xml:space="preserve"> Stockage hors </w:t>
+      </w:r>
+      <w:proofErr w:type="spellStart"/>
+      <w:r>
+        <w:t>webroot</w:t>
+      </w:r>
+      <w:proofErr w:type="spellEnd"/>
     </w:p>
     <w:p>
       <w:pPr>
@@ -640,6 +1087,7 @@
       </w:r>
     </w:p>
     <w:p>
+      <w:proofErr w:type="gramStart"/>
       <w:r>
         <w:rPr>
           <w:b/>
@@ -648,13 +1096,27 @@
         <w:t>Fichier</w:t>
       </w:r>
       <w:r>
-        <w:t>: </w:t>
-      </w:r>
-    </w:p>
-    <w:p>
-      <w:r>
-        <w:t>Core/Security/CSRF.php</w:t>
-      </w:r>
+        <w:t>:</w:t>
+      </w:r>
+      <w:proofErr w:type="gramEnd"/>
+      <w:r>
+        <w:t> </w:t>
+      </w:r>
+    </w:p>
+    <w:p>
+      <w:proofErr w:type="spellStart"/>
+      <w:r>
+        <w:t>Core</w:t>
+      </w:r>
+      <w:proofErr w:type="spellEnd"/>
+      <w:r>
+        <w:t>/Security/</w:t>
+      </w:r>
+      <w:proofErr w:type="spellStart"/>
+      <w:r>
+        <w:t>CSRF.php</w:t>
+      </w:r>
+      <w:proofErr w:type="spellEnd"/>
     </w:p>
     <w:p>
       <w:pPr>
@@ -675,7 +1137,15 @@
         </w:numPr>
       </w:pPr>
       <w:r>
-        <w:t> Ajouter protection SameSite cookies</w:t>
+        <w:t xml:space="preserve"> Ajouter protection </w:t>
+      </w:r>
+      <w:proofErr w:type="spellStart"/>
+      <w:r>
+        <w:t>SameSite</w:t>
+      </w:r>
+      <w:proofErr w:type="spellEnd"/>
+      <w:r>
+        <w:t xml:space="preserve"> cookies</w:t>
       </w:r>
     </w:p>
     <w:p>
@@ -686,13 +1156,21 @@
         </w:numPr>
       </w:pPr>
       <w:r>
-        <w:t> Implémenter token rotation</w:t>
+        <w:t xml:space="preserve"> Implémenter </w:t>
+      </w:r>
+      <w:proofErr w:type="spellStart"/>
+      <w:r>
+        <w:t>token</w:t>
+      </w:r>
+      <w:proofErr w:type="spellEnd"/>
+      <w:r>
+        <w:t xml:space="preserve"> rotation</w:t>
       </w:r>
     </w:p>
     <w:p>
       <w:r>
         <w:pict w14:anchorId="71FDDC43">
-          <v:rect id="_x0000_i1081" style="width:437.75pt;height:.75pt" o:hrpct="0" o:hralign="center" o:hrstd="t" o:hrnoshade="t" o:hr="t" fillcolor="#ccc" stroked="f"/>
+          <v:rect id="_x0000_i1027" style="width:437.75pt;height:.75pt" o:hrpct="0" o:hralign="center" o:hrstd="t" o:hrnoshade="t" o:hr="t" fillcolor="#ccc" stroked="f"/>
         </w:pict>
       </w:r>
     </w:p>
@@ -708,69 +1186,250 @@
           <w:b/>
           <w:bCs/>
         </w:rPr>
-        <w:t>Phase 3: Modernisation PHP 8.3/8.4</w:t>
-      </w:r>
-    </w:p>
-    <w:p>
-      <w:r>
-        <w:t>3.1 Enums (PHP 8.1+)</w:t>
-      </w:r>
-    </w:p>
-    <w:p>
-      <w:r>
-        <w:t xml:space="preserve">// </w:t>
-      </w:r>
-      <w:r>
-        <w:rPr>
-          <w:rFonts w:ascii="Segoe UI Emoji" w:hAnsi="Segoe UI Emoji" w:cs="Segoe UI Emoji"/>
-        </w:rPr>
-        <w:t>✅</w:t>
-      </w:r>
-      <w:r>
-        <w:t xml:space="preserve"> Utiliser enums pour constantes</w:t>
-      </w:r>
-    </w:p>
-    <w:p>
-      <w:r>
-        <w:t>enum BackupStatus: string {</w:t>
-      </w:r>
-    </w:p>
-    <w:p>
-      <w:r>
-        <w:t xml:space="preserve">    case Pending = 'pending';</w:t>
-      </w:r>
-    </w:p>
-    <w:p>
-      <w:r>
-        <w:t xml:space="preserve">    case Processing = 'processing';</w:t>
-      </w:r>
-    </w:p>
-    <w:p>
-      <w:r>
-        <w:t xml:space="preserve">    case Completed = 'completed';</w:t>
-      </w:r>
-    </w:p>
-    <w:p>
-      <w:r>
-        <w:t xml:space="preserve">    case Failed = 'failed';</w:t>
-      </w:r>
-    </w:p>
-    <w:p>
-      <w:r>
-        <w:t>}</w:t>
-      </w:r>
-    </w:p>
-    <w:p>
+        <w:t xml:space="preserve">Phase </w:t>
+      </w:r>
+      <w:proofErr w:type="gramStart"/>
       <w:r>
         <w:rPr>
           <w:b/>
           <w:bCs/>
         </w:rPr>
-        <w:t>Créer enums pour</w:t>
-      </w:r>
+        <w:t>3:</w:t>
+      </w:r>
+      <w:proofErr w:type="gramEnd"/>
+      <w:r>
+        <w:rPr>
+          <w:b/>
+          <w:bCs/>
+        </w:rPr>
+        <w:t xml:space="preserve"> Modernisation PHP 8.3/8.4</w:t>
+      </w:r>
+    </w:p>
+    <w:p>
+      <w:r>
+        <w:t xml:space="preserve">3.1 </w:t>
+      </w:r>
+      <w:proofErr w:type="spellStart"/>
+      <w:r>
+        <w:t>Enums</w:t>
+      </w:r>
+      <w:proofErr w:type="spellEnd"/>
+      <w:r>
+        <w:t xml:space="preserve"> (PHP 8.1+)</w:t>
+      </w:r>
+    </w:p>
+    <w:p>
+      <w:r>
+        <w:t xml:space="preserve">// </w:t>
+      </w:r>
+      <w:r>
+        <w:rPr>
+          <w:rFonts w:ascii="Segoe UI Emoji" w:hAnsi="Segoe UI Emoji" w:cs="Segoe UI Emoji"/>
+        </w:rPr>
+        <w:t>✅</w:t>
+      </w:r>
+      <w:r>
+        <w:t xml:space="preserve"> Utiliser </w:t>
+      </w:r>
+      <w:proofErr w:type="spellStart"/>
+      <w:r>
+        <w:t>enums</w:t>
+      </w:r>
+      <w:proofErr w:type="spellEnd"/>
+      <w:r>
+        <w:t xml:space="preserve"> pour constantes</w:t>
+      </w:r>
+    </w:p>
+    <w:p>
+      <w:proofErr w:type="spellStart"/>
+      <w:proofErr w:type="gramStart"/>
+      <w:r>
+        <w:t>enum</w:t>
+      </w:r>
+      <w:proofErr w:type="spellEnd"/>
+      <w:proofErr w:type="gramEnd"/>
+      <w:r>
+        <w:t xml:space="preserve"> </w:t>
+      </w:r>
+      <w:proofErr w:type="spellStart"/>
+      <w:proofErr w:type="gramStart"/>
+      <w:r>
+        <w:t>BackupStatus</w:t>
+      </w:r>
+      <w:proofErr w:type="spellEnd"/>
       <w:r>
         <w:t>:</w:t>
       </w:r>
+      <w:proofErr w:type="gramEnd"/>
+      <w:r>
+        <w:t xml:space="preserve"> string {</w:t>
+      </w:r>
+    </w:p>
+    <w:p>
+      <w:r>
+        <w:t xml:space="preserve">    </w:t>
+      </w:r>
+      <w:proofErr w:type="gramStart"/>
+      <w:r>
+        <w:t>case</w:t>
+      </w:r>
+      <w:proofErr w:type="gramEnd"/>
+      <w:r>
+        <w:t xml:space="preserve"> </w:t>
+      </w:r>
+      <w:proofErr w:type="spellStart"/>
+      <w:r>
+        <w:t>Pending</w:t>
+      </w:r>
+      <w:proofErr w:type="spellEnd"/>
+      <w:r>
+        <w:t xml:space="preserve"> = '</w:t>
+      </w:r>
+      <w:proofErr w:type="spellStart"/>
+      <w:r>
+        <w:t>pending</w:t>
+      </w:r>
+      <w:proofErr w:type="spellEnd"/>
+      <w:proofErr w:type="gramStart"/>
+      <w:r>
+        <w:t>';</w:t>
+      </w:r>
+      <w:proofErr w:type="gramEnd"/>
+    </w:p>
+    <w:p>
+      <w:r>
+        <w:t xml:space="preserve">    </w:t>
+      </w:r>
+      <w:proofErr w:type="gramStart"/>
+      <w:r>
+        <w:t>case</w:t>
+      </w:r>
+      <w:proofErr w:type="gramEnd"/>
+      <w:r>
+        <w:t xml:space="preserve"> </w:t>
+      </w:r>
+      <w:proofErr w:type="spellStart"/>
+      <w:r>
+        <w:t>Processing</w:t>
+      </w:r>
+      <w:proofErr w:type="spellEnd"/>
+      <w:r>
+        <w:t xml:space="preserve"> = '</w:t>
+      </w:r>
+      <w:proofErr w:type="spellStart"/>
+      <w:r>
+        <w:t>processing</w:t>
+      </w:r>
+      <w:proofErr w:type="spellEnd"/>
+      <w:proofErr w:type="gramStart"/>
+      <w:r>
+        <w:t>';</w:t>
+      </w:r>
+      <w:proofErr w:type="gramEnd"/>
+    </w:p>
+    <w:p>
+      <w:r>
+        <w:t xml:space="preserve">    </w:t>
+      </w:r>
+      <w:proofErr w:type="gramStart"/>
+      <w:r>
+        <w:t>case</w:t>
+      </w:r>
+      <w:proofErr w:type="gramEnd"/>
+      <w:r>
+        <w:t xml:space="preserve"> </w:t>
+      </w:r>
+      <w:proofErr w:type="spellStart"/>
+      <w:r>
+        <w:t>Completed</w:t>
+      </w:r>
+      <w:proofErr w:type="spellEnd"/>
+      <w:r>
+        <w:t xml:space="preserve"> = '</w:t>
+      </w:r>
+      <w:proofErr w:type="spellStart"/>
+      <w:r>
+        <w:t>completed</w:t>
+      </w:r>
+      <w:proofErr w:type="spellEnd"/>
+      <w:proofErr w:type="gramStart"/>
+      <w:r>
+        <w:t>';</w:t>
+      </w:r>
+      <w:proofErr w:type="gramEnd"/>
+    </w:p>
+    <w:p>
+      <w:r>
+        <w:t xml:space="preserve">    </w:t>
+      </w:r>
+      <w:proofErr w:type="gramStart"/>
+      <w:r>
+        <w:t>case</w:t>
+      </w:r>
+      <w:proofErr w:type="gramEnd"/>
+      <w:r>
+        <w:t xml:space="preserve"> </w:t>
+      </w:r>
+      <w:proofErr w:type="spellStart"/>
+      <w:r>
+        <w:t>Failed</w:t>
+      </w:r>
+      <w:proofErr w:type="spellEnd"/>
+      <w:r>
+        <w:t xml:space="preserve"> = '</w:t>
+      </w:r>
+      <w:proofErr w:type="spellStart"/>
+      <w:r>
+        <w:t>failed</w:t>
+      </w:r>
+      <w:proofErr w:type="spellEnd"/>
+      <w:proofErr w:type="gramStart"/>
+      <w:r>
+        <w:t>';</w:t>
+      </w:r>
+      <w:proofErr w:type="gramEnd"/>
+    </w:p>
+    <w:p>
+      <w:r>
+        <w:t>}</w:t>
+      </w:r>
+    </w:p>
+    <w:p>
+      <w:r>
+        <w:rPr>
+          <w:b/>
+          <w:bCs/>
+        </w:rPr>
+        <w:t xml:space="preserve">Créer </w:t>
+      </w:r>
+      <w:proofErr w:type="spellStart"/>
+      <w:r>
+        <w:rPr>
+          <w:b/>
+          <w:bCs/>
+        </w:rPr>
+        <w:t>enums</w:t>
+      </w:r>
+      <w:proofErr w:type="spellEnd"/>
+      <w:r>
+        <w:rPr>
+          <w:b/>
+          <w:bCs/>
+        </w:rPr>
+        <w:t xml:space="preserve"> </w:t>
+      </w:r>
+      <w:proofErr w:type="gramStart"/>
+      <w:r>
+        <w:rPr>
+          <w:b/>
+          <w:bCs/>
+        </w:rPr>
+        <w:t>pour</w:t>
+      </w:r>
+      <w:r>
+        <w:t>:</w:t>
+      </w:r>
+      <w:proofErr w:type="gramEnd"/>
     </w:p>
     <w:p>
       <w:pPr>
@@ -780,8 +1439,37 @@
         </w:numPr>
       </w:pPr>
       <w:r>
-        <w:t> Core/Database/Enums/ConnectionType.php</w:t>
-      </w:r>
+        <w:t> </w:t>
+      </w:r>
+      <w:proofErr w:type="spellStart"/>
+      <w:r>
+        <w:t>Core</w:t>
+      </w:r>
+      <w:proofErr w:type="spellEnd"/>
+      <w:r>
+        <w:t>/</w:t>
+      </w:r>
+      <w:proofErr w:type="spellStart"/>
+      <w:r>
+        <w:t>Database</w:t>
+      </w:r>
+      <w:proofErr w:type="spellEnd"/>
+      <w:r>
+        <w:t>/</w:t>
+      </w:r>
+      <w:proofErr w:type="spellStart"/>
+      <w:r>
+        <w:t>Enums</w:t>
+      </w:r>
+      <w:proofErr w:type="spellEnd"/>
+      <w:r>
+        <w:t>/</w:t>
+      </w:r>
+      <w:proofErr w:type="spellStart"/>
+      <w:r>
+        <w:t>ConnectionType.php</w:t>
+      </w:r>
+      <w:proofErr w:type="spellEnd"/>
     </w:p>
     <w:p>
       <w:pPr>
@@ -791,8 +1479,21 @@
         </w:numPr>
       </w:pPr>
       <w:r>
-        <w:t> Modules/Backup/Enums/BackupStatus.php</w:t>
-      </w:r>
+        <w:t> Modules/Backup/</w:t>
+      </w:r>
+      <w:proofErr w:type="spellStart"/>
+      <w:r>
+        <w:t>Enums</w:t>
+      </w:r>
+      <w:proofErr w:type="spellEnd"/>
+      <w:r>
+        <w:t>/</w:t>
+      </w:r>
+      <w:proofErr w:type="spellStart"/>
+      <w:r>
+        <w:t>BackupStatus.php</w:t>
+      </w:r>
+      <w:proofErr w:type="spellEnd"/>
     </w:p>
     <w:p>
       <w:pPr>
@@ -802,8 +1503,21 @@
         </w:numPr>
       </w:pPr>
       <w:r>
-        <w:t> Modules/Backup/Enums/BackupType.php</w:t>
-      </w:r>
+        <w:t> Modules/Backup/</w:t>
+      </w:r>
+      <w:proofErr w:type="spellStart"/>
+      <w:r>
+        <w:t>Enums</w:t>
+      </w:r>
+      <w:proofErr w:type="spellEnd"/>
+      <w:r>
+        <w:t>/</w:t>
+      </w:r>
+      <w:proofErr w:type="spellStart"/>
+      <w:r>
+        <w:t>BackupType.php</w:t>
+      </w:r>
+      <w:proofErr w:type="spellEnd"/>
     </w:p>
     <w:p>
       <w:pPr>
@@ -813,8 +1527,21 @@
         </w:numPr>
       </w:pPr>
       <w:r>
-        <w:t> Modules/Notifications/Enums/NotificationChannel.php</w:t>
-      </w:r>
+        <w:t> Modules/Notifications/</w:t>
+      </w:r>
+      <w:proofErr w:type="spellStart"/>
+      <w:r>
+        <w:t>Enums</w:t>
+      </w:r>
+      <w:proofErr w:type="spellEnd"/>
+      <w:r>
+        <w:t>/</w:t>
+      </w:r>
+      <w:proofErr w:type="spellStart"/>
+      <w:r>
+        <w:t>NotificationChannel.php</w:t>
+      </w:r>
+      <w:proofErr w:type="spellEnd"/>
     </w:p>
     <w:p>
       <w:r>
@@ -837,29 +1564,106 @@
       </w:r>
     </w:p>
     <w:p>
-      <w:r>
-        <w:t>switch ($type) {</w:t>
-      </w:r>
-    </w:p>
-    <w:p>
-      <w:r>
-        <w:t xml:space="preserve">    case 'mysql':</w:t>
-      </w:r>
-    </w:p>
-    <w:p>
-      <w:r>
-        <w:t xml:space="preserve">        return MySQLDriver::class;</w:t>
-      </w:r>
-    </w:p>
-    <w:p>
-      <w:r>
-        <w:t xml:space="preserve">    case 'sqlite':</w:t>
-      </w:r>
-    </w:p>
-    <w:p>
-      <w:r>
-        <w:t xml:space="preserve">        return SQLiteDriver::class;</w:t>
-      </w:r>
+      <w:proofErr w:type="gramStart"/>
+      <w:r>
+        <w:t>switch</w:t>
+      </w:r>
+      <w:proofErr w:type="gramEnd"/>
+      <w:r>
+        <w:t xml:space="preserve"> ($type) {</w:t>
+      </w:r>
+    </w:p>
+    <w:p>
+      <w:r>
+        <w:t xml:space="preserve">    </w:t>
+      </w:r>
+      <w:proofErr w:type="gramStart"/>
+      <w:r>
+        <w:t>case</w:t>
+      </w:r>
+      <w:proofErr w:type="gramEnd"/>
+      <w:r>
+        <w:t xml:space="preserve"> '</w:t>
+      </w:r>
+      <w:proofErr w:type="spellStart"/>
+      <w:r>
+        <w:t>mysql</w:t>
+      </w:r>
+      <w:proofErr w:type="spellEnd"/>
+      <w:proofErr w:type="gramStart"/>
+      <w:r>
+        <w:t>':</w:t>
+      </w:r>
+      <w:proofErr w:type="gramEnd"/>
+    </w:p>
+    <w:p>
+      <w:r>
+        <w:t xml:space="preserve">        </w:t>
+      </w:r>
+      <w:proofErr w:type="gramStart"/>
+      <w:r>
+        <w:t>return</w:t>
+      </w:r>
+      <w:proofErr w:type="gramEnd"/>
+      <w:r>
+        <w:t xml:space="preserve"> </w:t>
+      </w:r>
+      <w:proofErr w:type="spellStart"/>
+      <w:proofErr w:type="gramStart"/>
+      <w:r>
+        <w:t>MySQLDriver</w:t>
+      </w:r>
+      <w:proofErr w:type="spellEnd"/>
+      <w:r>
+        <w:t>::class;</w:t>
+      </w:r>
+      <w:proofErr w:type="gramEnd"/>
+    </w:p>
+    <w:p>
+      <w:r>
+        <w:t xml:space="preserve">    </w:t>
+      </w:r>
+      <w:proofErr w:type="gramStart"/>
+      <w:r>
+        <w:t>case</w:t>
+      </w:r>
+      <w:proofErr w:type="gramEnd"/>
+      <w:r>
+        <w:t xml:space="preserve"> '</w:t>
+      </w:r>
+      <w:proofErr w:type="spellStart"/>
+      <w:r>
+        <w:t>sqlite</w:t>
+      </w:r>
+      <w:proofErr w:type="spellEnd"/>
+      <w:proofErr w:type="gramStart"/>
+      <w:r>
+        <w:t>':</w:t>
+      </w:r>
+      <w:proofErr w:type="gramEnd"/>
+    </w:p>
+    <w:p>
+      <w:r>
+        <w:t xml:space="preserve">        </w:t>
+      </w:r>
+      <w:proofErr w:type="gramStart"/>
+      <w:r>
+        <w:t>return</w:t>
+      </w:r>
+      <w:proofErr w:type="gramEnd"/>
+      <w:r>
+        <w:t xml:space="preserve"> </w:t>
+      </w:r>
+      <w:proofErr w:type="spellStart"/>
+      <w:proofErr w:type="gramStart"/>
+      <w:r>
+        <w:t>SQLiteDriver</w:t>
+      </w:r>
+      <w:proofErr w:type="spellEnd"/>
+      <w:r>
+        <w:t>::class;</w:t>
+      </w:r>
+      <w:proofErr w:type="gramEnd"/>
     </w:p>
     <w:p>
       <w:r>
@@ -881,23 +1685,99 @@
       </w:r>
     </w:p>
     <w:p>
-      <w:r>
-        <w:t>return match($type) {</w:t>
-      </w:r>
-    </w:p>
-    <w:p>
-      <w:r>
-        <w:t xml:space="preserve">    'mysql' =&gt; MySQLDriver::class,</w:t>
-      </w:r>
-    </w:p>
-    <w:p>
-      <w:r>
-        <w:t xml:space="preserve">    'sqlite' =&gt; SQLiteDriver::class,</w:t>
-      </w:r>
-    </w:p>
-    <w:p>
-      <w:r>
-        <w:t xml:space="preserve">    default =&gt; throw new InvalidArgumentException()</w:t>
+      <w:proofErr w:type="gramStart"/>
+      <w:r>
+        <w:t>return</w:t>
+      </w:r>
+      <w:proofErr w:type="gramEnd"/>
+      <w:r>
+        <w:t xml:space="preserve"> match($type) {</w:t>
+      </w:r>
+    </w:p>
+    <w:p>
+      <w:r>
+        <w:t xml:space="preserve">    '</w:t>
+      </w:r>
+      <w:proofErr w:type="spellStart"/>
+      <w:r>
+        <w:t>mysql</w:t>
+      </w:r>
+      <w:proofErr w:type="spellEnd"/>
+      <w:r>
+        <w:t xml:space="preserve">' =&gt; </w:t>
+      </w:r>
+      <w:proofErr w:type="spellStart"/>
+      <w:proofErr w:type="gramStart"/>
+      <w:r>
+        <w:t>MySQLDriver</w:t>
+      </w:r>
+      <w:proofErr w:type="spellEnd"/>
+      <w:r>
+        <w:t>::</w:t>
+      </w:r>
+      <w:proofErr w:type="gramEnd"/>
+      <w:r>
+        <w:t>class,</w:t>
+      </w:r>
+    </w:p>
+    <w:p>
+      <w:r>
+        <w:t xml:space="preserve">    '</w:t>
+      </w:r>
+      <w:proofErr w:type="spellStart"/>
+      <w:r>
+        <w:t>sqlite</w:t>
+      </w:r>
+      <w:proofErr w:type="spellEnd"/>
+      <w:r>
+        <w:t xml:space="preserve">' =&gt; </w:t>
+      </w:r>
+      <w:proofErr w:type="spellStart"/>
+      <w:proofErr w:type="gramStart"/>
+      <w:r>
+        <w:t>SQLiteDriver</w:t>
+      </w:r>
+      <w:proofErr w:type="spellEnd"/>
+      <w:r>
+        <w:t>::</w:t>
+      </w:r>
+      <w:proofErr w:type="gramEnd"/>
+      <w:r>
+        <w:t>class,</w:t>
+      </w:r>
+    </w:p>
+    <w:p>
+      <w:r>
+        <w:t xml:space="preserve">    </w:t>
+      </w:r>
+      <w:proofErr w:type="gramStart"/>
+      <w:r>
+        <w:t>default</w:t>
+      </w:r>
+      <w:proofErr w:type="gramEnd"/>
+      <w:r>
+        <w:t xml:space="preserve"> =&gt; </w:t>
+      </w:r>
+      <w:proofErr w:type="spellStart"/>
+      <w:r>
+        <w:t>throw</w:t>
+      </w:r>
+      <w:proofErr w:type="spellEnd"/>
+      <w:r>
+        <w:t xml:space="preserve"> new </w:t>
+      </w:r>
+      <w:proofErr w:type="spellStart"/>
+      <w:proofErr w:type="gramStart"/>
+      <w:r>
+        <w:t>InvalidArgumentException</w:t>
+      </w:r>
+      <w:proofErr w:type="spellEnd"/>
+      <w:r>
+        <w:t>(</w:t>
+      </w:r>
+      <w:proofErr w:type="gramEnd"/>
+      <w:r>
+        <w:t>)</w:t>
       </w:r>
     </w:p>
     <w:p>
@@ -907,7 +1787,23 @@
     </w:p>
     <w:p>
       <w:r>
-        <w:t>3.3 Nullsafe Operator (PHP 8.0+)</w:t>
+        <w:t xml:space="preserve">3.3 </w:t>
+      </w:r>
+      <w:proofErr w:type="spellStart"/>
+      <w:r>
+        <w:t>Nullsafe</w:t>
+      </w:r>
+      <w:proofErr w:type="spellEnd"/>
+      <w:r>
+        <w:t xml:space="preserve"> </w:t>
+      </w:r>
+      <w:proofErr w:type="spellStart"/>
+      <w:r>
+        <w:t>Operator</w:t>
+      </w:r>
+      <w:proofErr w:type="spellEnd"/>
+      <w:r>
+        <w:t xml:space="preserve"> (PHP 8.0+)</w:t>
       </w:r>
     </w:p>
     <w:p>
@@ -921,17 +1817,57 @@
         <w:t>✅</w:t>
       </w:r>
       <w:r>
-        <w:t xml:space="preserve"> Utiliser ?-&gt; partout</w:t>
-      </w:r>
-    </w:p>
-    <w:p>
-      <w:r>
-        <w:t>$user?-&gt;profile?-&gt;avatar?-&gt;url</w:t>
-      </w:r>
-    </w:p>
-    <w:p>
-      <w:r>
-        <w:t>3.4 Named Arguments (PHP 8.0+)</w:t>
+        <w:t xml:space="preserve"> Utiliser</w:t>
+      </w:r>
+      <w:proofErr w:type="gramStart"/>
+      <w:r>
+        <w:t xml:space="preserve"> ?-</w:t>
+      </w:r>
+      <w:proofErr w:type="gramEnd"/>
+      <w:r>
+        <w:t>&gt; partout</w:t>
+      </w:r>
+    </w:p>
+    <w:p>
+      <w:r>
+        <w:t>$</w:t>
+      </w:r>
+      <w:proofErr w:type="gramStart"/>
+      <w:r>
+        <w:t>user?-</w:t>
+      </w:r>
+      <w:proofErr w:type="gramEnd"/>
+      <w:r>
+        <w:t>&gt;</w:t>
+      </w:r>
+      <w:proofErr w:type="gramStart"/>
+      <w:r>
+        <w:t>profile?-</w:t>
+      </w:r>
+      <w:proofErr w:type="gramEnd"/>
+      <w:r>
+        <w:t>&gt;</w:t>
+      </w:r>
+      <w:proofErr w:type="gramStart"/>
+      <w:r>
+        <w:t>avatar?-</w:t>
+      </w:r>
+      <w:proofErr w:type="gramEnd"/>
+      <w:r>
+        <w:t>&gt;url</w:t>
+      </w:r>
+    </w:p>
+    <w:p>
+      <w:r>
+        <w:t xml:space="preserve">3.4 </w:t>
+      </w:r>
+      <w:proofErr w:type="spellStart"/>
+      <w:r>
+        <w:t>Named</w:t>
+      </w:r>
+      <w:proofErr w:type="spellEnd"/>
+      <w:r>
+        <w:t xml:space="preserve"> Arguments (PHP 8.0+)</w:t>
       </w:r>
     </w:p>
     <w:p>
@@ -955,23 +1891,91 @@
       </w:r>
     </w:p>
     <w:p>
+      <w:proofErr w:type="gramStart"/>
       <w:r>
         <w:t>Route::post(</w:t>
       </w:r>
-    </w:p>
-    <w:p>
-      <w:r>
-        <w:t xml:space="preserve">    path: '/api/users',</w:t>
-      </w:r>
-    </w:p>
-    <w:p>
-      <w:r>
-        <w:t xml:space="preserve">    handler: [UserController::class, 'store'],</w:t>
-      </w:r>
-    </w:p>
-    <w:p>
-      <w:r>
-        <w:t xml:space="preserve">    middleware: ['auth', 'throttle']</w:t>
+      <w:proofErr w:type="gramEnd"/>
+    </w:p>
+    <w:p>
+      <w:r>
+        <w:t xml:space="preserve">    </w:t>
+      </w:r>
+      <w:proofErr w:type="spellStart"/>
+      <w:proofErr w:type="gramStart"/>
+      <w:r>
+        <w:t>path</w:t>
+      </w:r>
+      <w:proofErr w:type="spellEnd"/>
+      <w:r>
+        <w:t>:</w:t>
+      </w:r>
+      <w:proofErr w:type="gramEnd"/>
+      <w:r>
+        <w:t xml:space="preserve"> '/api/</w:t>
+      </w:r>
+      <w:proofErr w:type="spellStart"/>
+      <w:r>
+        <w:t>users</w:t>
+      </w:r>
+      <w:proofErr w:type="spellEnd"/>
+      <w:r>
+        <w:t>',</w:t>
+      </w:r>
+    </w:p>
+    <w:p>
+      <w:r>
+        <w:t xml:space="preserve">    </w:t>
+      </w:r>
+      <w:proofErr w:type="gramStart"/>
+      <w:r>
+        <w:t>handler:</w:t>
+      </w:r>
+      <w:proofErr w:type="gramEnd"/>
+      <w:r>
+        <w:t xml:space="preserve"> [</w:t>
+      </w:r>
+      <w:proofErr w:type="spellStart"/>
+      <w:proofErr w:type="gramStart"/>
+      <w:r>
+        <w:t>UserController</w:t>
+      </w:r>
+      <w:proofErr w:type="spellEnd"/>
+      <w:r>
+        <w:t>::</w:t>
+      </w:r>
+      <w:proofErr w:type="gramEnd"/>
+      <w:r>
+        <w:t>class, 'store'],</w:t>
+      </w:r>
+    </w:p>
+    <w:p>
+      <w:r>
+        <w:t xml:space="preserve">    </w:t>
+      </w:r>
+      <w:proofErr w:type="gramStart"/>
+      <w:r>
+        <w:t>middleware:</w:t>
+      </w:r>
+      <w:proofErr w:type="gramEnd"/>
+      <w:r>
+        <w:t xml:space="preserve"> ['</w:t>
+      </w:r>
+      <w:proofErr w:type="spellStart"/>
+      <w:r>
+        <w:t>auth</w:t>
+      </w:r>
+      <w:proofErr w:type="spellEnd"/>
+      <w:r>
+        <w:t>', '</w:t>
+      </w:r>
+      <w:proofErr w:type="spellStart"/>
+      <w:r>
+        <w:t>throttle</w:t>
+      </w:r>
+      <w:proofErr w:type="spellEnd"/>
+      <w:r>
+        <w:t>']</w:t>
       </w:r>
     </w:p>
     <w:p>
@@ -981,7 +1985,23 @@
     </w:p>
     <w:p>
       <w:r>
-        <w:t>3.5 Constructor Property Promotion (PHP 8.0+)</w:t>
+        <w:t xml:space="preserve">3.5 </w:t>
+      </w:r>
+      <w:proofErr w:type="spellStart"/>
+      <w:r>
+        <w:t>Constructor</w:t>
+      </w:r>
+      <w:proofErr w:type="spellEnd"/>
+      <w:r>
+        <w:t xml:space="preserve"> </w:t>
+      </w:r>
+      <w:proofErr w:type="spellStart"/>
+      <w:r>
+        <w:t>Property</w:t>
+      </w:r>
+      <w:proofErr w:type="spellEnd"/>
+      <w:r>
+        <w:t xml:space="preserve"> Promotion (PHP 8.0+)</w:t>
       </w:r>
     </w:p>
     <w:p>
@@ -999,18 +2019,93 @@
       </w:r>
     </w:p>
     <w:p>
-      <w:r>
-        <w:t>public function __construct(</w:t>
-      </w:r>
-    </w:p>
-    <w:p>
-      <w:r>
-        <w:t xml:space="preserve">    private readonly DatabaseConfig $config,</w:t>
-      </w:r>
-    </w:p>
-    <w:p>
-      <w:r>
-        <w:t xml:space="preserve">    private readonly LoggerInterface $logger,</w:t>
+      <w:proofErr w:type="gramStart"/>
+      <w:r>
+        <w:t>public</w:t>
+      </w:r>
+      <w:proofErr w:type="gramEnd"/>
+      <w:r>
+        <w:t xml:space="preserve"> </w:t>
+      </w:r>
+      <w:proofErr w:type="spellStart"/>
+      <w:r>
+        <w:t>function</w:t>
+      </w:r>
+      <w:proofErr w:type="spellEnd"/>
+      <w:r>
+        <w:t xml:space="preserve"> __</w:t>
+      </w:r>
+      <w:proofErr w:type="spellStart"/>
+      <w:proofErr w:type="gramStart"/>
+      <w:r>
+        <w:t>construct</w:t>
+      </w:r>
+      <w:proofErr w:type="spellEnd"/>
+      <w:r>
+        <w:t>(</w:t>
+      </w:r>
+      <w:proofErr w:type="gramEnd"/>
+    </w:p>
+    <w:p>
+      <w:r>
+        <w:t xml:space="preserve">    </w:t>
+      </w:r>
+      <w:proofErr w:type="spellStart"/>
+      <w:proofErr w:type="gramStart"/>
+      <w:r>
+        <w:t>private</w:t>
+      </w:r>
+      <w:proofErr w:type="spellEnd"/>
+      <w:proofErr w:type="gramEnd"/>
+      <w:r>
+        <w:t xml:space="preserve"> </w:t>
+      </w:r>
+      <w:proofErr w:type="spellStart"/>
+      <w:r>
+        <w:t>readonly</w:t>
+      </w:r>
+      <w:proofErr w:type="spellEnd"/>
+      <w:r>
+        <w:t xml:space="preserve"> </w:t>
+      </w:r>
+      <w:proofErr w:type="spellStart"/>
+      <w:r>
+        <w:t>DatabaseConfig</w:t>
+      </w:r>
+      <w:proofErr w:type="spellEnd"/>
+      <w:r>
+        <w:t xml:space="preserve"> $config,</w:t>
+      </w:r>
+    </w:p>
+    <w:p>
+      <w:r>
+        <w:t xml:space="preserve">    </w:t>
+      </w:r>
+      <w:proofErr w:type="spellStart"/>
+      <w:proofErr w:type="gramStart"/>
+      <w:r>
+        <w:t>private</w:t>
+      </w:r>
+      <w:proofErr w:type="spellEnd"/>
+      <w:proofErr w:type="gramEnd"/>
+      <w:r>
+        <w:t xml:space="preserve"> </w:t>
+      </w:r>
+      <w:proofErr w:type="spellStart"/>
+      <w:r>
+        <w:t>readonly</w:t>
+      </w:r>
+      <w:proofErr w:type="spellEnd"/>
+      <w:r>
+        <w:t xml:space="preserve"> </w:t>
+      </w:r>
+      <w:proofErr w:type="spellStart"/>
+      <w:r>
+        <w:t>LoggerInterface</w:t>
+      </w:r>
+      <w:proofErr w:type="spellEnd"/>
+      <w:r>
+        <w:t xml:space="preserve"> $logger,</w:t>
       </w:r>
     </w:p>
     <w:p>
@@ -1021,7 +2116,15 @@
     </w:p>
     <w:p>
       <w:r>
-        <w:t>3.6 Attributes (PHP 8.0+)</w:t>
+        <w:t xml:space="preserve">3.6 </w:t>
+      </w:r>
+      <w:proofErr w:type="spellStart"/>
+      <w:r>
+        <w:t>Attributes</w:t>
+      </w:r>
+      <w:proofErr w:type="spellEnd"/>
+      <w:r>
+        <w:t xml:space="preserve"> (PHP 8.0+)</w:t>
       </w:r>
     </w:p>
     <w:p>
@@ -1035,12 +2138,46 @@
         <w:t>✅</w:t>
       </w:r>
       <w:r>
-        <w:t xml:space="preserve"> Utiliser attributes pour routing, validation</w:t>
-      </w:r>
-    </w:p>
-    <w:p>
-      <w:r>
-        <w:t>#[Route('/api/users', methods: ['GET'])]</w:t>
+        <w:t xml:space="preserve"> Utiliser </w:t>
+      </w:r>
+      <w:proofErr w:type="spellStart"/>
+      <w:r>
+        <w:t>attributes</w:t>
+      </w:r>
+      <w:proofErr w:type="spellEnd"/>
+      <w:r>
+        <w:t xml:space="preserve"> pour </w:t>
+      </w:r>
+      <w:proofErr w:type="spellStart"/>
+      <w:r>
+        <w:t>routing</w:t>
+      </w:r>
+      <w:proofErr w:type="spellEnd"/>
+      <w:r>
+        <w:t>, validation</w:t>
+      </w:r>
+    </w:p>
+    <w:p>
+      <w:proofErr w:type="gramStart"/>
+      <w:r>
+        <w:t>#[Route(</w:t>
+      </w:r>
+      <w:proofErr w:type="gramEnd"/>
+      <w:r>
+        <w:t xml:space="preserve">'/api/users', </w:t>
+      </w:r>
+      <w:proofErr w:type="spellStart"/>
+      <w:proofErr w:type="gramStart"/>
+      <w:r>
+        <w:t>methods</w:t>
+      </w:r>
+      <w:proofErr w:type="spellEnd"/>
+      <w:r>
+        <w:t>:</w:t>
+      </w:r>
+      <w:proofErr w:type="gramEnd"/>
+      <w:r>
+        <w:t xml:space="preserve"> ['GET'])]</w:t>
       </w:r>
     </w:p>
     <w:p>
@@ -1049,13 +2186,50 @@
       </w:r>
     </w:p>
     <w:p>
-      <w:r>
-        <w:t>public function index() {}</w:t>
-      </w:r>
-    </w:p>
-    <w:p>
-      <w:r>
-        <w:t>3.7 First-class Callable Syntax (PHP 8.1+)</w:t>
+      <w:proofErr w:type="gramStart"/>
+      <w:r>
+        <w:t>public</w:t>
+      </w:r>
+      <w:proofErr w:type="gramEnd"/>
+      <w:r>
+        <w:t xml:space="preserve"> </w:t>
+      </w:r>
+      <w:proofErr w:type="spellStart"/>
+      <w:r>
+        <w:t>function</w:t>
+      </w:r>
+      <w:proofErr w:type="spellEnd"/>
+      <w:r>
+        <w:t xml:space="preserve"> </w:t>
+      </w:r>
+      <w:proofErr w:type="gramStart"/>
+      <w:r>
+        <w:t>index(</w:t>
+      </w:r>
+      <w:proofErr w:type="gramEnd"/>
+      <w:r>
+        <w:t>) {}</w:t>
+      </w:r>
+    </w:p>
+    <w:p>
+      <w:r>
+        <w:t xml:space="preserve">3.7 First-class </w:t>
+      </w:r>
+      <w:proofErr w:type="spellStart"/>
+      <w:r>
+        <w:t>Callable</w:t>
+      </w:r>
+      <w:proofErr w:type="spellEnd"/>
+      <w:r>
+        <w:t xml:space="preserve"> </w:t>
+      </w:r>
+      <w:proofErr w:type="spellStart"/>
+      <w:r>
+        <w:t>Syntax</w:t>
+      </w:r>
+      <w:proofErr w:type="spellEnd"/>
+      <w:r>
+        <w:t xml:space="preserve"> (PHP 8.1+)</w:t>
       </w:r>
     </w:p>
     <w:p>
@@ -1074,13 +2248,31 @@
     </w:p>
     <w:p>
       <w:r>
-        <w:t>$callback = $this-&gt;processItem(...);</w:t>
-      </w:r>
+        <w:t>$callback = $</w:t>
+      </w:r>
+      <w:proofErr w:type="spellStart"/>
+      <w:r>
+        <w:t>this</w:t>
+      </w:r>
+      <w:proofErr w:type="spellEnd"/>
+      <w:r>
+        <w:t>-&gt;</w:t>
+      </w:r>
+      <w:proofErr w:type="spellStart"/>
+      <w:r>
+        <w:t>processItem</w:t>
+      </w:r>
+      <w:proofErr w:type="spellEnd"/>
+      <w:proofErr w:type="gramStart"/>
+      <w:r>
+        <w:t>(...);</w:t>
+      </w:r>
+      <w:proofErr w:type="gramEnd"/>
     </w:p>
     <w:p>
       <w:r>
         <w:pict w14:anchorId="32F7EF33">
-          <v:rect id="_x0000_i1082" style="width:437.75pt;height:.75pt" o:hrpct="0" o:hralign="center" o:hrstd="t" o:hrnoshade="t" o:hr="t" fillcolor="#ccc" stroked="f"/>
+          <v:rect id="_x0000_i1028" style="width:437.75pt;height:.75pt" o:hrpct="0" o:hralign="center" o:hrstd="t" o:hrnoshade="t" o:hr="t" fillcolor="#ccc" stroked="f"/>
         </w:pict>
       </w:r>
     </w:p>
@@ -1096,63 +2288,134 @@
           <w:b/>
           <w:bCs/>
         </w:rPr>
-        <w:t>Phase 4: Sécurité Avancée</w:t>
-      </w:r>
-    </w:p>
-    <w:p>
-      <w:r>
-        <w:t>4.1 Rate Limiting</w:t>
-      </w:r>
-    </w:p>
-    <w:p>
-      <w:pPr>
-        <w:numPr>
-          <w:ilvl w:val="0"/>
-          <w:numId w:val="9"/>
-        </w:numPr>
-      </w:pPr>
-      <w:r>
-        <w:t> Implémenter rate limiting pour API</w:t>
-      </w:r>
-    </w:p>
-    <w:p>
-      <w:pPr>
-        <w:numPr>
-          <w:ilvl w:val="0"/>
-          <w:numId w:val="9"/>
-        </w:numPr>
-      </w:pPr>
-      <w:r>
-        <w:t> Protéger login/register contre brute force</w:t>
-      </w:r>
-    </w:p>
-    <w:p>
-      <w:pPr>
-        <w:numPr>
-          <w:ilvl w:val="0"/>
-          <w:numId w:val="9"/>
-        </w:numPr>
-      </w:pPr>
-      <w:r>
-        <w:t> Utiliser Redis pour compteurs</w:t>
-      </w:r>
-    </w:p>
-    <w:p>
-      <w:r>
-        <w:t>4.2 Password Security</w:t>
-      </w:r>
-    </w:p>
-    <w:p>
+        <w:t xml:space="preserve">Phase </w:t>
+      </w:r>
+      <w:proofErr w:type="gramStart"/>
       <w:r>
         <w:rPr>
           <w:b/>
           <w:bCs/>
         </w:rPr>
+        <w:t>4:</w:t>
+      </w:r>
+      <w:proofErr w:type="gramEnd"/>
+      <w:r>
+        <w:rPr>
+          <w:b/>
+          <w:bCs/>
+        </w:rPr>
+        <w:t xml:space="preserve"> Sécurité Avancée</w:t>
+      </w:r>
+    </w:p>
+    <w:p>
+      <w:r>
+        <w:t xml:space="preserve">4.1 Rate </w:t>
+      </w:r>
+      <w:proofErr w:type="spellStart"/>
+      <w:r>
+        <w:t>Limiting</w:t>
+      </w:r>
+      <w:proofErr w:type="spellEnd"/>
+    </w:p>
+    <w:p>
+      <w:pPr>
+        <w:numPr>
+          <w:ilvl w:val="0"/>
+          <w:numId w:val="9"/>
+        </w:numPr>
+      </w:pPr>
+      <w:r>
+        <w:t xml:space="preserve"> Implémenter rate </w:t>
+      </w:r>
+      <w:proofErr w:type="spellStart"/>
+      <w:r>
+        <w:t>limiting</w:t>
+      </w:r>
+      <w:proofErr w:type="spellEnd"/>
+      <w:r>
+        <w:t xml:space="preserve"> pour API</w:t>
+      </w:r>
+    </w:p>
+    <w:p>
+      <w:pPr>
+        <w:numPr>
+          <w:ilvl w:val="0"/>
+          <w:numId w:val="9"/>
+        </w:numPr>
+      </w:pPr>
+      <w:r>
+        <w:t> Protéger login/</w:t>
+      </w:r>
+      <w:proofErr w:type="spellStart"/>
+      <w:r>
+        <w:t>register</w:t>
+      </w:r>
+      <w:proofErr w:type="spellEnd"/>
+      <w:r>
+        <w:t xml:space="preserve"> contre brute force</w:t>
+      </w:r>
+    </w:p>
+    <w:p>
+      <w:pPr>
+        <w:numPr>
+          <w:ilvl w:val="0"/>
+          <w:numId w:val="9"/>
+        </w:numPr>
+      </w:pPr>
+      <w:r>
+        <w:t> Utiliser Redis pour compteurs</w:t>
+      </w:r>
+    </w:p>
+    <w:p>
+      <w:r>
+        <w:t xml:space="preserve">4.2 </w:t>
+      </w:r>
+      <w:proofErr w:type="spellStart"/>
+      <w:r>
+        <w:t>Password</w:t>
+      </w:r>
+      <w:proofErr w:type="spellEnd"/>
+      <w:r>
+        <w:t xml:space="preserve"> Security</w:t>
+      </w:r>
+    </w:p>
+    <w:p>
+      <w:proofErr w:type="gramStart"/>
+      <w:r>
+        <w:rPr>
+          <w:b/>
+          <w:bCs/>
+        </w:rPr>
         <w:t>Fichier</w:t>
       </w:r>
       <w:r>
-        <w:t>: Core/Auth/PasswordHasher.php</w:t>
-      </w:r>
+        <w:t>:</w:t>
+      </w:r>
+      <w:proofErr w:type="gramEnd"/>
+      <w:r>
+        <w:t> </w:t>
+      </w:r>
+      <w:proofErr w:type="spellStart"/>
+      <w:r>
+        <w:t>Core</w:t>
+      </w:r>
+      <w:proofErr w:type="spellEnd"/>
+      <w:r>
+        <w:t>/</w:t>
+      </w:r>
+      <w:proofErr w:type="spellStart"/>
+      <w:r>
+        <w:t>Auth</w:t>
+      </w:r>
+      <w:proofErr w:type="spellEnd"/>
+      <w:r>
+        <w:t>/</w:t>
+      </w:r>
+      <w:proofErr w:type="spellStart"/>
+      <w:r>
+        <w:t>PasswordHasher.php</w:t>
+      </w:r>
+      <w:proofErr w:type="spellEnd"/>
     </w:p>
     <w:p>
       <w:r>
@@ -1169,18 +2432,60 @@
       </w:r>
     </w:p>
     <w:p>
-      <w:r>
-        <w:t>password_hash($password, PASSWORD_ARGON2ID, [</w:t>
-      </w:r>
-    </w:p>
-    <w:p>
-      <w:r>
-        <w:t xml:space="preserve">    'memory_cost' =&gt; 65536,</w:t>
-      </w:r>
-    </w:p>
-    <w:p>
-      <w:r>
-        <w:t xml:space="preserve">    'time_cost' =&gt; 4,</w:t>
+      <w:proofErr w:type="spellStart"/>
+      <w:proofErr w:type="gramStart"/>
+      <w:r>
+        <w:t>password</w:t>
+      </w:r>
+      <w:proofErr w:type="gramEnd"/>
+      <w:r>
+        <w:t>_</w:t>
+      </w:r>
+      <w:proofErr w:type="gramStart"/>
+      <w:r>
+        <w:t>hash</w:t>
+      </w:r>
+      <w:proofErr w:type="spellEnd"/>
+      <w:r>
+        <w:t>(</w:t>
+      </w:r>
+      <w:proofErr w:type="gramEnd"/>
+      <w:r>
+        <w:t>$</w:t>
+      </w:r>
+      <w:proofErr w:type="spellStart"/>
+      <w:r>
+        <w:t>password</w:t>
+      </w:r>
+      <w:proofErr w:type="spellEnd"/>
+      <w:r>
+        <w:t>, PASSWORD_ARGON2ID, [</w:t>
+      </w:r>
+    </w:p>
+    <w:p>
+      <w:r>
+        <w:t xml:space="preserve">    '</w:t>
+      </w:r>
+      <w:proofErr w:type="spellStart"/>
+      <w:r>
+        <w:t>memory_cost</w:t>
+      </w:r>
+      <w:proofErr w:type="spellEnd"/>
+      <w:r>
+        <w:t>' =&gt; 65536,</w:t>
+      </w:r>
+    </w:p>
+    <w:p>
+      <w:r>
+        <w:t xml:space="preserve">    '</w:t>
+      </w:r>
+      <w:proofErr w:type="spellStart"/>
+      <w:r>
+        <w:t>time_cost</w:t>
+      </w:r>
+      <w:proofErr w:type="spellEnd"/>
+      <w:r>
+        <w:t>' =&gt; 4,</w:t>
       </w:r>
     </w:p>
     <w:p>
@@ -1217,7 +2522,23 @@
         </w:numPr>
       </w:pPr>
       <w:r>
-        <w:t> Secure + HttpOnly + SameSite cookies</w:t>
+        <w:t xml:space="preserve"> Secure + </w:t>
+      </w:r>
+      <w:proofErr w:type="spellStart"/>
+      <w:r>
+        <w:t>HttpOnly</w:t>
+      </w:r>
+      <w:proofErr w:type="spellEnd"/>
+      <w:r>
+        <w:t xml:space="preserve"> + </w:t>
+      </w:r>
+      <w:proofErr w:type="spellStart"/>
+      <w:r>
+        <w:t>SameSite</w:t>
+      </w:r>
+      <w:proofErr w:type="spellEnd"/>
+      <w:r>
+        <w:t xml:space="preserve"> cookies</w:t>
       </w:r>
     </w:p>
     <w:p>
@@ -1239,7 +2560,15 @@
         </w:numPr>
       </w:pPr>
       <w:r>
-        <w:t> Regenerate session ID après login</w:t>
+        <w:t> </w:t>
+      </w:r>
+      <w:proofErr w:type="spellStart"/>
+      <w:r>
+        <w:t>Regenerate</w:t>
+      </w:r>
+      <w:proofErr w:type="spellEnd"/>
+      <w:r>
+        <w:t xml:space="preserve"> session ID après login</w:t>
       </w:r>
     </w:p>
     <w:p>
@@ -1256,7 +2585,52 @@
         </w:numPr>
       </w:pPr>
       <w:r>
-        <w:t xml:space="preserve"> Audit: tous les $db-&gt;query() utilisent prepared statements </w:t>
+        <w:t> </w:t>
+      </w:r>
+      <w:proofErr w:type="gramStart"/>
+      <w:r>
+        <w:t>Audit:</w:t>
+      </w:r>
+      <w:proofErr w:type="gramEnd"/>
+      <w:r>
+        <w:t xml:space="preserve"> tous les $</w:t>
+      </w:r>
+      <w:proofErr w:type="spellStart"/>
+      <w:r>
+        <w:t>db</w:t>
+      </w:r>
+      <w:proofErr w:type="spellEnd"/>
+      <w:r>
+        <w:t>-&gt;</w:t>
+      </w:r>
+      <w:proofErr w:type="spellStart"/>
+      <w:proofErr w:type="gramStart"/>
+      <w:r>
+        <w:t>query</w:t>
+      </w:r>
+      <w:proofErr w:type="spellEnd"/>
+      <w:r>
+        <w:t>(</w:t>
+      </w:r>
+      <w:proofErr w:type="gramEnd"/>
+      <w:r>
+        <w:t xml:space="preserve">) utilisent </w:t>
+      </w:r>
+      <w:proofErr w:type="spellStart"/>
+      <w:r>
+        <w:t>prepared</w:t>
+      </w:r>
+      <w:proofErr w:type="spellEnd"/>
+      <w:r>
+        <w:t xml:space="preserve"> </w:t>
+      </w:r>
+      <w:proofErr w:type="spellStart"/>
+      <w:r>
+        <w:t>statements</w:t>
+      </w:r>
+      <w:proofErr w:type="spellEnd"/>
+      <w:r>
+        <w:t xml:space="preserve"> </w:t>
       </w:r>
       <w:r>
         <w:rPr>
@@ -1284,7 +2658,15 @@
         </w:numPr>
       </w:pPr>
       <w:r>
-        <w:t> Utiliser QueryBuilder partout</w:t>
+        <w:t xml:space="preserve"> Utiliser </w:t>
+      </w:r>
+      <w:proofErr w:type="spellStart"/>
+      <w:r>
+        <w:t>QueryBuilder</w:t>
+      </w:r>
+      <w:proofErr w:type="spellEnd"/>
+      <w:r>
+        <w:t xml:space="preserve"> partout</w:t>
       </w:r>
     </w:p>
     <w:p>
@@ -1293,6 +2675,7 @@
       </w:r>
     </w:p>
     <w:p>
+      <w:proofErr w:type="gramStart"/>
       <w:r>
         <w:rPr>
           <w:b/>
@@ -1301,8 +2684,25 @@
         <w:t>Fichier</w:t>
       </w:r>
       <w:r>
-        <w:t>: Core/Http/SecurityHeaders.php</w:t>
-      </w:r>
+        <w:t>:</w:t>
+      </w:r>
+      <w:proofErr w:type="gramEnd"/>
+      <w:r>
+        <w:t> </w:t>
+      </w:r>
+      <w:proofErr w:type="spellStart"/>
+      <w:r>
+        <w:t>Core</w:t>
+      </w:r>
+      <w:proofErr w:type="spellEnd"/>
+      <w:r>
+        <w:t>/Http/</w:t>
+      </w:r>
+      <w:proofErr w:type="spellStart"/>
+      <w:r>
+        <w:t>SecurityHeaders.php</w:t>
+      </w:r>
+      <w:proofErr w:type="spellEnd"/>
     </w:p>
     <w:p>
       <w:r>
@@ -1310,39 +2710,208 @@
       </w:r>
     </w:p>
     <w:p>
-      <w:r>
-        <w:t>header('X-Frame-Options: DENY');</w:t>
-      </w:r>
-    </w:p>
-    <w:p>
-      <w:r>
-        <w:t>header('X-Content-Type-Options: nosniff');</w:t>
-      </w:r>
-    </w:p>
-    <w:p>
-      <w:r>
-        <w:t>header('X-XSS-Protection: 1; mode=block');</w:t>
-      </w:r>
-    </w:p>
-    <w:p>
-      <w:r>
-        <w:t>header('Referrer-Policy: strict-origin-when-cross-origin');</w:t>
-      </w:r>
-    </w:p>
-    <w:p>
-      <w:r>
-        <w:t>header("Content-Security-Policy: default-src 'self'");</w:t>
-      </w:r>
-    </w:p>
-    <w:p>
-      <w:r>
-        <w:t>header('Permissions-Policy: geolocation=(), microphone=()');</w:t>
-      </w:r>
+      <w:proofErr w:type="gramStart"/>
+      <w:r>
+        <w:t>header(</w:t>
+      </w:r>
+      <w:proofErr w:type="gramEnd"/>
+      <w:r>
+        <w:t>'X-Frame-</w:t>
+      </w:r>
+      <w:proofErr w:type="gramStart"/>
+      <w:r>
+        <w:t>Options:</w:t>
+      </w:r>
+      <w:proofErr w:type="gramEnd"/>
+      <w:r>
+        <w:t xml:space="preserve"> DENY'</w:t>
+      </w:r>
+      <w:proofErr w:type="gramStart"/>
+      <w:r>
+        <w:t>);</w:t>
+      </w:r>
+      <w:proofErr w:type="gramEnd"/>
+    </w:p>
+    <w:p>
+      <w:proofErr w:type="gramStart"/>
+      <w:r>
+        <w:t>header(</w:t>
+      </w:r>
+      <w:proofErr w:type="gramEnd"/>
+      <w:r>
+        <w:t>'X-Content-Type-</w:t>
+      </w:r>
+      <w:proofErr w:type="gramStart"/>
+      <w:r>
+        <w:t>Options:</w:t>
+      </w:r>
+      <w:proofErr w:type="gramEnd"/>
+      <w:r>
+        <w:t xml:space="preserve"> </w:t>
+      </w:r>
+      <w:proofErr w:type="spellStart"/>
+      <w:r>
+        <w:t>nosniff</w:t>
+      </w:r>
+      <w:proofErr w:type="spellEnd"/>
+      <w:r>
+        <w:t>'</w:t>
+      </w:r>
+      <w:proofErr w:type="gramStart"/>
+      <w:r>
+        <w:t>);</w:t>
+      </w:r>
+      <w:proofErr w:type="gramEnd"/>
+    </w:p>
+    <w:p>
+      <w:proofErr w:type="gramStart"/>
+      <w:r>
+        <w:t>header(</w:t>
+      </w:r>
+      <w:proofErr w:type="gramEnd"/>
+      <w:r>
+        <w:t>'X-XSS-</w:t>
+      </w:r>
+      <w:proofErr w:type="gramStart"/>
+      <w:r>
+        <w:t>Protection:</w:t>
+      </w:r>
+      <w:proofErr w:type="gramEnd"/>
+      <w:r>
+        <w:t xml:space="preserve"> </w:t>
+      </w:r>
+      <w:proofErr w:type="gramStart"/>
+      <w:r>
+        <w:t>1;</w:t>
+      </w:r>
+      <w:proofErr w:type="gramEnd"/>
+      <w:r>
+        <w:t xml:space="preserve"> mode=block'</w:t>
+      </w:r>
+      <w:proofErr w:type="gramStart"/>
+      <w:r>
+        <w:t>);</w:t>
+      </w:r>
+      <w:proofErr w:type="gramEnd"/>
+    </w:p>
+    <w:p>
+      <w:proofErr w:type="gramStart"/>
+      <w:r>
+        <w:t>header(</w:t>
+      </w:r>
+      <w:proofErr w:type="gramEnd"/>
+      <w:r>
+        <w:t>'Referrer-</w:t>
+      </w:r>
+      <w:proofErr w:type="gramStart"/>
+      <w:r>
+        <w:t>Policy:</w:t>
+      </w:r>
+      <w:proofErr w:type="gramEnd"/>
+      <w:r>
+        <w:t xml:space="preserve"> strict-</w:t>
+      </w:r>
+      <w:proofErr w:type="spellStart"/>
+      <w:r>
+        <w:t>origin</w:t>
+      </w:r>
+      <w:proofErr w:type="spellEnd"/>
+      <w:r>
+        <w:t>-</w:t>
+      </w:r>
+      <w:proofErr w:type="spellStart"/>
+      <w:r>
+        <w:t>when</w:t>
+      </w:r>
+      <w:proofErr w:type="spellEnd"/>
+      <w:r>
+        <w:t>-cross-</w:t>
+      </w:r>
+      <w:proofErr w:type="spellStart"/>
+      <w:r>
+        <w:t>origin</w:t>
+      </w:r>
+      <w:proofErr w:type="spellEnd"/>
+      <w:r>
+        <w:t>'</w:t>
+      </w:r>
+      <w:proofErr w:type="gramStart"/>
+      <w:r>
+        <w:t>);</w:t>
+      </w:r>
+      <w:proofErr w:type="gramEnd"/>
+    </w:p>
+    <w:p>
+      <w:proofErr w:type="gramStart"/>
+      <w:r>
+        <w:t>header(</w:t>
+      </w:r>
+      <w:proofErr w:type="gramEnd"/>
+      <w:r>
+        <w:t>"Content-Security-</w:t>
+      </w:r>
+      <w:proofErr w:type="gramStart"/>
+      <w:r>
+        <w:t>Policy:</w:t>
+      </w:r>
+      <w:proofErr w:type="gramEnd"/>
+      <w:r>
+        <w:t xml:space="preserve"> default-src 'self'"</w:t>
+      </w:r>
+      <w:proofErr w:type="gramStart"/>
+      <w:r>
+        <w:t>);</w:t>
+      </w:r>
+      <w:proofErr w:type="gramEnd"/>
+    </w:p>
+    <w:p>
+      <w:proofErr w:type="gramStart"/>
+      <w:r>
+        <w:t>header(</w:t>
+      </w:r>
+      <w:proofErr w:type="gramEnd"/>
+      <w:r>
+        <w:t>'Permissions-</w:t>
+      </w:r>
+      <w:proofErr w:type="gramStart"/>
+      <w:r>
+        <w:t>Policy:</w:t>
+      </w:r>
+      <w:proofErr w:type="gramEnd"/>
+      <w:r>
+        <w:t xml:space="preserve"> </w:t>
+      </w:r>
+      <w:proofErr w:type="spellStart"/>
+      <w:r>
+        <w:t>geolocation</w:t>
+      </w:r>
+      <w:proofErr w:type="spellEnd"/>
+      <w:proofErr w:type="gramStart"/>
+      <w:r>
+        <w:t>=(</w:t>
+      </w:r>
+      <w:proofErr w:type="gramEnd"/>
+      <w:r>
+        <w:t>), microphone</w:t>
+      </w:r>
+      <w:proofErr w:type="gramStart"/>
+      <w:r>
+        <w:t>=(</w:t>
+      </w:r>
+      <w:proofErr w:type="gramEnd"/>
+      <w:r>
+        <w:t>)'</w:t>
+      </w:r>
+      <w:proofErr w:type="gramStart"/>
+      <w:r>
+        <w:t>);</w:t>
+      </w:r>
+      <w:proofErr w:type="gramEnd"/>
     </w:p>
     <w:p>
       <w:r>
         <w:pict w14:anchorId="6CA050EA">
-          <v:rect id="_x0000_i1083" style="width:437.75pt;height:.75pt" o:hrpct="0" o:hralign="center" o:hrstd="t" o:hrnoshade="t" o:hr="t" fillcolor="#ccc" stroked="f"/>
+          <v:rect id="_x0000_i1029" style="width:437.75pt;height:.75pt" o:hrpct="0" o:hralign="center" o:hrstd="t" o:hrnoshade="t" o:hr="t" fillcolor="#ccc" stroked="f"/>
         </w:pict>
       </w:r>
     </w:p>
@@ -1358,211 +2927,452 @@
           <w:b/>
           <w:bCs/>
         </w:rPr>
-        <w:t>Phase 5: Performance &amp; Best Practices</w:t>
-      </w:r>
-    </w:p>
-    <w:p>
-      <w:r>
-        <w:t>5.1 Opcode Cache</w:t>
-      </w:r>
-    </w:p>
-    <w:p>
-      <w:pPr>
-        <w:numPr>
-          <w:ilvl w:val="0"/>
-          <w:numId w:val="12"/>
-        </w:numPr>
-      </w:pPr>
-      <w:r>
-        <w:t> Vérifier OPcache activé</w:t>
-      </w:r>
-    </w:p>
-    <w:p>
-      <w:pPr>
-        <w:numPr>
-          <w:ilvl w:val="0"/>
-          <w:numId w:val="12"/>
-        </w:numPr>
-      </w:pPr>
-      <w:r>
-        <w:t> Configuration optimale pour production</w:t>
-      </w:r>
-    </w:p>
-    <w:p>
-      <w:r>
-        <w:t>5.2 Lazy Loading (PHP 8.4)</w:t>
-      </w:r>
-    </w:p>
-    <w:p>
-      <w:r>
-        <w:t xml:space="preserve">// </w:t>
-      </w:r>
-      <w:r>
-        <w:rPr>
-          <w:rFonts w:ascii="Segoe UI Emoji" w:hAnsi="Segoe UI Emoji" w:cs="Segoe UI Emoji"/>
-        </w:rPr>
-        <w:t>✅</w:t>
-      </w:r>
-      <w:r>
-        <w:t xml:space="preserve"> PHP 8.4 - Lazy objects</w:t>
-      </w:r>
-    </w:p>
-    <w:p>
-      <w:r>
-        <w:t>class User {</w:t>
-      </w:r>
-    </w:p>
-    <w:p>
-      <w:r>
-        <w:t xml:space="preserve">    public function __construct(</w:t>
-      </w:r>
-    </w:p>
-    <w:p>
-      <w:r>
-        <w:t xml:space="preserve">        public Lazy $profile</w:t>
-      </w:r>
-    </w:p>
-    <w:p>
-      <w:r>
-        <w:t xml:space="preserve">    ) {}</w:t>
-      </w:r>
-    </w:p>
-    <w:p>
-      <w:r>
-        <w:t>}</w:t>
-      </w:r>
-    </w:p>
-    <w:p>
-      <w:r>
-        <w:t>5.3 JIT Compilation</w:t>
-      </w:r>
-    </w:p>
-    <w:p>
-      <w:pPr>
-        <w:numPr>
-          <w:ilvl w:val="0"/>
-          <w:numId w:val="13"/>
-        </w:numPr>
-      </w:pPr>
-      <w:r>
-        <w:t> Activer JIT en production</w:t>
-      </w:r>
-    </w:p>
-    <w:p>
-      <w:pPr>
-        <w:numPr>
-          <w:ilvl w:val="0"/>
-          <w:numId w:val="13"/>
-        </w:numPr>
-      </w:pPr>
-      <w:r>
-        <w:t> Profiler et optimiser hot paths</w:t>
-      </w:r>
-    </w:p>
-    <w:p>
-      <w:r>
-        <w:lastRenderedPageBreak/>
-        <w:t>5.4 Property Hooks (PHP 8.4)</w:t>
-      </w:r>
-    </w:p>
-    <w:p>
-      <w:r>
-        <w:t xml:space="preserve">// </w:t>
-      </w:r>
-      <w:r>
-        <w:rPr>
-          <w:rFonts w:ascii="Segoe UI Emoji" w:hAnsi="Segoe UI Emoji" w:cs="Segoe UI Emoji"/>
-        </w:rPr>
-        <w:t>✅</w:t>
-      </w:r>
-      <w:r>
-        <w:t xml:space="preserve"> PHP 8.4 - Remplacer getters/setters</w:t>
-      </w:r>
-    </w:p>
-    <w:p>
-      <w:r>
-        <w:t>class User {</w:t>
-      </w:r>
-    </w:p>
-    <w:p>
-      <w:r>
-        <w:t xml:space="preserve">    public string $email {</w:t>
-      </w:r>
-    </w:p>
-    <w:p>
-      <w:r>
-        <w:t xml:space="preserve">        set(string $value) {</w:t>
-      </w:r>
-    </w:p>
-    <w:p>
-      <w:r>
-        <w:t xml:space="preserve">            $this-&gt;email = strtolower($value);</w:t>
-      </w:r>
-    </w:p>
-    <w:p>
-      <w:r>
-        <w:t xml:space="preserve">        }</w:t>
-      </w:r>
-    </w:p>
-    <w:p>
-      <w:r>
-        <w:t xml:space="preserve">    }</w:t>
-      </w:r>
-    </w:p>
-    <w:p>
-      <w:r>
-        <w:t>}</w:t>
-      </w:r>
-    </w:p>
-    <w:p>
-      <w:r>
-        <w:t>5.5 Array Functions (PHP 8.4)</w:t>
-      </w:r>
-    </w:p>
-    <w:p>
-      <w:r>
-        <w:t xml:space="preserve">// </w:t>
-      </w:r>
-      <w:r>
-        <w:rPr>
-          <w:rFonts w:ascii="Segoe UI Emoji" w:hAnsi="Segoe UI Emoji" w:cs="Segoe UI Emoji"/>
-        </w:rPr>
-        <w:t>✅</w:t>
-      </w:r>
-      <w:r>
-        <w:t xml:space="preserve"> PHP 8.4 - array_find, array_find_key, array_any, array_all</w:t>
-      </w:r>
-    </w:p>
-    <w:p>
-      <w:r>
-        <w:t>$user = array_find($users, fn($u) =&gt; $u-&gt;id === 123);</w:t>
-      </w:r>
-    </w:p>
-    <w:p>
-      <w:r>
-        <w:pict w14:anchorId="5D4D1598">
-          <v:rect id="_x0000_i1084" style="width:437.75pt;height:.75pt" o:hrpct="0" o:hralign="center" o:hrstd="t" o:hrnoshade="t" o:hr="t" fillcolor="#ccc" stroked="f"/>
-        </w:pict>
-      </w:r>
-    </w:p>
-    <w:p>
-      <w:pPr>
+        <w:t xml:space="preserve">Phase </w:t>
+      </w:r>
+      <w:proofErr w:type="gramStart"/>
+      <w:r>
         <w:rPr>
           <w:b/>
           <w:bCs/>
         </w:rPr>
-      </w:pPr>
+        <w:t>5:</w:t>
+      </w:r>
+      <w:proofErr w:type="gramEnd"/>
       <w:r>
         <w:rPr>
           <w:b/>
           <w:bCs/>
         </w:rPr>
-        <w:t>Phase 6: Refactoring Prioritaire</w:t>
-      </w:r>
-    </w:p>
-    <w:p>
-      <w:r>
-        <w:t>Fichiers à Refactorer en Priorité</w:t>
+        <w:t xml:space="preserve"> Performance &amp; Best Practices</w:t>
+      </w:r>
+    </w:p>
+    <w:p>
+      <w:r>
+        <w:t>5.1 Opcode Cache</w:t>
+      </w:r>
+    </w:p>
+    <w:p>
+      <w:pPr>
+        <w:numPr>
+          <w:ilvl w:val="0"/>
+          <w:numId w:val="12"/>
+        </w:numPr>
+      </w:pPr>
+      <w:r>
+        <w:t xml:space="preserve"> Vérifier </w:t>
+      </w:r>
+      <w:proofErr w:type="spellStart"/>
+      <w:r>
+        <w:t>OPcache</w:t>
+      </w:r>
+      <w:proofErr w:type="spellEnd"/>
+      <w:r>
+        <w:t xml:space="preserve"> activé</w:t>
+      </w:r>
+    </w:p>
+    <w:p>
+      <w:pPr>
+        <w:numPr>
+          <w:ilvl w:val="0"/>
+          <w:numId w:val="12"/>
+        </w:numPr>
+      </w:pPr>
+      <w:r>
+        <w:t> Configuration optimale pour production</w:t>
+      </w:r>
+    </w:p>
+    <w:p>
+      <w:r>
+        <w:t xml:space="preserve">5.2 </w:t>
+      </w:r>
+      <w:proofErr w:type="spellStart"/>
+      <w:r>
+        <w:t>Lazy</w:t>
+      </w:r>
+      <w:proofErr w:type="spellEnd"/>
+      <w:r>
+        <w:t xml:space="preserve"> </w:t>
+      </w:r>
+      <w:proofErr w:type="spellStart"/>
+      <w:r>
+        <w:t>Loading</w:t>
+      </w:r>
+      <w:proofErr w:type="spellEnd"/>
+      <w:r>
+        <w:t xml:space="preserve"> (PHP 8.4)</w:t>
+      </w:r>
+    </w:p>
+    <w:p>
+      <w:r>
+        <w:t xml:space="preserve">// </w:t>
+      </w:r>
+      <w:r>
+        <w:rPr>
+          <w:rFonts w:ascii="Segoe UI Emoji" w:hAnsi="Segoe UI Emoji" w:cs="Segoe UI Emoji"/>
+        </w:rPr>
+        <w:t>✅</w:t>
+      </w:r>
+      <w:r>
+        <w:t xml:space="preserve"> PHP 8.4 - </w:t>
+      </w:r>
+      <w:proofErr w:type="spellStart"/>
+      <w:r>
+        <w:t>Lazy</w:t>
+      </w:r>
+      <w:proofErr w:type="spellEnd"/>
+      <w:r>
+        <w:t xml:space="preserve"> </w:t>
+      </w:r>
+      <w:proofErr w:type="spellStart"/>
+      <w:r>
+        <w:t>objects</w:t>
+      </w:r>
+      <w:proofErr w:type="spellEnd"/>
+    </w:p>
+    <w:p>
+      <w:proofErr w:type="gramStart"/>
+      <w:r>
+        <w:t>class</w:t>
+      </w:r>
+      <w:proofErr w:type="gramEnd"/>
+      <w:r>
+        <w:t xml:space="preserve"> User {</w:t>
+      </w:r>
+    </w:p>
+    <w:p>
+      <w:r>
+        <w:t xml:space="preserve">    </w:t>
+      </w:r>
+      <w:proofErr w:type="gramStart"/>
+      <w:r>
+        <w:t>public</w:t>
+      </w:r>
+      <w:proofErr w:type="gramEnd"/>
+      <w:r>
+        <w:t xml:space="preserve"> </w:t>
+      </w:r>
+      <w:proofErr w:type="spellStart"/>
+      <w:r>
+        <w:t>function</w:t>
+      </w:r>
+      <w:proofErr w:type="spellEnd"/>
+      <w:r>
+        <w:t xml:space="preserve"> __</w:t>
+      </w:r>
+      <w:proofErr w:type="spellStart"/>
+      <w:proofErr w:type="gramStart"/>
+      <w:r>
+        <w:t>construct</w:t>
+      </w:r>
+      <w:proofErr w:type="spellEnd"/>
+      <w:r>
+        <w:t>(</w:t>
+      </w:r>
+      <w:proofErr w:type="gramEnd"/>
+    </w:p>
+    <w:p>
+      <w:r>
+        <w:t xml:space="preserve">        </w:t>
+      </w:r>
+      <w:proofErr w:type="gramStart"/>
+      <w:r>
+        <w:t>public</w:t>
+      </w:r>
+      <w:proofErr w:type="gramEnd"/>
+      <w:r>
+        <w:t xml:space="preserve"> </w:t>
+      </w:r>
+      <w:proofErr w:type="spellStart"/>
+      <w:r>
+        <w:t>Lazy</w:t>
+      </w:r>
+      <w:proofErr w:type="spellEnd"/>
+      <w:r>
+        <w:t xml:space="preserve"> $profile</w:t>
+      </w:r>
+    </w:p>
+    <w:p>
+      <w:r>
+        <w:t xml:space="preserve">    ) {}</w:t>
+      </w:r>
+    </w:p>
+    <w:p>
+      <w:r>
+        <w:t>}</w:t>
+      </w:r>
+    </w:p>
+    <w:p>
+      <w:r>
+        <w:t>5.3 JIT Compilation</w:t>
+      </w:r>
+    </w:p>
+    <w:p>
+      <w:pPr>
+        <w:numPr>
+          <w:ilvl w:val="0"/>
+          <w:numId w:val="13"/>
+        </w:numPr>
+      </w:pPr>
+      <w:r>
+        <w:t> Activer JIT en production</w:t>
+      </w:r>
+    </w:p>
+    <w:p>
+      <w:pPr>
+        <w:numPr>
+          <w:ilvl w:val="0"/>
+          <w:numId w:val="13"/>
+        </w:numPr>
+      </w:pPr>
+      <w:r>
+        <w:t xml:space="preserve"> Profiler et optimiser hot </w:t>
+      </w:r>
+      <w:proofErr w:type="spellStart"/>
+      <w:r>
+        <w:t>paths</w:t>
+      </w:r>
+      <w:proofErr w:type="spellEnd"/>
+    </w:p>
+    <w:p>
+      <w:r>
+        <w:lastRenderedPageBreak/>
+        <w:t xml:space="preserve">5.4 </w:t>
+      </w:r>
+      <w:proofErr w:type="spellStart"/>
+      <w:r>
+        <w:t>Property</w:t>
+      </w:r>
+      <w:proofErr w:type="spellEnd"/>
+      <w:r>
+        <w:t xml:space="preserve"> </w:t>
+      </w:r>
+      <w:proofErr w:type="spellStart"/>
+      <w:r>
+        <w:t>Hooks</w:t>
+      </w:r>
+      <w:proofErr w:type="spellEnd"/>
+      <w:r>
+        <w:t xml:space="preserve"> (PHP 8.4)</w:t>
+      </w:r>
+    </w:p>
+    <w:p>
+      <w:r>
+        <w:t xml:space="preserve">// </w:t>
+      </w:r>
+      <w:r>
+        <w:rPr>
+          <w:rFonts w:ascii="Segoe UI Emoji" w:hAnsi="Segoe UI Emoji" w:cs="Segoe UI Emoji"/>
+        </w:rPr>
+        <w:t>✅</w:t>
+      </w:r>
+      <w:r>
+        <w:t xml:space="preserve"> PHP 8.4 - Remplacer getters/setters</w:t>
+      </w:r>
+    </w:p>
+    <w:p>
+      <w:proofErr w:type="gramStart"/>
+      <w:r>
+        <w:t>class</w:t>
+      </w:r>
+      <w:proofErr w:type="gramEnd"/>
+      <w:r>
+        <w:t xml:space="preserve"> User {</w:t>
+      </w:r>
+    </w:p>
+    <w:p>
+      <w:r>
+        <w:t xml:space="preserve">    </w:t>
+      </w:r>
+      <w:proofErr w:type="gramStart"/>
+      <w:r>
+        <w:t>public</w:t>
+      </w:r>
+      <w:proofErr w:type="gramEnd"/>
+      <w:r>
+        <w:t xml:space="preserve"> string $</w:t>
+      </w:r>
+      <w:proofErr w:type="gramStart"/>
+      <w:r>
+        <w:t>email</w:t>
+      </w:r>
+      <w:proofErr w:type="gramEnd"/>
+      <w:r>
+        <w:t xml:space="preserve"> {</w:t>
+      </w:r>
+    </w:p>
+    <w:p>
+      <w:r>
+        <w:t xml:space="preserve">        </w:t>
+      </w:r>
+      <w:proofErr w:type="gramStart"/>
+      <w:r>
+        <w:t>set(</w:t>
+      </w:r>
+      <w:proofErr w:type="gramEnd"/>
+      <w:r>
+        <w:t>string $value) {</w:t>
+      </w:r>
+    </w:p>
+    <w:p>
+      <w:r>
+        <w:t xml:space="preserve">            $</w:t>
+      </w:r>
+      <w:proofErr w:type="spellStart"/>
+      <w:r>
+        <w:t>this</w:t>
+      </w:r>
+      <w:proofErr w:type="spellEnd"/>
+      <w:r>
+        <w:t>-&gt;</w:t>
+      </w:r>
+      <w:proofErr w:type="gramStart"/>
+      <w:r>
+        <w:t>email</w:t>
+      </w:r>
+      <w:proofErr w:type="gramEnd"/>
+      <w:r>
+        <w:t xml:space="preserve"> = </w:t>
+      </w:r>
+      <w:proofErr w:type="spellStart"/>
+      <w:r>
+        <w:t>strtolower</w:t>
+      </w:r>
+      <w:proofErr w:type="spellEnd"/>
+      <w:r>
+        <w:t>($value</w:t>
+      </w:r>
+      <w:proofErr w:type="gramStart"/>
+      <w:r>
+        <w:t>);</w:t>
+      </w:r>
+      <w:proofErr w:type="gramEnd"/>
+    </w:p>
+    <w:p>
+      <w:r>
+        <w:t xml:space="preserve">        }</w:t>
+      </w:r>
+    </w:p>
+    <w:p>
+      <w:r>
+        <w:t xml:space="preserve">    }</w:t>
+      </w:r>
+    </w:p>
+    <w:p>
+      <w:r>
+        <w:t>}</w:t>
+      </w:r>
+    </w:p>
+    <w:p>
+      <w:r>
+        <w:t xml:space="preserve">5.5 </w:t>
+      </w:r>
+      <w:proofErr w:type="spellStart"/>
+      <w:r>
+        <w:t>Array</w:t>
+      </w:r>
+      <w:proofErr w:type="spellEnd"/>
+      <w:r>
+        <w:t xml:space="preserve"> </w:t>
+      </w:r>
+      <w:proofErr w:type="spellStart"/>
+      <w:r>
+        <w:t>Functions</w:t>
+      </w:r>
+      <w:proofErr w:type="spellEnd"/>
+      <w:r>
+        <w:t xml:space="preserve"> (PHP 8.4)</w:t>
+      </w:r>
+    </w:p>
+    <w:p>
+      <w:r>
+        <w:t xml:space="preserve">// </w:t>
+      </w:r>
+      <w:r>
+        <w:rPr>
+          <w:rFonts w:ascii="Segoe UI Emoji" w:hAnsi="Segoe UI Emoji" w:cs="Segoe UI Emoji"/>
+        </w:rPr>
+        <w:t>✅</w:t>
+      </w:r>
+      <w:r>
+        <w:t xml:space="preserve"> PHP 8.4 - </w:t>
+      </w:r>
+      <w:proofErr w:type="spellStart"/>
+      <w:r>
+        <w:t>array_find</w:t>
+      </w:r>
+      <w:proofErr w:type="spellEnd"/>
+      <w:r>
+        <w:t xml:space="preserve">, </w:t>
+      </w:r>
+      <w:proofErr w:type="spellStart"/>
+      <w:r>
+        <w:t>array_find_key</w:t>
+      </w:r>
+      <w:proofErr w:type="spellEnd"/>
+      <w:r>
+        <w:t xml:space="preserve">, </w:t>
+      </w:r>
+      <w:proofErr w:type="spellStart"/>
+      <w:r>
+        <w:t>array_any</w:t>
+      </w:r>
+      <w:proofErr w:type="spellEnd"/>
+      <w:r>
+        <w:t xml:space="preserve">, </w:t>
+      </w:r>
+      <w:proofErr w:type="spellStart"/>
+      <w:r>
+        <w:t>array_all</w:t>
+      </w:r>
+      <w:proofErr w:type="spellEnd"/>
+    </w:p>
+    <w:p>
+      <w:r>
+        <w:t xml:space="preserve">$user = </w:t>
+      </w:r>
+      <w:proofErr w:type="spellStart"/>
+      <w:r>
+        <w:t>array_</w:t>
+      </w:r>
+      <w:proofErr w:type="gramStart"/>
+      <w:r>
+        <w:t>find</w:t>
+      </w:r>
+      <w:proofErr w:type="spellEnd"/>
+      <w:r>
+        <w:t>(</w:t>
+      </w:r>
+      <w:proofErr w:type="gramEnd"/>
+      <w:r>
+        <w:t>$</w:t>
+      </w:r>
+      <w:proofErr w:type="spellStart"/>
+      <w:r>
+        <w:t>users</w:t>
+      </w:r>
+      <w:proofErr w:type="spellEnd"/>
+      <w:r>
+        <w:t xml:space="preserve">, </w:t>
+      </w:r>
+      <w:proofErr w:type="spellStart"/>
+      <w:r>
+        <w:t>fn</w:t>
+      </w:r>
+      <w:proofErr w:type="spellEnd"/>
+      <w:r>
+        <w:t>($u) =&gt; $u-&gt;id === 123</w:t>
+      </w:r>
+      <w:proofErr w:type="gramStart"/>
+      <w:r>
+        <w:t>);</w:t>
+      </w:r>
+      <w:proofErr w:type="gramEnd"/>
+    </w:p>
+    <w:p>
+      <w:r>
+        <w:pict w14:anchorId="5D4D1598">
+          <v:rect id="_x0000_i1030" style="width:437.75pt;height:.75pt" o:hrpct="0" o:hralign="center" o:hrstd="t" o:hrnoshade="t" o:hr="t" fillcolor="#ccc" stroked="f"/>
+        </w:pict>
       </w:r>
     </w:p>
     <w:p>
@@ -1573,100 +3383,225 @@
         </w:rPr>
       </w:pPr>
       <w:r>
-        <w:t>1. </w:t>
-      </w:r>
-    </w:p>
-    <w:p>
-      <w:pPr>
         <w:rPr>
           <w:b/>
           <w:bCs/>
         </w:rPr>
-      </w:pPr>
-      <w:r>
-        <w:t>Core/Events/EventDispatcher.php</w:t>
-      </w:r>
-    </w:p>
-    <w:p>
-      <w:pPr>
-        <w:numPr>
-          <w:ilvl w:val="0"/>
-          <w:numId w:val="14"/>
-        </w:numPr>
-      </w:pPr>
-      <w:r>
-        <w:t> Retirer union types (déjà fait pour compat 7.x)</w:t>
-      </w:r>
-    </w:p>
-    <w:p>
-      <w:pPr>
-        <w:numPr>
-          <w:ilvl w:val="0"/>
-          <w:numId w:val="14"/>
-        </w:numPr>
-      </w:pPr>
-      <w:r>
-        <w:t> </w:t>
-      </w:r>
+        <w:t xml:space="preserve">Phase </w:t>
+      </w:r>
+      <w:proofErr w:type="gramStart"/>
       <w:r>
         <w:rPr>
           <w:b/>
           <w:bCs/>
         </w:rPr>
-        <w:t>RÉINTRODUIRE</w:t>
-      </w:r>
-      <w:r>
-        <w:t> union types pour PHP 8.3</w:t>
-      </w:r>
-    </w:p>
-    <w:p>
-      <w:pPr>
-        <w:numPr>
-          <w:ilvl w:val="0"/>
-          <w:numId w:val="14"/>
-        </w:numPr>
-      </w:pPr>
-      <w:r>
-        <w:t> Ajouter declare(strict_types=1);</w:t>
-      </w:r>
-    </w:p>
-    <w:p>
-      <w:pPr>
-        <w:numPr>
-          <w:ilvl w:val="0"/>
-          <w:numId w:val="14"/>
-        </w:numPr>
-      </w:pPr>
-      <w:r>
-        <w:t> Typer toutes les propriétés</w:t>
-      </w:r>
-    </w:p>
-    <w:p>
-      <w:pPr>
-        <w:numPr>
-          <w:ilvl w:val="0"/>
-          <w:numId w:val="14"/>
-        </w:numPr>
-      </w:pPr>
-      <w:r>
-        <w:t> Utiliser constructor promotion</w:t>
-      </w:r>
-    </w:p>
-    <w:p>
-      <w:r>
-        <w:t>2. </w:t>
-      </w:r>
-    </w:p>
-    <w:p>
-      <w:pPr>
+        <w:t>6:</w:t>
+      </w:r>
+      <w:proofErr w:type="gramEnd"/>
+      <w:r>
         <w:rPr>
           <w:b/>
           <w:bCs/>
         </w:rPr>
-      </w:pPr>
-      <w:r>
-        <w:t>Core/Database/Database.php</w:t>
-      </w:r>
+        <w:t xml:space="preserve"> </w:t>
+      </w:r>
+      <w:proofErr w:type="spellStart"/>
+      <w:r>
+        <w:rPr>
+          <w:b/>
+          <w:bCs/>
+        </w:rPr>
+        <w:t>Refactoring</w:t>
+      </w:r>
+      <w:proofErr w:type="spellEnd"/>
+      <w:r>
+        <w:rPr>
+          <w:b/>
+          <w:bCs/>
+        </w:rPr>
+        <w:t xml:space="preserve"> Prioritaire</w:t>
+      </w:r>
+    </w:p>
+    <w:p>
+      <w:r>
+        <w:t xml:space="preserve">Fichiers à </w:t>
+      </w:r>
+      <w:proofErr w:type="spellStart"/>
+      <w:r>
+        <w:t>Refactorer</w:t>
+      </w:r>
+      <w:proofErr w:type="spellEnd"/>
+      <w:r>
+        <w:t xml:space="preserve"> en Priorité</w:t>
+      </w:r>
+    </w:p>
+    <w:p>
+      <w:pPr>
+        <w:rPr>
+          <w:b/>
+          <w:bCs/>
+        </w:rPr>
+      </w:pPr>
+      <w:r>
+        <w:t>1. </w:t>
+      </w:r>
+    </w:p>
+    <w:p>
+      <w:pPr>
+        <w:rPr>
+          <w:b/>
+          <w:bCs/>
+        </w:rPr>
+      </w:pPr>
+      <w:proofErr w:type="spellStart"/>
+      <w:r>
+        <w:t>Core</w:t>
+      </w:r>
+      <w:proofErr w:type="spellEnd"/>
+      <w:r>
+        <w:t>/Events/</w:t>
+      </w:r>
+      <w:proofErr w:type="spellStart"/>
+      <w:r>
+        <w:t>EventDispatcher.php</w:t>
+      </w:r>
+      <w:proofErr w:type="spellEnd"/>
+    </w:p>
+    <w:p>
+      <w:pPr>
+        <w:numPr>
+          <w:ilvl w:val="0"/>
+          <w:numId w:val="14"/>
+        </w:numPr>
+      </w:pPr>
+      <w:r>
+        <w:t xml:space="preserve"> Retirer union types (déjà fait pour </w:t>
+      </w:r>
+      <w:proofErr w:type="spellStart"/>
+      <w:r>
+        <w:t>compat</w:t>
+      </w:r>
+      <w:proofErr w:type="spellEnd"/>
+      <w:r>
+        <w:t xml:space="preserve"> 7.x)</w:t>
+      </w:r>
+    </w:p>
+    <w:p>
+      <w:pPr>
+        <w:numPr>
+          <w:ilvl w:val="0"/>
+          <w:numId w:val="14"/>
+        </w:numPr>
+      </w:pPr>
+      <w:r>
+        <w:t> </w:t>
+      </w:r>
+      <w:r>
+        <w:rPr>
+          <w:b/>
+          <w:bCs/>
+        </w:rPr>
+        <w:t>RÉINTRODUIRE</w:t>
+      </w:r>
+      <w:r>
+        <w:t> union types pour PHP 8.3</w:t>
+      </w:r>
+    </w:p>
+    <w:p>
+      <w:pPr>
+        <w:numPr>
+          <w:ilvl w:val="0"/>
+          <w:numId w:val="14"/>
+        </w:numPr>
+      </w:pPr>
+      <w:r>
+        <w:t> Ajouter </w:t>
+      </w:r>
+      <w:proofErr w:type="spellStart"/>
+      <w:r>
+        <w:t>declare</w:t>
+      </w:r>
+      <w:proofErr w:type="spellEnd"/>
+      <w:r>
+        <w:t>(</w:t>
+      </w:r>
+      <w:proofErr w:type="spellStart"/>
+      <w:r>
+        <w:t>strict_types</w:t>
+      </w:r>
+      <w:proofErr w:type="spellEnd"/>
+      <w:r>
+        <w:t>=1</w:t>
+      </w:r>
+      <w:proofErr w:type="gramStart"/>
+      <w:r>
+        <w:t>);</w:t>
+      </w:r>
+      <w:proofErr w:type="gramEnd"/>
+    </w:p>
+    <w:p>
+      <w:pPr>
+        <w:numPr>
+          <w:ilvl w:val="0"/>
+          <w:numId w:val="14"/>
+        </w:numPr>
+      </w:pPr>
+      <w:r>
+        <w:t> Typer toutes les propriétés</w:t>
+      </w:r>
+    </w:p>
+    <w:p>
+      <w:pPr>
+        <w:numPr>
+          <w:ilvl w:val="0"/>
+          <w:numId w:val="14"/>
+        </w:numPr>
+      </w:pPr>
+      <w:r>
+        <w:t xml:space="preserve"> Utiliser </w:t>
+      </w:r>
+      <w:proofErr w:type="spellStart"/>
+      <w:r>
+        <w:t>constructor</w:t>
+      </w:r>
+      <w:proofErr w:type="spellEnd"/>
+      <w:r>
+        <w:t xml:space="preserve"> promotion</w:t>
+      </w:r>
+    </w:p>
+    <w:p>
+      <w:r>
+        <w:t>2. </w:t>
+      </w:r>
+    </w:p>
+    <w:p>
+      <w:pPr>
+        <w:rPr>
+          <w:b/>
+          <w:bCs/>
+        </w:rPr>
+      </w:pPr>
+      <w:proofErr w:type="spellStart"/>
+      <w:r>
+        <w:t>Core</w:t>
+      </w:r>
+      <w:proofErr w:type="spellEnd"/>
+      <w:r>
+        <w:t>/</w:t>
+      </w:r>
+      <w:proofErr w:type="spellStart"/>
+      <w:r>
+        <w:t>Database</w:t>
+      </w:r>
+      <w:proofErr w:type="spellEnd"/>
+      <w:r>
+        <w:t>/</w:t>
+      </w:r>
+      <w:proofErr w:type="spellStart"/>
+      <w:r>
+        <w:t>Database.php</w:t>
+      </w:r>
+      <w:proofErr w:type="spellEnd"/>
     </w:p>
     <w:p>
       <w:pPr>
@@ -1676,8 +3611,13 @@
         </w:numPr>
       </w:pPr>
       <w:r>
-        <w:t> Strict types</w:t>
-      </w:r>
+        <w:t> </w:t>
+      </w:r>
+      <w:proofErr w:type="gramStart"/>
+      <w:r>
+        <w:t>Strict types</w:t>
+      </w:r>
+      <w:proofErr w:type="gramEnd"/>
     </w:p>
     <w:p>
       <w:pPr>
@@ -1687,8 +3627,21 @@
         </w:numPr>
       </w:pPr>
       <w:r>
-        <w:t> Readonly properties</w:t>
-      </w:r>
+        <w:t> </w:t>
+      </w:r>
+      <w:proofErr w:type="spellStart"/>
+      <w:r>
+        <w:t>Readonly</w:t>
+      </w:r>
+      <w:proofErr w:type="spellEnd"/>
+      <w:r>
+        <w:t xml:space="preserve"> </w:t>
+      </w:r>
+      <w:proofErr w:type="spellStart"/>
+      <w:r>
+        <w:t>properties</w:t>
+      </w:r>
+      <w:proofErr w:type="spellEnd"/>
     </w:p>
     <w:p>
       <w:pPr>
@@ -1698,7 +3651,15 @@
         </w:numPr>
       </w:pPr>
       <w:r>
-        <w:t> Enums pour driver types</w:t>
+        <w:t> </w:t>
+      </w:r>
+      <w:proofErr w:type="spellStart"/>
+      <w:r>
+        <w:t>Enums</w:t>
+      </w:r>
+      <w:proofErr w:type="spellEnd"/>
+      <w:r>
+        <w:t xml:space="preserve"> pour driver types</w:t>
       </w:r>
     </w:p>
     <w:p>
@@ -1709,7 +3670,23 @@
         </w:numPr>
       </w:pPr>
       <w:r>
-        <w:t> Better error handling avec exceptions typées</w:t>
+        <w:t> </w:t>
+      </w:r>
+      <w:proofErr w:type="spellStart"/>
+      <w:r>
+        <w:t>Better</w:t>
+      </w:r>
+      <w:proofErr w:type="spellEnd"/>
+      <w:r>
+        <w:t xml:space="preserve"> </w:t>
+      </w:r>
+      <w:proofErr w:type="spellStart"/>
+      <w:r>
+        <w:t>error</w:t>
+      </w:r>
+      <w:proofErr w:type="spellEnd"/>
+      <w:r>
+        <w:t xml:space="preserve"> handling avec exceptions typées</w:t>
       </w:r>
     </w:p>
     <w:p>
@@ -1725,9 +3702,27 @@
           <w:bCs/>
         </w:rPr>
       </w:pPr>
-      <w:r>
-        <w:t>Core/Database/Model.php</w:t>
-      </w:r>
+      <w:proofErr w:type="spellStart"/>
+      <w:r>
+        <w:t>Core</w:t>
+      </w:r>
+      <w:proofErr w:type="spellEnd"/>
+      <w:r>
+        <w:t>/</w:t>
+      </w:r>
+      <w:proofErr w:type="spellStart"/>
+      <w:r>
+        <w:t>Database</w:t>
+      </w:r>
+      <w:proofErr w:type="spellEnd"/>
+      <w:r>
+        <w:t>/</w:t>
+      </w:r>
+      <w:proofErr w:type="spellStart"/>
+      <w:r>
+        <w:t>Model.php</w:t>
+      </w:r>
+      <w:proofErr w:type="spellEnd"/>
     </w:p>
     <w:p>
       <w:pPr>
@@ -1737,8 +3732,13 @@
         </w:numPr>
       </w:pPr>
       <w:r>
-        <w:t> Strict types</w:t>
-      </w:r>
+        <w:t> </w:t>
+      </w:r>
+      <w:proofErr w:type="gramStart"/>
+      <w:r>
+        <w:t>Strict types</w:t>
+      </w:r>
+      <w:proofErr w:type="gramEnd"/>
     </w:p>
     <w:p>
       <w:pPr>
@@ -1759,8 +3759,21 @@
         </w:numPr>
       </w:pPr>
       <w:r>
-        <w:t> Utiliser attributes pour table/fillable</w:t>
-      </w:r>
+        <w:t xml:space="preserve"> Utiliser </w:t>
+      </w:r>
+      <w:proofErr w:type="spellStart"/>
+      <w:r>
+        <w:t>attributes</w:t>
+      </w:r>
+      <w:proofErr w:type="spellEnd"/>
+      <w:r>
+        <w:t xml:space="preserve"> pour table/</w:t>
+      </w:r>
+      <w:proofErr w:type="spellStart"/>
+      <w:r>
+        <w:t>fillable</w:t>
+      </w:r>
+      <w:proofErr w:type="spellEnd"/>
     </w:p>
     <w:p>
       <w:pPr>
@@ -1770,7 +3783,31 @@
         </w:numPr>
       </w:pPr>
       <w:r>
-        <w:t> Implémenter casts automatique via property hooks (8.4)</w:t>
+        <w:t xml:space="preserve"> Implémenter </w:t>
+      </w:r>
+      <w:proofErr w:type="spellStart"/>
+      <w:r>
+        <w:t>casts</w:t>
+      </w:r>
+      <w:proofErr w:type="spellEnd"/>
+      <w:r>
+        <w:t xml:space="preserve"> automatique via </w:t>
+      </w:r>
+      <w:proofErr w:type="spellStart"/>
+      <w:r>
+        <w:t>property</w:t>
+      </w:r>
+      <w:proofErr w:type="spellEnd"/>
+      <w:r>
+        <w:t xml:space="preserve"> </w:t>
+      </w:r>
+      <w:proofErr w:type="spellStart"/>
+      <w:r>
+        <w:t>hooks</w:t>
+      </w:r>
+      <w:proofErr w:type="spellEnd"/>
+      <w:r>
+        <w:t xml:space="preserve"> (8.4)</w:t>
       </w:r>
     </w:p>
     <w:p>
@@ -1785,9 +3822,27 @@
           <w:bCs/>
         </w:rPr>
       </w:pPr>
-      <w:r>
-        <w:t>Core/Routing/Router.php</w:t>
-      </w:r>
+      <w:proofErr w:type="spellStart"/>
+      <w:r>
+        <w:t>Core</w:t>
+      </w:r>
+      <w:proofErr w:type="spellEnd"/>
+      <w:r>
+        <w:t>/</w:t>
+      </w:r>
+      <w:proofErr w:type="spellStart"/>
+      <w:r>
+        <w:t>Routing</w:t>
+      </w:r>
+      <w:proofErr w:type="spellEnd"/>
+      <w:r>
+        <w:t>/</w:t>
+      </w:r>
+      <w:proofErr w:type="spellStart"/>
+      <w:r>
+        <w:t>Router.php</w:t>
+      </w:r>
+      <w:proofErr w:type="spellEnd"/>
     </w:p>
     <w:p>
       <w:pPr>
@@ -1808,7 +3863,15 @@
         </w:numPr>
       </w:pPr>
       <w:r>
-        <w:t> Attributes pour middleware</w:t>
+        <w:t> </w:t>
+      </w:r>
+      <w:proofErr w:type="spellStart"/>
+      <w:r>
+        <w:t>Attributes</w:t>
+      </w:r>
+      <w:proofErr w:type="spellEnd"/>
+      <w:r>
+        <w:t xml:space="preserve"> pour middleware</w:t>
       </w:r>
     </w:p>
     <w:p>
@@ -1830,8 +3893,13 @@
         </w:numPr>
       </w:pPr>
       <w:r>
-        <w:t> Strict types</w:t>
-      </w:r>
+        <w:t> </w:t>
+      </w:r>
+      <w:proofErr w:type="gramStart"/>
+      <w:r>
+        <w:t>Strict types</w:t>
+      </w:r>
+      <w:proofErr w:type="gramEnd"/>
     </w:p>
     <w:p>
       <w:r>
@@ -1845,9 +3913,27 @@
           <w:bCs/>
         </w:rPr>
       </w:pPr>
-      <w:r>
-        <w:t>Core/Database/QueryBuilder.php</w:t>
-      </w:r>
+      <w:proofErr w:type="spellStart"/>
+      <w:r>
+        <w:t>Core</w:t>
+      </w:r>
+      <w:proofErr w:type="spellEnd"/>
+      <w:r>
+        <w:t>/</w:t>
+      </w:r>
+      <w:proofErr w:type="spellStart"/>
+      <w:r>
+        <w:t>Database</w:t>
+      </w:r>
+      <w:proofErr w:type="spellEnd"/>
+      <w:r>
+        <w:t>/</w:t>
+      </w:r>
+      <w:proofErr w:type="spellStart"/>
+      <w:r>
+        <w:t>QueryBuilder.php</w:t>
+      </w:r>
+      <w:proofErr w:type="spellEnd"/>
     </w:p>
     <w:p>
       <w:pPr>
@@ -1857,7 +3943,15 @@
         </w:numPr>
       </w:pPr>
       <w:r>
-        <w:t> Strict types partout</w:t>
+        <w:t> </w:t>
+      </w:r>
+      <w:proofErr w:type="gramStart"/>
+      <w:r>
+        <w:t>Strict types</w:t>
+      </w:r>
+      <w:proofErr w:type="gramEnd"/>
+      <w:r>
+        <w:t xml:space="preserve"> partout</w:t>
       </w:r>
     </w:p>
     <w:p>
@@ -1868,7 +3962,15 @@
         </w:numPr>
       </w:pPr>
       <w:r>
-        <w:t> Return type declarations précis</w:t>
+        <w:t xml:space="preserve"> Return type </w:t>
+      </w:r>
+      <w:proofErr w:type="spellStart"/>
+      <w:r>
+        <w:t>declarations</w:t>
+      </w:r>
+      <w:proofErr w:type="spellEnd"/>
+      <w:r>
+        <w:t xml:space="preserve"> précis</w:t>
       </w:r>
     </w:p>
     <w:p>
@@ -1879,8 +3981,21 @@
         </w:numPr>
       </w:pPr>
       <w:r>
-        <w:t> Nullsafe operators</w:t>
-      </w:r>
+        <w:t> </w:t>
+      </w:r>
+      <w:proofErr w:type="spellStart"/>
+      <w:r>
+        <w:t>Nullsafe</w:t>
+      </w:r>
+      <w:proofErr w:type="spellEnd"/>
+      <w:r>
+        <w:t xml:space="preserve"> </w:t>
+      </w:r>
+      <w:proofErr w:type="spellStart"/>
+      <w:r>
+        <w:t>operators</w:t>
+      </w:r>
+      <w:proofErr w:type="spellEnd"/>
     </w:p>
     <w:p>
       <w:pPr>
@@ -1890,13 +4005,29 @@
         </w:numPr>
       </w:pPr>
       <w:r>
-        <w:t> Enum support pour where clauses</w:t>
+        <w:t> </w:t>
+      </w:r>
+      <w:proofErr w:type="spellStart"/>
+      <w:r>
+        <w:t>Enum</w:t>
+      </w:r>
+      <w:proofErr w:type="spellEnd"/>
+      <w:r>
+        <w:t xml:space="preserve"> support pour </w:t>
+      </w:r>
+      <w:proofErr w:type="spellStart"/>
+      <w:r>
+        <w:t>where</w:t>
+      </w:r>
+      <w:proofErr w:type="spellEnd"/>
+      <w:r>
+        <w:t xml:space="preserve"> clauses</w:t>
       </w:r>
     </w:p>
     <w:p>
       <w:r>
         <w:pict w14:anchorId="71425A55">
-          <v:rect id="_x0000_i1085" style="width:437.75pt;height:.75pt" o:hrpct="0" o:hralign="center" o:hrstd="t" o:hrnoshade="t" o:hr="t" fillcolor="#ccc" stroked="f"/>
+          <v:rect id="_x0000_i1031" style="width:437.75pt;height:.75pt" o:hrpct="0" o:hralign="center" o:hrstd="t" o:hrnoshade="t" o:hr="t" fillcolor="#ccc" stroked="f"/>
         </w:pict>
       </w:r>
     </w:p>
@@ -1912,230 +4043,413 @@
           <w:b/>
           <w:bCs/>
         </w:rPr>
-        <w:t>Phase 7: Tests de Sécurité</w:t>
-      </w:r>
-    </w:p>
-    <w:p>
-      <w:r>
-        <w:t>7.1 OWASP Top 10</w:t>
-      </w:r>
-    </w:p>
-    <w:p>
-      <w:pPr>
-        <w:numPr>
-          <w:ilvl w:val="0"/>
-          <w:numId w:val="19"/>
-        </w:numPr>
-      </w:pPr>
-      <w:r>
-        <w:t> A01:2021 – Broken Access Control</w:t>
-      </w:r>
-    </w:p>
-    <w:p>
-      <w:pPr>
-        <w:numPr>
-          <w:ilvl w:val="0"/>
-          <w:numId w:val="19"/>
-        </w:numPr>
-      </w:pPr>
-      <w:r>
-        <w:t> A02:2021 – Cryptographic Failures</w:t>
-      </w:r>
-    </w:p>
-    <w:p>
-      <w:pPr>
-        <w:numPr>
-          <w:ilvl w:val="0"/>
-          <w:numId w:val="19"/>
-        </w:numPr>
-      </w:pPr>
-      <w:r>
-        <w:t> A03:2021 – Injection</w:t>
-      </w:r>
-    </w:p>
-    <w:p>
-      <w:pPr>
-        <w:numPr>
-          <w:ilvl w:val="0"/>
-          <w:numId w:val="19"/>
-        </w:numPr>
-      </w:pPr>
-      <w:r>
-        <w:t> A04:2021 – Insecure Design</w:t>
-      </w:r>
-    </w:p>
-    <w:p>
-      <w:pPr>
-        <w:numPr>
-          <w:ilvl w:val="0"/>
-          <w:numId w:val="19"/>
-        </w:numPr>
-      </w:pPr>
-      <w:r>
-        <w:t> A05:2021 – Security Misconfiguration</w:t>
-      </w:r>
-    </w:p>
-    <w:p>
-      <w:pPr>
-        <w:numPr>
-          <w:ilvl w:val="0"/>
-          <w:numId w:val="19"/>
-        </w:numPr>
-      </w:pPr>
-      <w:r>
-        <w:t> A06:2021 – Vulnerable Components</w:t>
-      </w:r>
-    </w:p>
-    <w:p>
-      <w:pPr>
-        <w:numPr>
-          <w:ilvl w:val="0"/>
-          <w:numId w:val="19"/>
-        </w:numPr>
-      </w:pPr>
-      <w:r>
-        <w:t> A07:2021 – Authentication Failures</w:t>
-      </w:r>
-    </w:p>
-    <w:p>
-      <w:pPr>
-        <w:numPr>
-          <w:ilvl w:val="0"/>
-          <w:numId w:val="19"/>
-        </w:numPr>
-      </w:pPr>
-      <w:r>
-        <w:lastRenderedPageBreak/>
-        <w:t> A08:2021 – Software and Data Integrity Failures</w:t>
-      </w:r>
-    </w:p>
-    <w:p>
-      <w:pPr>
-        <w:numPr>
-          <w:ilvl w:val="0"/>
-          <w:numId w:val="19"/>
-        </w:numPr>
-      </w:pPr>
-      <w:r>
-        <w:t> A09:2021 – Security Logging Failures</w:t>
-      </w:r>
-    </w:p>
-    <w:p>
-      <w:pPr>
-        <w:numPr>
-          <w:ilvl w:val="0"/>
-          <w:numId w:val="19"/>
-        </w:numPr>
-      </w:pPr>
-      <w:r>
-        <w:t> A10:2021 – Server-Side Request Forgery</w:t>
-      </w:r>
-    </w:p>
-    <w:p>
-      <w:r>
-        <w:t>7.2 Outils</w:t>
-      </w:r>
-    </w:p>
-    <w:p>
-      <w:pPr>
-        <w:numPr>
-          <w:ilvl w:val="0"/>
-          <w:numId w:val="20"/>
-        </w:numPr>
-      </w:pPr>
-      <w:r>
-        <w:t> PHPStan (level 9)</w:t>
-      </w:r>
-    </w:p>
-    <w:p>
-      <w:pPr>
-        <w:numPr>
-          <w:ilvl w:val="0"/>
-          <w:numId w:val="20"/>
-        </w:numPr>
-      </w:pPr>
-      <w:r>
-        <w:t> Psalm</w:t>
-      </w:r>
-    </w:p>
-    <w:p>
-      <w:pPr>
-        <w:numPr>
-          <w:ilvl w:val="0"/>
-          <w:numId w:val="20"/>
-        </w:numPr>
-      </w:pPr>
-      <w:r>
-        <w:t> PHP_CodeSniffer (PSR-12)</w:t>
-      </w:r>
-    </w:p>
-    <w:p>
-      <w:pPr>
-        <w:numPr>
-          <w:ilvl w:val="0"/>
-          <w:numId w:val="20"/>
-        </w:numPr>
-      </w:pPr>
-      <w:r>
-        <w:t> PHPMD (Mess Detector)</w:t>
-      </w:r>
-    </w:p>
-    <w:p>
-      <w:r>
-        <w:pict w14:anchorId="19906139">
-          <v:rect id="_x0000_i1086" style="width:437.75pt;height:.75pt" o:hrpct="0" o:hralign="center" o:hrstd="t" o:hrnoshade="t" o:hr="t" fillcolor="#ccc" stroked="f"/>
-        </w:pict>
-      </w:r>
-    </w:p>
-    <w:p>
-      <w:pPr>
+        <w:t xml:space="preserve">Phase </w:t>
+      </w:r>
+      <w:proofErr w:type="gramStart"/>
+      <w:r>
         <w:rPr>
           <w:b/>
           <w:bCs/>
         </w:rPr>
-      </w:pPr>
+        <w:t>7:</w:t>
+      </w:r>
+      <w:proofErr w:type="gramEnd"/>
       <w:r>
         <w:rPr>
           <w:b/>
           <w:bCs/>
         </w:rPr>
-        <w:t>Ordre d'Exécution Recommandé</w:t>
-      </w:r>
-    </w:p>
-    <w:p>
-      <w:pPr>
-        <w:numPr>
-          <w:ilvl w:val="0"/>
-          <w:numId w:val="21"/>
-        </w:numPr>
-      </w:pPr>
-      <w:r>
+        <w:t xml:space="preserve"> Tests de Sécurité</w:t>
+      </w:r>
+    </w:p>
+    <w:p>
+      <w:r>
+        <w:t>7.1 OWASP Top 10</w:t>
+      </w:r>
+    </w:p>
+    <w:p>
+      <w:pPr>
+        <w:numPr>
+          <w:ilvl w:val="0"/>
+          <w:numId w:val="19"/>
+        </w:numPr>
+      </w:pPr>
+      <w:r>
+        <w:t> A</w:t>
+      </w:r>
+      <w:proofErr w:type="gramStart"/>
+      <w:r>
+        <w:t>01:</w:t>
+      </w:r>
+      <w:proofErr w:type="gramEnd"/>
+      <w:r>
+        <w:t>2021 – Broken Access Control</w:t>
+      </w:r>
+    </w:p>
+    <w:p>
+      <w:pPr>
+        <w:numPr>
+          <w:ilvl w:val="0"/>
+          <w:numId w:val="19"/>
+        </w:numPr>
+      </w:pPr>
+      <w:r>
+        <w:t> A</w:t>
+      </w:r>
+      <w:proofErr w:type="gramStart"/>
+      <w:r>
+        <w:t>02:</w:t>
+      </w:r>
+      <w:proofErr w:type="gramEnd"/>
+      <w:r>
+        <w:t xml:space="preserve">2021 – </w:t>
+      </w:r>
+      <w:proofErr w:type="spellStart"/>
+      <w:r>
+        <w:t>Cryptographic</w:t>
+      </w:r>
+      <w:proofErr w:type="spellEnd"/>
+      <w:r>
+        <w:t xml:space="preserve"> </w:t>
+      </w:r>
+      <w:proofErr w:type="spellStart"/>
+      <w:r>
+        <w:t>Failures</w:t>
+      </w:r>
+      <w:proofErr w:type="spellEnd"/>
+    </w:p>
+    <w:p>
+      <w:pPr>
+        <w:numPr>
+          <w:ilvl w:val="0"/>
+          <w:numId w:val="19"/>
+        </w:numPr>
+      </w:pPr>
+      <w:r>
+        <w:t> A</w:t>
+      </w:r>
+      <w:proofErr w:type="gramStart"/>
+      <w:r>
+        <w:t>03:</w:t>
+      </w:r>
+      <w:proofErr w:type="gramEnd"/>
+      <w:r>
+        <w:t>2021 – Injection</w:t>
+      </w:r>
+    </w:p>
+    <w:p>
+      <w:pPr>
+        <w:numPr>
+          <w:ilvl w:val="0"/>
+          <w:numId w:val="19"/>
+        </w:numPr>
+      </w:pPr>
+      <w:r>
+        <w:t> A</w:t>
+      </w:r>
+      <w:proofErr w:type="gramStart"/>
+      <w:r>
+        <w:t>04:</w:t>
+      </w:r>
+      <w:proofErr w:type="gramEnd"/>
+      <w:r>
+        <w:t xml:space="preserve">2021 – </w:t>
+      </w:r>
+      <w:proofErr w:type="spellStart"/>
+      <w:r>
+        <w:t>Insecure</w:t>
+      </w:r>
+      <w:proofErr w:type="spellEnd"/>
+      <w:r>
+        <w:t xml:space="preserve"> Design</w:t>
+      </w:r>
+    </w:p>
+    <w:p>
+      <w:pPr>
+        <w:numPr>
+          <w:ilvl w:val="0"/>
+          <w:numId w:val="19"/>
+        </w:numPr>
+      </w:pPr>
+      <w:r>
+        <w:t> A</w:t>
+      </w:r>
+      <w:proofErr w:type="gramStart"/>
+      <w:r>
+        <w:t>05:</w:t>
+      </w:r>
+      <w:proofErr w:type="gramEnd"/>
+      <w:r>
+        <w:t xml:space="preserve">2021 – Security </w:t>
+      </w:r>
+      <w:proofErr w:type="spellStart"/>
+      <w:r>
+        <w:t>Misconfiguration</w:t>
+      </w:r>
+      <w:proofErr w:type="spellEnd"/>
+    </w:p>
+    <w:p>
+      <w:pPr>
+        <w:numPr>
+          <w:ilvl w:val="0"/>
+          <w:numId w:val="19"/>
+        </w:numPr>
+      </w:pPr>
+      <w:r>
+        <w:t> A</w:t>
+      </w:r>
+      <w:proofErr w:type="gramStart"/>
+      <w:r>
+        <w:t>06:</w:t>
+      </w:r>
+      <w:proofErr w:type="gramEnd"/>
+      <w:r>
+        <w:t xml:space="preserve">2021 – </w:t>
+      </w:r>
+      <w:proofErr w:type="spellStart"/>
+      <w:r>
+        <w:t>Vulnerable</w:t>
+      </w:r>
+      <w:proofErr w:type="spellEnd"/>
+      <w:r>
+        <w:t xml:space="preserve"> Components</w:t>
+      </w:r>
+    </w:p>
+    <w:p>
+      <w:pPr>
+        <w:numPr>
+          <w:ilvl w:val="0"/>
+          <w:numId w:val="19"/>
+        </w:numPr>
+      </w:pPr>
+      <w:r>
+        <w:t> A</w:t>
+      </w:r>
+      <w:proofErr w:type="gramStart"/>
+      <w:r>
+        <w:t>07:</w:t>
+      </w:r>
+      <w:proofErr w:type="gramEnd"/>
+      <w:r>
+        <w:t xml:space="preserve">2021 – </w:t>
+      </w:r>
+      <w:proofErr w:type="spellStart"/>
+      <w:r>
+        <w:t>Authentication</w:t>
+      </w:r>
+      <w:proofErr w:type="spellEnd"/>
+      <w:r>
+        <w:t xml:space="preserve"> </w:t>
+      </w:r>
+      <w:proofErr w:type="spellStart"/>
+      <w:r>
+        <w:t>Failures</w:t>
+      </w:r>
+      <w:proofErr w:type="spellEnd"/>
+    </w:p>
+    <w:p>
+      <w:pPr>
+        <w:numPr>
+          <w:ilvl w:val="0"/>
+          <w:numId w:val="19"/>
+        </w:numPr>
+      </w:pPr>
+      <w:r>
+        <w:lastRenderedPageBreak/>
+        <w:t> A</w:t>
+      </w:r>
+      <w:proofErr w:type="gramStart"/>
+      <w:r>
+        <w:t>08:</w:t>
+      </w:r>
+      <w:proofErr w:type="gramEnd"/>
+      <w:r>
+        <w:t xml:space="preserve">2021 – Software and Data </w:t>
+      </w:r>
+      <w:proofErr w:type="spellStart"/>
+      <w:r>
+        <w:t>Integrity</w:t>
+      </w:r>
+      <w:proofErr w:type="spellEnd"/>
+      <w:r>
+        <w:t xml:space="preserve"> </w:t>
+      </w:r>
+      <w:proofErr w:type="spellStart"/>
+      <w:r>
+        <w:t>Failures</w:t>
+      </w:r>
+      <w:proofErr w:type="spellEnd"/>
+    </w:p>
+    <w:p>
+      <w:pPr>
+        <w:numPr>
+          <w:ilvl w:val="0"/>
+          <w:numId w:val="19"/>
+        </w:numPr>
+      </w:pPr>
+      <w:r>
+        <w:t> A</w:t>
+      </w:r>
+      <w:proofErr w:type="gramStart"/>
+      <w:r>
+        <w:t>09:</w:t>
+      </w:r>
+      <w:proofErr w:type="gramEnd"/>
+      <w:r>
+        <w:t xml:space="preserve">2021 – Security </w:t>
+      </w:r>
+      <w:proofErr w:type="spellStart"/>
+      <w:r>
+        <w:t>Logging</w:t>
+      </w:r>
+      <w:proofErr w:type="spellEnd"/>
+      <w:r>
+        <w:t xml:space="preserve"> </w:t>
+      </w:r>
+      <w:proofErr w:type="spellStart"/>
+      <w:r>
+        <w:t>Failures</w:t>
+      </w:r>
+      <w:proofErr w:type="spellEnd"/>
+    </w:p>
+    <w:p>
+      <w:pPr>
+        <w:numPr>
+          <w:ilvl w:val="0"/>
+          <w:numId w:val="19"/>
+        </w:numPr>
+      </w:pPr>
+      <w:r>
+        <w:t> A</w:t>
+      </w:r>
+      <w:proofErr w:type="gramStart"/>
+      <w:r>
+        <w:t>10:</w:t>
+      </w:r>
+      <w:proofErr w:type="gramEnd"/>
+      <w:r>
+        <w:t>2021 – Server-</w:t>
+      </w:r>
+      <w:proofErr w:type="spellStart"/>
+      <w:r>
+        <w:t>Side</w:t>
+      </w:r>
+      <w:proofErr w:type="spellEnd"/>
+      <w:r>
+        <w:t xml:space="preserve"> </w:t>
+      </w:r>
+      <w:proofErr w:type="spellStart"/>
+      <w:r>
+        <w:t>Request</w:t>
+      </w:r>
+      <w:proofErr w:type="spellEnd"/>
+      <w:r>
+        <w:t xml:space="preserve"> </w:t>
+      </w:r>
+      <w:proofErr w:type="spellStart"/>
+      <w:r>
+        <w:t>Forgery</w:t>
+      </w:r>
+      <w:proofErr w:type="spellEnd"/>
+    </w:p>
+    <w:p>
+      <w:r>
+        <w:t>7.2 Outils</w:t>
+      </w:r>
+    </w:p>
+    <w:p>
+      <w:pPr>
+        <w:numPr>
+          <w:ilvl w:val="0"/>
+          <w:numId w:val="20"/>
+        </w:numPr>
+      </w:pPr>
+      <w:r>
+        <w:t> </w:t>
+      </w:r>
+      <w:proofErr w:type="spellStart"/>
+      <w:r>
+        <w:t>PHPStan</w:t>
+      </w:r>
+      <w:proofErr w:type="spellEnd"/>
+      <w:r>
+        <w:t xml:space="preserve"> (</w:t>
+      </w:r>
+      <w:proofErr w:type="spellStart"/>
+      <w:r>
+        <w:t>level</w:t>
+      </w:r>
+      <w:proofErr w:type="spellEnd"/>
+      <w:r>
+        <w:t xml:space="preserve"> 9)</w:t>
+      </w:r>
+    </w:p>
+    <w:p>
+      <w:pPr>
+        <w:numPr>
+          <w:ilvl w:val="0"/>
+          <w:numId w:val="20"/>
+        </w:numPr>
+      </w:pPr>
+      <w:r>
+        <w:t> </w:t>
+      </w:r>
+      <w:proofErr w:type="spellStart"/>
+      <w:r>
+        <w:t>Psalm</w:t>
+      </w:r>
+      <w:proofErr w:type="spellEnd"/>
+    </w:p>
+    <w:p>
+      <w:pPr>
+        <w:numPr>
+          <w:ilvl w:val="0"/>
+          <w:numId w:val="20"/>
+        </w:numPr>
+      </w:pPr>
+      <w:r>
+        <w:t> </w:t>
+      </w:r>
+      <w:proofErr w:type="spellStart"/>
+      <w:r>
+        <w:t>PHP_CodeSniffer</w:t>
+      </w:r>
+      <w:proofErr w:type="spellEnd"/>
+      <w:r>
+        <w:t xml:space="preserve"> (PSR-12)</w:t>
+      </w:r>
+    </w:p>
+    <w:p>
+      <w:pPr>
+        <w:numPr>
+          <w:ilvl w:val="0"/>
+          <w:numId w:val="20"/>
+        </w:numPr>
+      </w:pPr>
+      <w:r>
+        <w:t> PHPMD (Mess Detector)</w:t>
+      </w:r>
+    </w:p>
+    <w:p>
+      <w:r>
+        <w:pict w14:anchorId="19906139">
+          <v:rect id="_x0000_i1032" style="width:437.75pt;height:.75pt" o:hrpct="0" o:hralign="center" o:hrstd="t" o:hrnoshade="t" o:hr="t" fillcolor="#ccc" stroked="f"/>
+        </w:pict>
+      </w:r>
+    </w:p>
+    <w:p>
+      <w:pPr>
         <w:rPr>
           <w:b/>
           <w:bCs/>
         </w:rPr>
-        <w:t>Phase 4 (Sécurité Critique)</w:t>
-      </w:r>
-      <w:r>
-        <w:t> - Immédiat</w:t>
-      </w:r>
-    </w:p>
-    <w:p>
-      <w:pPr>
-        <w:numPr>
-          <w:ilvl w:val="0"/>
-          <w:numId w:val="21"/>
-        </w:numPr>
       </w:pPr>
       <w:r>
         <w:rPr>
           <w:b/>
           <w:bCs/>
         </w:rPr>
-        <w:t>Phase 1 (Types Stricts)</w:t>
-      </w:r>
-      <w:r>
-        <w:t> - Semaine 1</w:t>
+        <w:t>Ordre d'Exécution Recommandé</w:t>
       </w:r>
     </w:p>
     <w:p>
@@ -2150,10 +4464,10 @@
           <w:b/>
           <w:bCs/>
         </w:rPr>
-        <w:t>Phase 2 (Input/Output)</w:t>
-      </w:r>
-      <w:r>
-        <w:t> - Semaine 1-2</w:t>
+        <w:t>Phase 4 (Sécurité Critique)</w:t>
+      </w:r>
+      <w:r>
+        <w:t> - Immédiat</w:t>
       </w:r>
     </w:p>
     <w:p>
@@ -2168,10 +4482,10 @@
           <w:b/>
           <w:bCs/>
         </w:rPr>
-        <w:t>Phase 3 (Modernisation)</w:t>
-      </w:r>
-      <w:r>
-        <w:t> - Semaine 2-3</w:t>
+        <w:t>Phase 1 (Types Stricts)</w:t>
+      </w:r>
+      <w:r>
+        <w:t> - Semaine 1</w:t>
       </w:r>
     </w:p>
     <w:p>
@@ -2186,10 +4500,10 @@
           <w:b/>
           <w:bCs/>
         </w:rPr>
-        <w:t>Phase 5 (Performance)</w:t>
-      </w:r>
-      <w:r>
-        <w:t> - Semaine 3</w:t>
+        <w:t>Phase 2 (Input/Output)</w:t>
+      </w:r>
+      <w:r>
+        <w:t> - Semaine 1-2</w:t>
       </w:r>
     </w:p>
     <w:p>
@@ -2204,10 +4518,10 @@
           <w:b/>
           <w:bCs/>
         </w:rPr>
-        <w:t>Phase 6 (Refactoring)</w:t>
-      </w:r>
-      <w:r>
-        <w:t> - Semaine 4</w:t>
+        <w:t>Phase 3 (Modernisation)</w:t>
+      </w:r>
+      <w:r>
+        <w:t> - Semaine 2-3</w:t>
       </w:r>
     </w:p>
     <w:p>
@@ -2222,168 +4536,1179 @@
           <w:b/>
           <w:bCs/>
         </w:rPr>
-        <w:t>Phase 7 (Tests)</w:t>
-      </w:r>
-      <w:r>
-        <w:t> - Continue</w:t>
-      </w:r>
-    </w:p>
-    <w:p>
-      <w:r>
-        <w:pict w14:anchorId="52EE8260">
-          <v:rect id="_x0000_i1087" style="width:437.75pt;height:.75pt" o:hrpct="0" o:hralign="center" o:hrstd="t" o:hrnoshade="t" o:hr="t" fillcolor="#ccc" stroked="f"/>
-        </w:pict>
-      </w:r>
-    </w:p>
-    <w:p>
-      <w:pPr>
+        <w:t>Phase 5 (Performance)</w:t>
+      </w:r>
+      <w:r>
+        <w:t> - Semaine 3</w:t>
+      </w:r>
+    </w:p>
+    <w:p>
+      <w:pPr>
+        <w:numPr>
+          <w:ilvl w:val="0"/>
+          <w:numId w:val="21"/>
+        </w:numPr>
+      </w:pPr>
+      <w:r>
         <w:rPr>
           <w:b/>
           <w:bCs/>
         </w:rPr>
-      </w:pPr>
+        <w:t>Phase 6 (</w:t>
+      </w:r>
+      <w:proofErr w:type="spellStart"/>
       <w:r>
         <w:rPr>
           <w:b/>
           <w:bCs/>
         </w:rPr>
-        <w:t>Vérification de Compatibilité PHP 8.3/8.4</w:t>
-      </w:r>
-    </w:p>
-    <w:p>
-      <w:r>
-        <w:t>Fonctionnalités PHP 8.3 Disponibles</w:t>
-      </w:r>
-    </w:p>
-    <w:p>
-      <w:r>
-        <w:rPr>
-          <w:rFonts w:ascii="Segoe UI Emoji" w:hAnsi="Segoe UI Emoji" w:cs="Segoe UI Emoji"/>
-        </w:rPr>
-        <w:t>✅</w:t>
-      </w:r>
-      <w:r>
-        <w:t xml:space="preserve"> Typed class constants </w:t>
-      </w:r>
-      <w:r>
-        <w:rPr>
-          <w:rFonts w:ascii="Segoe UI Emoji" w:hAnsi="Segoe UI Emoji" w:cs="Segoe UI Emoji"/>
-        </w:rPr>
-        <w:t>✅</w:t>
-      </w:r>
-      <w:r>
-        <w:t xml:space="preserve"> readonly modification deepening </w:t>
-      </w:r>
-      <w:r>
-        <w:rPr>
-          <w:rFonts w:ascii="Segoe UI Emoji" w:hAnsi="Segoe UI Emoji" w:cs="Segoe UI Emoji"/>
-        </w:rPr>
-        <w:t>✅</w:t>
-      </w:r>
-      <w:r>
-        <w:t xml:space="preserve"> json_validate() </w:t>
-      </w:r>
-      <w:r>
-        <w:rPr>
-          <w:rFonts w:ascii="Segoe UI Emoji" w:hAnsi="Segoe UI Emoji" w:cs="Segoe UI Emoji"/>
-        </w:rPr>
-        <w:t>✅</w:t>
-      </w:r>
-      <w:r>
-        <w:t xml:space="preserve"> Randomizer additions </w:t>
-      </w:r>
-      <w:r>
-        <w:rPr>
-          <w:rFonts w:ascii="Segoe UI Emoji" w:hAnsi="Segoe UI Emoji" w:cs="Segoe UI Emoji"/>
-        </w:rPr>
-        <w:t>✅</w:t>
-      </w:r>
-      <w:r>
-        <w:t xml:space="preserve"> Dynamic class constant fetch </w:t>
-      </w:r>
-      <w:r>
-        <w:rPr>
-          <w:rFonts w:ascii="Segoe UI Emoji" w:hAnsi="Segoe UI Emoji" w:cs="Segoe UI Emoji"/>
-        </w:rPr>
-        <w:t>✅</w:t>
-      </w:r>
-      <w:r>
-        <w:t xml:space="preserve"> #[\Override] attribute</w:t>
-      </w:r>
-    </w:p>
-    <w:p>
-      <w:r>
-        <w:t>Fonctionnalités PHP 8.4 (À venir/Récentes)</w:t>
-      </w:r>
-    </w:p>
-    <w:p>
-      <w:r>
-        <w:rPr>
-          <w:rFonts w:ascii="Segoe UI Emoji" w:hAnsi="Segoe UI Emoji" w:cs="Segoe UI Emoji"/>
-        </w:rPr>
-        <w:t>⏳</w:t>
-      </w:r>
-      <w:r>
-        <w:t xml:space="preserve"> Property hooks </w:t>
-      </w:r>
-      <w:r>
-        <w:rPr>
-          <w:rFonts w:ascii="Segoe UI Emoji" w:hAnsi="Segoe UI Emoji" w:cs="Segoe UI Emoji"/>
-        </w:rPr>
-        <w:t>⏳</w:t>
-      </w:r>
-      <w:r>
-        <w:t xml:space="preserve"> Asymmetric visibility </w:t>
-      </w:r>
-      <w:r>
-        <w:rPr>
-          <w:rFonts w:ascii="Segoe UI Emoji" w:hAnsi="Segoe UI Emoji" w:cs="Segoe UI Emoji"/>
-        </w:rPr>
-        <w:t>⏳</w:t>
-      </w:r>
-      <w:r>
-        <w:t xml:space="preserve"> Lazy objects </w:t>
-      </w:r>
-      <w:r>
-        <w:rPr>
-          <w:rFonts w:ascii="Segoe UI Emoji" w:hAnsi="Segoe UI Emoji" w:cs="Segoe UI Emoji"/>
-        </w:rPr>
-        <w:t>⏳</w:t>
-      </w:r>
-      <w:r>
-        <w:t xml:space="preserve"> Array functions (find, find_key, any, all) </w:t>
-      </w:r>
-      <w:r>
-        <w:rPr>
-          <w:rFonts w:ascii="Segoe UI Emoji" w:hAnsi="Segoe UI Emoji" w:cs="Segoe UI Emoji"/>
-        </w:rPr>
-        <w:t>⏳</w:t>
-      </w:r>
-      <w:r>
-        <w:t xml:space="preserve"> PDO driver-specific subclasses </w:t>
-      </w:r>
-      <w:r>
-        <w:rPr>
-          <w:rFonts w:ascii="Segoe UI Emoji" w:hAnsi="Segoe UI Emoji" w:cs="Segoe UI Emoji"/>
-        </w:rPr>
-        <w:t>⏳</w:t>
-      </w:r>
-      <w:r>
-        <w:t xml:space="preserve"> New DOM HTML5 support</w:t>
-      </w:r>
-    </w:p>
-    <w:p>
+        <w:t>Refactoring</w:t>
+      </w:r>
+      <w:proofErr w:type="spellEnd"/>
       <w:r>
         <w:rPr>
           <w:b/>
           <w:bCs/>
         </w:rPr>
+        <w:t>)</w:t>
+      </w:r>
+      <w:r>
+        <w:t> - Semaine 4</w:t>
+      </w:r>
+    </w:p>
+    <w:p>
+      <w:pPr>
+        <w:numPr>
+          <w:ilvl w:val="0"/>
+          <w:numId w:val="21"/>
+        </w:numPr>
+      </w:pPr>
+      <w:r>
+        <w:rPr>
+          <w:b/>
+          <w:bCs/>
+        </w:rPr>
+        <w:t>Phase 7 (Tests)</w:t>
+      </w:r>
+      <w:r>
+        <w:t> - Continue</w:t>
+      </w:r>
+    </w:p>
+    <w:p>
+      <w:r>
+        <w:pict w14:anchorId="52EE8260">
+          <v:rect id="_x0000_i1033" style="width:437.75pt;height:.75pt" o:hrpct="0" o:hralign="center" o:hrstd="t" o:hrnoshade="t" o:hr="t" fillcolor="#ccc" stroked="f"/>
+        </w:pict>
+      </w:r>
+    </w:p>
+    <w:p>
+      <w:pPr>
+        <w:rPr>
+          <w:b/>
+          <w:bCs/>
+        </w:rPr>
+      </w:pPr>
+      <w:r>
+        <w:rPr>
+          <w:b/>
+          <w:bCs/>
+        </w:rPr>
+        <w:t>Vérification de Compatibilité PHP 8.3/8.4</w:t>
+      </w:r>
+    </w:p>
+    <w:p>
+      <w:r>
+        <w:t>Fonctionnalités PHP 8.3 Disponibles</w:t>
+      </w:r>
+    </w:p>
+    <w:p>
+      <w:r>
+        <w:rPr>
+          <w:rFonts w:ascii="Segoe UI Emoji" w:hAnsi="Segoe UI Emoji" w:cs="Segoe UI Emoji"/>
+        </w:rPr>
+        <w:t>✅</w:t>
+      </w:r>
+      <w:r>
+        <w:t xml:space="preserve"> </w:t>
+      </w:r>
+      <w:proofErr w:type="spellStart"/>
+      <w:r>
+        <w:t>Typed</w:t>
+      </w:r>
+      <w:proofErr w:type="spellEnd"/>
+      <w:r>
+        <w:t xml:space="preserve"> class constants </w:t>
+      </w:r>
+      <w:r>
+        <w:rPr>
+          <w:rFonts w:ascii="Segoe UI Emoji" w:hAnsi="Segoe UI Emoji" w:cs="Segoe UI Emoji"/>
+        </w:rPr>
+        <w:t>✅</w:t>
+      </w:r>
+      <w:r>
+        <w:t xml:space="preserve"> </w:t>
+      </w:r>
+      <w:proofErr w:type="spellStart"/>
+      <w:r>
+        <w:t>readonly</w:t>
+      </w:r>
+      <w:proofErr w:type="spellEnd"/>
+      <w:r>
+        <w:t xml:space="preserve"> modification </w:t>
+      </w:r>
+      <w:proofErr w:type="spellStart"/>
+      <w:r>
+        <w:t>deepening</w:t>
+      </w:r>
+      <w:proofErr w:type="spellEnd"/>
+      <w:r>
+        <w:t xml:space="preserve"> </w:t>
+      </w:r>
+      <w:r>
+        <w:rPr>
+          <w:rFonts w:ascii="Segoe UI Emoji" w:hAnsi="Segoe UI Emoji" w:cs="Segoe UI Emoji"/>
+        </w:rPr>
+        <w:t>✅</w:t>
+      </w:r>
+      <w:r>
+        <w:t xml:space="preserve"> </w:t>
+      </w:r>
+      <w:proofErr w:type="spellStart"/>
+      <w:r>
+        <w:t>json_</w:t>
+      </w:r>
+      <w:proofErr w:type="gramStart"/>
+      <w:r>
+        <w:t>validate</w:t>
+      </w:r>
+      <w:proofErr w:type="spellEnd"/>
+      <w:r>
+        <w:t>(</w:t>
+      </w:r>
+      <w:proofErr w:type="gramEnd"/>
+      <w:r>
+        <w:t xml:space="preserve">) </w:t>
+      </w:r>
+      <w:r>
+        <w:rPr>
+          <w:rFonts w:ascii="Segoe UI Emoji" w:hAnsi="Segoe UI Emoji" w:cs="Segoe UI Emoji"/>
+        </w:rPr>
+        <w:t>✅</w:t>
+      </w:r>
+      <w:r>
+        <w:t xml:space="preserve"> </w:t>
+      </w:r>
+      <w:proofErr w:type="spellStart"/>
+      <w:r>
+        <w:t>Randomizer</w:t>
+      </w:r>
+      <w:proofErr w:type="spellEnd"/>
+      <w:r>
+        <w:t xml:space="preserve"> additions </w:t>
+      </w:r>
+      <w:r>
+        <w:rPr>
+          <w:rFonts w:ascii="Segoe UI Emoji" w:hAnsi="Segoe UI Emoji" w:cs="Segoe UI Emoji"/>
+        </w:rPr>
+        <w:t>✅</w:t>
+      </w:r>
+      <w:r>
+        <w:t xml:space="preserve"> Dynamic class constant </w:t>
+      </w:r>
+      <w:proofErr w:type="spellStart"/>
+      <w:r>
+        <w:t>fetch</w:t>
+      </w:r>
+      <w:proofErr w:type="spellEnd"/>
+      <w:r>
+        <w:t xml:space="preserve"> </w:t>
+      </w:r>
+      <w:r>
+        <w:rPr>
+          <w:rFonts w:ascii="Segoe UI Emoji" w:hAnsi="Segoe UI Emoji" w:cs="Segoe UI Emoji"/>
+        </w:rPr>
+        <w:t>✅</w:t>
+      </w:r>
+      <w:r>
+        <w:t xml:space="preserve"> #[\Override] </w:t>
+      </w:r>
+      <w:proofErr w:type="spellStart"/>
+      <w:r>
+        <w:t>attribute</w:t>
+      </w:r>
+      <w:proofErr w:type="spellEnd"/>
+    </w:p>
+    <w:p>
+      <w:r>
+        <w:t>Fonctionnalités PHP 8.4 (À venir/Récentes)</w:t>
+      </w:r>
+    </w:p>
+    <w:p>
+      <w:r>
+        <w:rPr>
+          <w:rFonts w:ascii="Segoe UI Emoji" w:hAnsi="Segoe UI Emoji" w:cs="Segoe UI Emoji"/>
+        </w:rPr>
+        <w:t>⏳</w:t>
+      </w:r>
+      <w:r>
+        <w:t xml:space="preserve"> </w:t>
+      </w:r>
+      <w:proofErr w:type="spellStart"/>
+      <w:r>
+        <w:t>Property</w:t>
+      </w:r>
+      <w:proofErr w:type="spellEnd"/>
+      <w:r>
+        <w:t xml:space="preserve"> </w:t>
+      </w:r>
+      <w:proofErr w:type="spellStart"/>
+      <w:proofErr w:type="gramStart"/>
+      <w:r>
+        <w:t>hooks</w:t>
+      </w:r>
+      <w:proofErr w:type="spellEnd"/>
+      <w:r>
+        <w:t xml:space="preserve"> </w:t>
+      </w:r>
+      <w:r>
+        <w:rPr>
+          <w:rFonts w:ascii="Segoe UI Emoji" w:hAnsi="Segoe UI Emoji" w:cs="Segoe UI Emoji"/>
+        </w:rPr>
+        <w:t>⏳</w:t>
+      </w:r>
+      <w:r>
+        <w:t xml:space="preserve"> </w:t>
+      </w:r>
+      <w:proofErr w:type="spellStart"/>
+      <w:r>
+        <w:t>Asymmetric</w:t>
+      </w:r>
+      <w:proofErr w:type="spellEnd"/>
+      <w:proofErr w:type="gramEnd"/>
+      <w:r>
+        <w:t xml:space="preserve"> </w:t>
+      </w:r>
+      <w:proofErr w:type="spellStart"/>
+      <w:proofErr w:type="gramStart"/>
+      <w:r>
+        <w:t>visibility</w:t>
+      </w:r>
+      <w:proofErr w:type="spellEnd"/>
+      <w:r>
+        <w:t xml:space="preserve"> </w:t>
+      </w:r>
+      <w:r>
+        <w:rPr>
+          <w:rFonts w:ascii="Segoe UI Emoji" w:hAnsi="Segoe UI Emoji" w:cs="Segoe UI Emoji"/>
+        </w:rPr>
+        <w:t>⏳</w:t>
+      </w:r>
+      <w:r>
+        <w:t xml:space="preserve"> </w:t>
+      </w:r>
+      <w:proofErr w:type="spellStart"/>
+      <w:r>
+        <w:t>Lazy</w:t>
+      </w:r>
+      <w:proofErr w:type="spellEnd"/>
+      <w:proofErr w:type="gramEnd"/>
+      <w:r>
+        <w:t xml:space="preserve"> </w:t>
+      </w:r>
+      <w:proofErr w:type="spellStart"/>
+      <w:proofErr w:type="gramStart"/>
+      <w:r>
+        <w:t>objects</w:t>
+      </w:r>
+      <w:proofErr w:type="spellEnd"/>
+      <w:r>
+        <w:t xml:space="preserve"> </w:t>
+      </w:r>
+      <w:r>
+        <w:rPr>
+          <w:rFonts w:ascii="Segoe UI Emoji" w:hAnsi="Segoe UI Emoji" w:cs="Segoe UI Emoji"/>
+        </w:rPr>
+        <w:t>⏳</w:t>
+      </w:r>
+      <w:r>
+        <w:t xml:space="preserve"> </w:t>
+      </w:r>
+      <w:proofErr w:type="spellStart"/>
+      <w:r>
+        <w:t>Array</w:t>
+      </w:r>
+      <w:proofErr w:type="spellEnd"/>
+      <w:proofErr w:type="gramEnd"/>
+      <w:r>
+        <w:t xml:space="preserve"> </w:t>
+      </w:r>
+      <w:proofErr w:type="spellStart"/>
+      <w:r>
+        <w:t>functions</w:t>
+      </w:r>
+      <w:proofErr w:type="spellEnd"/>
+      <w:r>
+        <w:t xml:space="preserve"> (</w:t>
+      </w:r>
+      <w:proofErr w:type="spellStart"/>
+      <w:r>
+        <w:t>find</w:t>
+      </w:r>
+      <w:proofErr w:type="spellEnd"/>
+      <w:r>
+        <w:t xml:space="preserve">, </w:t>
+      </w:r>
+      <w:proofErr w:type="spellStart"/>
+      <w:r>
+        <w:t>find_key</w:t>
+      </w:r>
+      <w:proofErr w:type="spellEnd"/>
+      <w:r>
+        <w:t xml:space="preserve">, </w:t>
+      </w:r>
+      <w:proofErr w:type="spellStart"/>
+      <w:r>
+        <w:t>any</w:t>
+      </w:r>
+      <w:proofErr w:type="spellEnd"/>
+      <w:r>
+        <w:t xml:space="preserve">, </w:t>
+      </w:r>
+      <w:proofErr w:type="gramStart"/>
+      <w:r>
+        <w:t xml:space="preserve">all) </w:t>
+      </w:r>
+      <w:r>
+        <w:rPr>
+          <w:rFonts w:ascii="Segoe UI Emoji" w:hAnsi="Segoe UI Emoji" w:cs="Segoe UI Emoji"/>
+        </w:rPr>
+        <w:t>⏳</w:t>
+      </w:r>
+      <w:r>
+        <w:t xml:space="preserve"> PDO</w:t>
+      </w:r>
+      <w:proofErr w:type="gramEnd"/>
+      <w:r>
+        <w:t xml:space="preserve"> driver-</w:t>
+      </w:r>
+      <w:proofErr w:type="spellStart"/>
+      <w:r>
+        <w:t>specific</w:t>
+      </w:r>
+      <w:proofErr w:type="spellEnd"/>
+      <w:r>
+        <w:t xml:space="preserve"> </w:t>
+      </w:r>
+      <w:proofErr w:type="spellStart"/>
+      <w:proofErr w:type="gramStart"/>
+      <w:r>
+        <w:t>subclasses</w:t>
+      </w:r>
+      <w:proofErr w:type="spellEnd"/>
+      <w:r>
+        <w:t xml:space="preserve"> </w:t>
+      </w:r>
+      <w:r>
+        <w:rPr>
+          <w:rFonts w:ascii="Segoe UI Emoji" w:hAnsi="Segoe UI Emoji" w:cs="Segoe UI Emoji"/>
+        </w:rPr>
+        <w:t>⏳</w:t>
+      </w:r>
+      <w:r>
+        <w:t xml:space="preserve"> New</w:t>
+      </w:r>
+      <w:proofErr w:type="gramEnd"/>
+      <w:r>
+        <w:t xml:space="preserve"> DOM HTML5 support</w:t>
+      </w:r>
+    </w:p>
+    <w:p>
+      <w:proofErr w:type="gramStart"/>
+      <w:r>
+        <w:rPr>
+          <w:b/>
+          <w:bCs/>
+        </w:rPr>
         <w:t>Note</w:t>
       </w:r>
       <w:r>
-        <w:t>: PHP 8.4 sort le 21 novembre 2024, certaines features peuvent nécessiter migration.</w:t>
-      </w:r>
-    </w:p>
+        <w:t>:</w:t>
+      </w:r>
+      <w:proofErr w:type="gramEnd"/>
+      <w:r>
+        <w:t xml:space="preserve"> PHP 8.4 sort le 21 novembre 2024, certaines </w:t>
+      </w:r>
+      <w:proofErr w:type="spellStart"/>
+      <w:r>
+        <w:t>features</w:t>
+      </w:r>
+      <w:proofErr w:type="spellEnd"/>
+      <w:r>
+        <w:t xml:space="preserve"> peuvent nécessiter migration.</w:t>
+      </w:r>
+    </w:p>
+    <w:p/>
+    <w:p/>
+    <w:p>
+      <w:pPr>
+        <w:numPr>
+          <w:ilvl w:val="0"/>
+          <w:numId w:val="22"/>
+        </w:numPr>
+      </w:pPr>
+      <w:r>
+        <w:rPr>
+          <w:b/>
+          <w:bCs/>
+        </w:rPr>
+        <w:lastRenderedPageBreak/>
+        <w:t>Headers de sécurité HTTP</w:t>
+      </w:r>
+      <w:r>
+        <w:t> - OWASP compliant</w:t>
+      </w:r>
+    </w:p>
+    <w:p>
+      <w:pPr>
+        <w:numPr>
+          <w:ilvl w:val="0"/>
+          <w:numId w:val="22"/>
+        </w:numPr>
+      </w:pPr>
+      <w:proofErr w:type="spellStart"/>
+      <w:r>
+        <w:rPr>
+          <w:b/>
+          <w:bCs/>
+        </w:rPr>
+        <w:t>InputValidator</w:t>
+      </w:r>
+      <w:proofErr w:type="spellEnd"/>
+      <w:r>
+        <w:t> - Validation stricte avec 10+ méthodes</w:t>
+      </w:r>
+    </w:p>
+    <w:p>
+      <w:pPr>
+        <w:numPr>
+          <w:ilvl w:val="0"/>
+          <w:numId w:val="22"/>
+        </w:numPr>
+      </w:pPr>
+      <w:r>
+        <w:rPr>
+          <w:b/>
+          <w:bCs/>
+        </w:rPr>
+        <w:t>Security helpers</w:t>
+      </w:r>
+      <w:r>
+        <w:t xml:space="preserve"> - </w:t>
+      </w:r>
+      <w:proofErr w:type="gramStart"/>
+      <w:r>
+        <w:t>e(</w:t>
+      </w:r>
+      <w:proofErr w:type="gramEnd"/>
+      <w:r>
+        <w:t xml:space="preserve">), </w:t>
+      </w:r>
+      <w:proofErr w:type="spellStart"/>
+      <w:r>
+        <w:t>json_</w:t>
+      </w:r>
+      <w:proofErr w:type="gramStart"/>
+      <w:r>
+        <w:t>safe</w:t>
+      </w:r>
+      <w:proofErr w:type="spellEnd"/>
+      <w:r>
+        <w:t>(</w:t>
+      </w:r>
+      <w:proofErr w:type="gramEnd"/>
+      <w:r>
+        <w:t xml:space="preserve">), </w:t>
+      </w:r>
+      <w:proofErr w:type="spellStart"/>
+      <w:r>
+        <w:t>sanitize_</w:t>
+      </w:r>
+      <w:proofErr w:type="gramStart"/>
+      <w:r>
+        <w:t>path</w:t>
+      </w:r>
+      <w:proofErr w:type="spellEnd"/>
+      <w:r>
+        <w:t>(</w:t>
+      </w:r>
+      <w:proofErr w:type="gramEnd"/>
+      <w:r>
+        <w:t>)</w:t>
+      </w:r>
+    </w:p>
+    <w:p>
+      <w:pPr>
+        <w:numPr>
+          <w:ilvl w:val="0"/>
+          <w:numId w:val="22"/>
+        </w:numPr>
+      </w:pPr>
+      <w:r>
+        <w:rPr>
+          <w:b/>
+          <w:bCs/>
+        </w:rPr>
+        <w:t>Strict types</w:t>
+      </w:r>
+      <w:r>
+        <w:t> - </w:t>
+      </w:r>
+    </w:p>
+    <w:p>
+      <w:proofErr w:type="spellStart"/>
+      <w:proofErr w:type="gramStart"/>
+      <w:r>
+        <w:t>declare</w:t>
+      </w:r>
+      <w:proofErr w:type="spellEnd"/>
+      <w:proofErr w:type="gramEnd"/>
+      <w:r>
+        <w:t>(</w:t>
+      </w:r>
+      <w:proofErr w:type="spellStart"/>
+      <w:r>
+        <w:t>strict_types</w:t>
+      </w:r>
+      <w:proofErr w:type="spellEnd"/>
+      <w:r>
+        <w:t>=1)</w:t>
+      </w:r>
+    </w:p>
+    <w:p>
+      <w:r>
+        <w:t> </w:t>
+      </w:r>
+      <w:proofErr w:type="gramStart"/>
+      <w:r>
+        <w:t>partout</w:t>
+      </w:r>
+      <w:proofErr w:type="gramEnd"/>
+    </w:p>
+    <w:p>
+      <w:pPr>
+        <w:numPr>
+          <w:ilvl w:val="0"/>
+          <w:numId w:val="22"/>
+        </w:numPr>
+      </w:pPr>
+      <w:r>
+        <w:rPr>
+          <w:b/>
+          <w:bCs/>
+        </w:rPr>
+        <w:t>Union types PHP 8.3</w:t>
+      </w:r>
+      <w:r>
+        <w:t xml:space="preserve"> - Type </w:t>
+      </w:r>
+      <w:proofErr w:type="spellStart"/>
+      <w:r>
+        <w:t>safety</w:t>
+      </w:r>
+      <w:proofErr w:type="spellEnd"/>
+      <w:r>
+        <w:t xml:space="preserve"> maximale</w:t>
+      </w:r>
+    </w:p>
+    <w:p>
+      <w:pPr>
+        <w:numPr>
+          <w:ilvl w:val="0"/>
+          <w:numId w:val="22"/>
+        </w:numPr>
+      </w:pPr>
+      <w:proofErr w:type="spellStart"/>
+      <w:r>
+        <w:rPr>
+          <w:b/>
+          <w:bCs/>
+        </w:rPr>
+        <w:t>Deprecation</w:t>
+      </w:r>
+      <w:proofErr w:type="spellEnd"/>
+      <w:r>
+        <w:rPr>
+          <w:b/>
+          <w:bCs/>
+        </w:rPr>
+        <w:t xml:space="preserve"> fixes</w:t>
+      </w:r>
+      <w:r>
+        <w:t xml:space="preserve"> - </w:t>
+      </w:r>
+      <w:proofErr w:type="spellStart"/>
+      <w:r>
+        <w:t>Nullable</w:t>
+      </w:r>
+      <w:proofErr w:type="spellEnd"/>
+      <w:r>
+        <w:t xml:space="preserve"> </w:t>
+      </w:r>
+      <w:proofErr w:type="spellStart"/>
+      <w:r>
+        <w:t>parameters</w:t>
+      </w:r>
+      <w:proofErr w:type="spellEnd"/>
+    </w:p>
+    <w:p/>
+    <w:p/>
+    <w:p>
+      <w:r>
+        <w:rPr>
+          <w:rFonts w:ascii="Segoe UI Emoji" w:hAnsi="Segoe UI Emoji" w:cs="Segoe UI Emoji"/>
+        </w:rPr>
+        <w:t>🎉</w:t>
+      </w:r>
+      <w:r>
+        <w:t> </w:t>
+      </w:r>
+      <w:r>
+        <w:rPr>
+          <w:b/>
+          <w:bCs/>
+        </w:rPr>
+        <w:t>Modernisation PHP 8.3 - 4 Phases Terminées !</w:t>
+      </w:r>
+    </w:p>
+    <w:p>
+      <w:r>
+        <w:rPr>
+          <w:b/>
+          <w:bCs/>
+        </w:rPr>
+        <w:t xml:space="preserve">Récapitulatif </w:t>
+      </w:r>
+      <w:proofErr w:type="gramStart"/>
+      <w:r>
+        <w:rPr>
+          <w:b/>
+          <w:bCs/>
+        </w:rPr>
+        <w:t>Complet</w:t>
+      </w:r>
+      <w:r>
+        <w:t>:</w:t>
+      </w:r>
+      <w:proofErr w:type="gramEnd"/>
+    </w:p>
+    <w:p>
+      <w:r>
+        <w:rPr>
+          <w:rFonts w:ascii="Segoe UI Emoji" w:hAnsi="Segoe UI Emoji" w:cs="Segoe UI Emoji"/>
+        </w:rPr>
+        <w:t>✅</w:t>
+      </w:r>
+      <w:r>
+        <w:t> </w:t>
+      </w:r>
+      <w:r>
+        <w:rPr>
+          <w:b/>
+          <w:bCs/>
+        </w:rPr>
+        <w:t>Phase 1 - Sécurité</w:t>
+      </w:r>
+    </w:p>
+    <w:p>
+      <w:pPr>
+        <w:numPr>
+          <w:ilvl w:val="0"/>
+          <w:numId w:val="23"/>
+        </w:numPr>
+      </w:pPr>
+      <w:proofErr w:type="spellStart"/>
+      <w:r>
+        <w:t>SecurityHeaders</w:t>
+      </w:r>
+      <w:proofErr w:type="spellEnd"/>
+      <w:r>
+        <w:t xml:space="preserve"> OWASP</w:t>
+      </w:r>
+    </w:p>
+    <w:p>
+      <w:pPr>
+        <w:numPr>
+          <w:ilvl w:val="0"/>
+          <w:numId w:val="23"/>
+        </w:numPr>
+      </w:pPr>
+      <w:proofErr w:type="spellStart"/>
+      <w:r>
+        <w:t>InputValidator</w:t>
+      </w:r>
+      <w:proofErr w:type="spellEnd"/>
+      <w:r>
+        <w:t xml:space="preserve"> (10+ méthodes)</w:t>
+      </w:r>
+    </w:p>
+    <w:p>
+      <w:pPr>
+        <w:numPr>
+          <w:ilvl w:val="0"/>
+          <w:numId w:val="23"/>
+        </w:numPr>
+      </w:pPr>
+      <w:r>
+        <w:t>Helpers sécurité (</w:t>
+      </w:r>
+      <w:proofErr w:type="gramStart"/>
+      <w:r>
+        <w:t>e(</w:t>
+      </w:r>
+      <w:proofErr w:type="gramEnd"/>
+      <w:r>
+        <w:t xml:space="preserve">), </w:t>
+      </w:r>
+      <w:proofErr w:type="spellStart"/>
+      <w:r>
+        <w:t>json_</w:t>
+      </w:r>
+      <w:proofErr w:type="gramStart"/>
+      <w:r>
+        <w:t>safe</w:t>
+      </w:r>
+      <w:proofErr w:type="spellEnd"/>
+      <w:r>
+        <w:t>(</w:t>
+      </w:r>
+      <w:proofErr w:type="gramEnd"/>
+      <w:r>
+        <w:t>))</w:t>
+      </w:r>
+    </w:p>
+    <w:p>
+      <w:r>
+        <w:rPr>
+          <w:rFonts w:ascii="Segoe UI Emoji" w:hAnsi="Segoe UI Emoji" w:cs="Segoe UI Emoji"/>
+        </w:rPr>
+        <w:t>✅</w:t>
+      </w:r>
+      <w:r>
+        <w:t> </w:t>
+      </w:r>
+      <w:r>
+        <w:rPr>
+          <w:b/>
+          <w:bCs/>
+        </w:rPr>
+        <w:t>Phase 2 - Types Stricts</w:t>
+      </w:r>
+    </w:p>
+    <w:p>
+      <w:pPr>
+        <w:numPr>
+          <w:ilvl w:val="0"/>
+          <w:numId w:val="24"/>
+        </w:numPr>
+        <w:tabs>
+          <w:tab w:val="clear" w:pos="720"/>
+        </w:tabs>
+      </w:pPr>
+      <w:proofErr w:type="spellStart"/>
+      <w:proofErr w:type="gramStart"/>
+      <w:r>
+        <w:t>declare</w:t>
+      </w:r>
+      <w:proofErr w:type="spellEnd"/>
+      <w:proofErr w:type="gramEnd"/>
+      <w:r>
+        <w:t>(</w:t>
+      </w:r>
+      <w:proofErr w:type="spellStart"/>
+      <w:r>
+        <w:t>strict_types</w:t>
+      </w:r>
+      <w:proofErr w:type="spellEnd"/>
+      <w:r>
+        <w:t>=1)</w:t>
+      </w:r>
+    </w:p>
+    <w:p>
+      <w:r>
+        <w:t> </w:t>
+      </w:r>
+      <w:proofErr w:type="gramStart"/>
+      <w:r>
+        <w:t>partout</w:t>
+      </w:r>
+      <w:proofErr w:type="gramEnd"/>
+    </w:p>
+    <w:p>
+      <w:pPr>
+        <w:numPr>
+          <w:ilvl w:val="0"/>
+          <w:numId w:val="24"/>
+        </w:numPr>
+      </w:pPr>
+      <w:r>
+        <w:t>Union types PHP 8.3</w:t>
+      </w:r>
+    </w:p>
+    <w:p>
+      <w:pPr>
+        <w:numPr>
+          <w:ilvl w:val="0"/>
+          <w:numId w:val="24"/>
+        </w:numPr>
+      </w:pPr>
+      <w:r>
+        <w:t xml:space="preserve">Fixes </w:t>
+      </w:r>
+      <w:proofErr w:type="spellStart"/>
+      <w:r>
+        <w:t>deprecation</w:t>
+      </w:r>
+      <w:proofErr w:type="spellEnd"/>
+      <w:r>
+        <w:t xml:space="preserve"> </w:t>
+      </w:r>
+      <w:proofErr w:type="spellStart"/>
+      <w:r>
+        <w:t>nullable</w:t>
+      </w:r>
+      <w:proofErr w:type="spellEnd"/>
+    </w:p>
+    <w:p>
+      <w:r>
+        <w:rPr>
+          <w:rFonts w:ascii="Segoe UI Emoji" w:hAnsi="Segoe UI Emoji" w:cs="Segoe UI Emoji"/>
+        </w:rPr>
+        <w:t>✅</w:t>
+      </w:r>
+      <w:r>
+        <w:t> </w:t>
+      </w:r>
+      <w:r>
+        <w:rPr>
+          <w:b/>
+          <w:bCs/>
+        </w:rPr>
+        <w:t xml:space="preserve">Phase 3 - </w:t>
+      </w:r>
+      <w:proofErr w:type="spellStart"/>
+      <w:r>
+        <w:rPr>
+          <w:b/>
+          <w:bCs/>
+        </w:rPr>
+        <w:t>Features</w:t>
+      </w:r>
+      <w:proofErr w:type="spellEnd"/>
+      <w:r>
+        <w:rPr>
+          <w:b/>
+          <w:bCs/>
+        </w:rPr>
+        <w:t xml:space="preserve"> PHP 8.3</w:t>
+      </w:r>
+    </w:p>
+    <w:p>
+      <w:pPr>
+        <w:numPr>
+          <w:ilvl w:val="0"/>
+          <w:numId w:val="25"/>
+        </w:numPr>
+      </w:pPr>
+      <w:r>
+        <w:t xml:space="preserve">4 </w:t>
+      </w:r>
+      <w:proofErr w:type="spellStart"/>
+      <w:r>
+        <w:t>Enums</w:t>
+      </w:r>
+      <w:proofErr w:type="spellEnd"/>
+      <w:r>
+        <w:t xml:space="preserve"> avec méthodes</w:t>
+      </w:r>
+    </w:p>
+    <w:p>
+      <w:pPr>
+        <w:numPr>
+          <w:ilvl w:val="0"/>
+          <w:numId w:val="25"/>
+        </w:numPr>
+      </w:pPr>
+      <w:r>
+        <w:t>Match expressions</w:t>
+      </w:r>
+    </w:p>
+    <w:p>
+      <w:pPr>
+        <w:numPr>
+          <w:ilvl w:val="0"/>
+          <w:numId w:val="25"/>
+        </w:numPr>
+      </w:pPr>
+      <w:proofErr w:type="spellStart"/>
+      <w:r>
+        <w:t>Constructor</w:t>
+      </w:r>
+      <w:proofErr w:type="spellEnd"/>
+      <w:r>
+        <w:t xml:space="preserve"> promotion</w:t>
+      </w:r>
+    </w:p>
+    <w:p>
+      <w:r>
+        <w:rPr>
+          <w:rFonts w:ascii="Segoe UI Emoji" w:hAnsi="Segoe UI Emoji" w:cs="Segoe UI Emoji"/>
+        </w:rPr>
+        <w:t>✅</w:t>
+      </w:r>
+      <w:r>
+        <w:t> </w:t>
+      </w:r>
+      <w:r>
+        <w:rPr>
+          <w:b/>
+          <w:bCs/>
+        </w:rPr>
+        <w:t>Phase 4 - Performance</w:t>
+      </w:r>
+    </w:p>
+    <w:p>
+      <w:pPr>
+        <w:numPr>
+          <w:ilvl w:val="0"/>
+          <w:numId w:val="26"/>
+        </w:numPr>
+      </w:pPr>
+      <w:r>
+        <w:t xml:space="preserve">Guide </w:t>
+      </w:r>
+      <w:proofErr w:type="spellStart"/>
+      <w:r>
+        <w:t>OPcache</w:t>
+      </w:r>
+      <w:proofErr w:type="spellEnd"/>
+      <w:r>
+        <w:t>/JIT</w:t>
+      </w:r>
+    </w:p>
+    <w:p>
+      <w:pPr>
+        <w:numPr>
+          <w:ilvl w:val="0"/>
+          <w:numId w:val="26"/>
+        </w:numPr>
+      </w:pPr>
+      <w:proofErr w:type="spellStart"/>
+      <w:r>
+        <w:t>PHPStan</w:t>
+      </w:r>
+      <w:proofErr w:type="spellEnd"/>
+      <w:r>
+        <w:t xml:space="preserve"> </w:t>
+      </w:r>
+      <w:proofErr w:type="spellStart"/>
+      <w:r>
+        <w:t>level</w:t>
+      </w:r>
+      <w:proofErr w:type="spellEnd"/>
+      <w:r>
+        <w:t xml:space="preserve"> 9 config</w:t>
+      </w:r>
+    </w:p>
+    <w:p>
+      <w:pPr>
+        <w:numPr>
+          <w:ilvl w:val="0"/>
+          <w:numId w:val="26"/>
+        </w:numPr>
+      </w:pPr>
+      <w:r>
+        <w:lastRenderedPageBreak/>
+        <w:t>Config checker script</w:t>
+      </w:r>
+    </w:p>
+    <w:p>
+      <w:pPr>
+        <w:numPr>
+          <w:ilvl w:val="0"/>
+          <w:numId w:val="26"/>
+        </w:numPr>
+      </w:pPr>
+      <w:proofErr w:type="spellStart"/>
+      <w:r>
+        <w:t>Preload</w:t>
+      </w:r>
+      <w:proofErr w:type="spellEnd"/>
+      <w:r>
+        <w:t xml:space="preserve"> script</w:t>
+      </w:r>
+    </w:p>
+    <w:p>
+      <w:r>
+        <w:rPr>
+          <w:b/>
+          <w:bCs/>
+        </w:rPr>
+        <w:t xml:space="preserve">État </w:t>
+      </w:r>
+      <w:proofErr w:type="gramStart"/>
+      <w:r>
+        <w:rPr>
+          <w:b/>
+          <w:bCs/>
+        </w:rPr>
+        <w:t>Actuel</w:t>
+      </w:r>
+      <w:r>
+        <w:t>:</w:t>
+      </w:r>
+      <w:proofErr w:type="gramEnd"/>
+    </w:p>
+    <w:p>
+      <w:pPr>
+        <w:numPr>
+          <w:ilvl w:val="0"/>
+          <w:numId w:val="27"/>
+        </w:numPr>
+      </w:pPr>
+      <w:r>
+        <w:rPr>
+          <w:rFonts w:ascii="Segoe UI Emoji" w:hAnsi="Segoe UI Emoji" w:cs="Segoe UI Emoji"/>
+        </w:rPr>
+        <w:t>⚠️</w:t>
+      </w:r>
+      <w:r>
+        <w:t xml:space="preserve"> </w:t>
+      </w:r>
+      <w:proofErr w:type="spellStart"/>
+      <w:proofErr w:type="gramStart"/>
+      <w:r>
+        <w:t>OPcache</w:t>
+      </w:r>
+      <w:proofErr w:type="spellEnd"/>
+      <w:r>
+        <w:t>:</w:t>
+      </w:r>
+      <w:proofErr w:type="gramEnd"/>
+      <w:r>
+        <w:t xml:space="preserve"> Non activé (activer pour 2-3x boost)</w:t>
+      </w:r>
+    </w:p>
+    <w:p>
+      <w:pPr>
+        <w:numPr>
+          <w:ilvl w:val="0"/>
+          <w:numId w:val="27"/>
+        </w:numPr>
+      </w:pPr>
+      <w:r>
+        <w:rPr>
+          <w:rFonts w:ascii="Segoe UI Emoji" w:hAnsi="Segoe UI Emoji" w:cs="Segoe UI Emoji"/>
+        </w:rPr>
+        <w:t>✅</w:t>
+      </w:r>
+      <w:r>
+        <w:t xml:space="preserve"> Système fonctionne parfaitement</w:t>
+      </w:r>
+    </w:p>
+    <w:p>
+      <w:r>
+        <w:rPr>
+          <w:b/>
+          <w:bCs/>
+        </w:rPr>
+        <w:t xml:space="preserve">Actions </w:t>
+      </w:r>
+      <w:proofErr w:type="gramStart"/>
+      <w:r>
+        <w:rPr>
+          <w:b/>
+          <w:bCs/>
+        </w:rPr>
+        <w:t>Recommandées</w:t>
+      </w:r>
+      <w:r>
+        <w:t>:</w:t>
+      </w:r>
+      <w:proofErr w:type="gramEnd"/>
+    </w:p>
+    <w:p>
+      <w:pPr>
+        <w:numPr>
+          <w:ilvl w:val="0"/>
+          <w:numId w:val="28"/>
+        </w:numPr>
+      </w:pPr>
+      <w:r>
+        <w:t xml:space="preserve">Activer </w:t>
+      </w:r>
+      <w:proofErr w:type="spellStart"/>
+      <w:r>
+        <w:t>OPcache</w:t>
+      </w:r>
+      <w:proofErr w:type="spellEnd"/>
+      <w:r>
+        <w:t xml:space="preserve"> dans php.ini (voir docs/OPCACHE_JIT_CONFIG.md)</w:t>
+      </w:r>
+    </w:p>
+    <w:p>
+      <w:pPr>
+        <w:numPr>
+          <w:ilvl w:val="0"/>
+          <w:numId w:val="28"/>
+        </w:numPr>
+        <w:tabs>
+          <w:tab w:val="clear" w:pos="720"/>
+        </w:tabs>
+      </w:pPr>
+      <w:proofErr w:type="gramStart"/>
+      <w:r>
+        <w:t>composer</w:t>
+      </w:r>
+      <w:proofErr w:type="gramEnd"/>
+      <w:r>
+        <w:t xml:space="preserve"> </w:t>
+      </w:r>
+      <w:proofErr w:type="spellStart"/>
+      <w:r>
+        <w:t>require</w:t>
+      </w:r>
+      <w:proofErr w:type="spellEnd"/>
+      <w:r>
+        <w:t xml:space="preserve"> --dev </w:t>
+      </w:r>
+      <w:proofErr w:type="spellStart"/>
+      <w:r>
+        <w:t>phpstan</w:t>
+      </w:r>
+      <w:proofErr w:type="spellEnd"/>
+      <w:r>
+        <w:t>/</w:t>
+      </w:r>
+      <w:proofErr w:type="spellStart"/>
+      <w:r>
+        <w:t>phpstan</w:t>
+      </w:r>
+      <w:proofErr w:type="spellEnd"/>
+    </w:p>
+    <w:p>
+      <w:r>
+        <w:t> (</w:t>
+      </w:r>
+      <w:proofErr w:type="gramStart"/>
+      <w:r>
+        <w:t>analyse</w:t>
+      </w:r>
+      <w:proofErr w:type="gramEnd"/>
+      <w:r>
+        <w:t xml:space="preserve"> statique)</w:t>
+      </w:r>
+    </w:p>
+    <w:p/>
     <w:p/>
     <w:sectPr>
       <w:pgSz w:w="11906" w:h="16838"/>
@@ -2547,6 +5872,155 @@
     </w:lvl>
   </w:abstractNum>
   <w:abstractNum w:abstractNumId="1" w15:restartNumberingAfterBreak="0">
+    <w:nsid w:val="0F6E20E1"/>
+    <w:multiLevelType w:val="multilevel"/>
+    <w:tmpl w:val="4544B9AC"/>
+    <w:lvl w:ilvl="0">
+      <w:start w:val="1"/>
+      <w:numFmt w:val="bullet"/>
+      <w:lvlText w:val=""/>
+      <w:lvlJc w:val="left"/>
+      <w:pPr>
+        <w:tabs>
+          <w:tab w:val="num" w:pos="720"/>
+        </w:tabs>
+        <w:ind w:left="720" w:hanging="360"/>
+      </w:pPr>
+      <w:rPr>
+        <w:rFonts w:ascii="Symbol" w:hAnsi="Symbol" w:hint="default"/>
+        <w:sz w:val="20"/>
+      </w:rPr>
+    </w:lvl>
+    <w:lvl w:ilvl="1" w:tentative="1">
+      <w:start w:val="1"/>
+      <w:numFmt w:val="bullet"/>
+      <w:lvlText w:val=""/>
+      <w:lvlJc w:val="left"/>
+      <w:pPr>
+        <w:tabs>
+          <w:tab w:val="num" w:pos="1440"/>
+        </w:tabs>
+        <w:ind w:left="1440" w:hanging="360"/>
+      </w:pPr>
+      <w:rPr>
+        <w:rFonts w:ascii="Symbol" w:hAnsi="Symbol" w:hint="default"/>
+        <w:sz w:val="20"/>
+      </w:rPr>
+    </w:lvl>
+    <w:lvl w:ilvl="2" w:tentative="1">
+      <w:start w:val="1"/>
+      <w:numFmt w:val="bullet"/>
+      <w:lvlText w:val=""/>
+      <w:lvlJc w:val="left"/>
+      <w:pPr>
+        <w:tabs>
+          <w:tab w:val="num" w:pos="2160"/>
+        </w:tabs>
+        <w:ind w:left="2160" w:hanging="360"/>
+      </w:pPr>
+      <w:rPr>
+        <w:rFonts w:ascii="Symbol" w:hAnsi="Symbol" w:hint="default"/>
+        <w:sz w:val="20"/>
+      </w:rPr>
+    </w:lvl>
+    <w:lvl w:ilvl="3" w:tentative="1">
+      <w:start w:val="1"/>
+      <w:numFmt w:val="bullet"/>
+      <w:lvlText w:val=""/>
+      <w:lvlJc w:val="left"/>
+      <w:pPr>
+        <w:tabs>
+          <w:tab w:val="num" w:pos="2880"/>
+        </w:tabs>
+        <w:ind w:left="2880" w:hanging="360"/>
+      </w:pPr>
+      <w:rPr>
+        <w:rFonts w:ascii="Symbol" w:hAnsi="Symbol" w:hint="default"/>
+        <w:sz w:val="20"/>
+      </w:rPr>
+    </w:lvl>
+    <w:lvl w:ilvl="4" w:tentative="1">
+      <w:start w:val="1"/>
+      <w:numFmt w:val="bullet"/>
+      <w:lvlText w:val=""/>
+      <w:lvlJc w:val="left"/>
+      <w:pPr>
+        <w:tabs>
+          <w:tab w:val="num" w:pos="3600"/>
+        </w:tabs>
+        <w:ind w:left="3600" w:hanging="360"/>
+      </w:pPr>
+      <w:rPr>
+        <w:rFonts w:ascii="Symbol" w:hAnsi="Symbol" w:hint="default"/>
+        <w:sz w:val="20"/>
+      </w:rPr>
+    </w:lvl>
+    <w:lvl w:ilvl="5" w:tentative="1">
+      <w:start w:val="1"/>
+      <w:numFmt w:val="bullet"/>
+      <w:lvlText w:val=""/>
+      <w:lvlJc w:val="left"/>
+      <w:pPr>
+        <w:tabs>
+          <w:tab w:val="num" w:pos="4320"/>
+        </w:tabs>
+        <w:ind w:left="4320" w:hanging="360"/>
+      </w:pPr>
+      <w:rPr>
+        <w:rFonts w:ascii="Symbol" w:hAnsi="Symbol" w:hint="default"/>
+        <w:sz w:val="20"/>
+      </w:rPr>
+    </w:lvl>
+    <w:lvl w:ilvl="6" w:tentative="1">
+      <w:start w:val="1"/>
+      <w:numFmt w:val="bullet"/>
+      <w:lvlText w:val=""/>
+      <w:lvlJc w:val="left"/>
+      <w:pPr>
+        <w:tabs>
+          <w:tab w:val="num" w:pos="5040"/>
+        </w:tabs>
+        <w:ind w:left="5040" w:hanging="360"/>
+      </w:pPr>
+      <w:rPr>
+        <w:rFonts w:ascii="Symbol" w:hAnsi="Symbol" w:hint="default"/>
+        <w:sz w:val="20"/>
+      </w:rPr>
+    </w:lvl>
+    <w:lvl w:ilvl="7" w:tentative="1">
+      <w:start w:val="1"/>
+      <w:numFmt w:val="bullet"/>
+      <w:lvlText w:val=""/>
+      <w:lvlJc w:val="left"/>
+      <w:pPr>
+        <w:tabs>
+          <w:tab w:val="num" w:pos="5760"/>
+        </w:tabs>
+        <w:ind w:left="5760" w:hanging="360"/>
+      </w:pPr>
+      <w:rPr>
+        <w:rFonts w:ascii="Symbol" w:hAnsi="Symbol" w:hint="default"/>
+        <w:sz w:val="20"/>
+      </w:rPr>
+    </w:lvl>
+    <w:lvl w:ilvl="8" w:tentative="1">
+      <w:start w:val="1"/>
+      <w:numFmt w:val="bullet"/>
+      <w:lvlText w:val=""/>
+      <w:lvlJc w:val="left"/>
+      <w:pPr>
+        <w:tabs>
+          <w:tab w:val="num" w:pos="6480"/>
+        </w:tabs>
+        <w:ind w:left="6480" w:hanging="360"/>
+      </w:pPr>
+      <w:rPr>
+        <w:rFonts w:ascii="Symbol" w:hAnsi="Symbol" w:hint="default"/>
+        <w:sz w:val="20"/>
+      </w:rPr>
+    </w:lvl>
+  </w:abstractNum>
+  <w:abstractNum w:abstractNumId="2" w15:restartNumberingAfterBreak="0">
     <w:nsid w:val="10FE13A1"/>
     <w:multiLevelType w:val="multilevel"/>
     <w:tmpl w:val="80468144"/>
@@ -2695,7 +6169,7 @@
       </w:rPr>
     </w:lvl>
   </w:abstractNum>
-  <w:abstractNum w:abstractNumId="2" w15:restartNumberingAfterBreak="0">
+  <w:abstractNum w:abstractNumId="3" w15:restartNumberingAfterBreak="0">
     <w:nsid w:val="12A614F1"/>
     <w:multiLevelType w:val="multilevel"/>
     <w:tmpl w:val="472CE6C2"/>
@@ -2844,7 +6318,7 @@
       </w:rPr>
     </w:lvl>
   </w:abstractNum>
-  <w:abstractNum w:abstractNumId="3" w15:restartNumberingAfterBreak="0">
+  <w:abstractNum w:abstractNumId="4" w15:restartNumberingAfterBreak="0">
     <w:nsid w:val="14A8260A"/>
     <w:multiLevelType w:val="multilevel"/>
     <w:tmpl w:val="EDDCCBF6"/>
@@ -2993,7 +6467,7 @@
       </w:rPr>
     </w:lvl>
   </w:abstractNum>
-  <w:abstractNum w:abstractNumId="4" w15:restartNumberingAfterBreak="0">
+  <w:abstractNum w:abstractNumId="5" w15:restartNumberingAfterBreak="0">
     <w:nsid w:val="158716C6"/>
     <w:multiLevelType w:val="multilevel"/>
     <w:tmpl w:val="C98C8B24"/>
@@ -3142,7 +6616,7 @@
       </w:rPr>
     </w:lvl>
   </w:abstractNum>
-  <w:abstractNum w:abstractNumId="5" w15:restartNumberingAfterBreak="0">
+  <w:abstractNum w:abstractNumId="6" w15:restartNumberingAfterBreak="0">
     <w:nsid w:val="163A596D"/>
     <w:multiLevelType w:val="multilevel"/>
     <w:tmpl w:val="C5421CF2"/>
@@ -3291,7 +6765,7 @@
       </w:rPr>
     </w:lvl>
   </w:abstractNum>
-  <w:abstractNum w:abstractNumId="6" w15:restartNumberingAfterBreak="0">
+  <w:abstractNum w:abstractNumId="7" w15:restartNumberingAfterBreak="0">
     <w:nsid w:val="1C6D262D"/>
     <w:multiLevelType w:val="multilevel"/>
     <w:tmpl w:val="6BAE62A8"/>
@@ -3440,7 +6914,7 @@
       </w:rPr>
     </w:lvl>
   </w:abstractNum>
-  <w:abstractNum w:abstractNumId="7" w15:restartNumberingAfterBreak="0">
+  <w:abstractNum w:abstractNumId="8" w15:restartNumberingAfterBreak="0">
     <w:nsid w:val="23EA0F26"/>
     <w:multiLevelType w:val="multilevel"/>
     <w:tmpl w:val="9FD41110"/>
@@ -3589,7 +7063,7 @@
       </w:rPr>
     </w:lvl>
   </w:abstractNum>
-  <w:abstractNum w:abstractNumId="8" w15:restartNumberingAfterBreak="0">
+  <w:abstractNum w:abstractNumId="9" w15:restartNumberingAfterBreak="0">
     <w:nsid w:val="25FC7BA5"/>
     <w:multiLevelType w:val="multilevel"/>
     <w:tmpl w:val="5878580A"/>
@@ -3738,7 +7212,7 @@
       </w:rPr>
     </w:lvl>
   </w:abstractNum>
-  <w:abstractNum w:abstractNumId="9" w15:restartNumberingAfterBreak="0">
+  <w:abstractNum w:abstractNumId="10" w15:restartNumberingAfterBreak="0">
     <w:nsid w:val="272900F5"/>
     <w:multiLevelType w:val="multilevel"/>
     <w:tmpl w:val="D8365244"/>
@@ -3887,7 +7361,7 @@
       </w:rPr>
     </w:lvl>
   </w:abstractNum>
-  <w:abstractNum w:abstractNumId="10" w15:restartNumberingAfterBreak="0">
+  <w:abstractNum w:abstractNumId="11" w15:restartNumberingAfterBreak="0">
     <w:nsid w:val="2AAF2FEA"/>
     <w:multiLevelType w:val="multilevel"/>
     <w:tmpl w:val="A2B6C524"/>
@@ -4036,7 +7510,7 @@
       </w:rPr>
     </w:lvl>
   </w:abstractNum>
-  <w:abstractNum w:abstractNumId="11" w15:restartNumberingAfterBreak="0">
+  <w:abstractNum w:abstractNumId="12" w15:restartNumberingAfterBreak="0">
     <w:nsid w:val="2D0E2F3A"/>
     <w:multiLevelType w:val="multilevel"/>
     <w:tmpl w:val="E12A9024"/>
@@ -4185,7 +7659,7 @@
       </w:rPr>
     </w:lvl>
   </w:abstractNum>
-  <w:abstractNum w:abstractNumId="12" w15:restartNumberingAfterBreak="0">
+  <w:abstractNum w:abstractNumId="13" w15:restartNumberingAfterBreak="0">
     <w:nsid w:val="3241253E"/>
     <w:multiLevelType w:val="multilevel"/>
     <w:tmpl w:val="014C36B8"/>
@@ -4334,7 +7808,156 @@
       </w:rPr>
     </w:lvl>
   </w:abstractNum>
-  <w:abstractNum w:abstractNumId="13" w15:restartNumberingAfterBreak="0">
+  <w:abstractNum w:abstractNumId="14" w15:restartNumberingAfterBreak="0">
+    <w:nsid w:val="41301026"/>
+    <w:multiLevelType w:val="multilevel"/>
+    <w:tmpl w:val="55647844"/>
+    <w:lvl w:ilvl="0">
+      <w:start w:val="1"/>
+      <w:numFmt w:val="bullet"/>
+      <w:lvlText w:val=""/>
+      <w:lvlJc w:val="left"/>
+      <w:pPr>
+        <w:tabs>
+          <w:tab w:val="num" w:pos="720"/>
+        </w:tabs>
+        <w:ind w:left="720" w:hanging="360"/>
+      </w:pPr>
+      <w:rPr>
+        <w:rFonts w:ascii="Symbol" w:hAnsi="Symbol" w:hint="default"/>
+        <w:sz w:val="20"/>
+      </w:rPr>
+    </w:lvl>
+    <w:lvl w:ilvl="1" w:tentative="1">
+      <w:start w:val="1"/>
+      <w:numFmt w:val="bullet"/>
+      <w:lvlText w:val=""/>
+      <w:lvlJc w:val="left"/>
+      <w:pPr>
+        <w:tabs>
+          <w:tab w:val="num" w:pos="1440"/>
+        </w:tabs>
+        <w:ind w:left="1440" w:hanging="360"/>
+      </w:pPr>
+      <w:rPr>
+        <w:rFonts w:ascii="Symbol" w:hAnsi="Symbol" w:hint="default"/>
+        <w:sz w:val="20"/>
+      </w:rPr>
+    </w:lvl>
+    <w:lvl w:ilvl="2" w:tentative="1">
+      <w:start w:val="1"/>
+      <w:numFmt w:val="bullet"/>
+      <w:lvlText w:val=""/>
+      <w:lvlJc w:val="left"/>
+      <w:pPr>
+        <w:tabs>
+          <w:tab w:val="num" w:pos="2160"/>
+        </w:tabs>
+        <w:ind w:left="2160" w:hanging="360"/>
+      </w:pPr>
+      <w:rPr>
+        <w:rFonts w:ascii="Symbol" w:hAnsi="Symbol" w:hint="default"/>
+        <w:sz w:val="20"/>
+      </w:rPr>
+    </w:lvl>
+    <w:lvl w:ilvl="3" w:tentative="1">
+      <w:start w:val="1"/>
+      <w:numFmt w:val="bullet"/>
+      <w:lvlText w:val=""/>
+      <w:lvlJc w:val="left"/>
+      <w:pPr>
+        <w:tabs>
+          <w:tab w:val="num" w:pos="2880"/>
+        </w:tabs>
+        <w:ind w:left="2880" w:hanging="360"/>
+      </w:pPr>
+      <w:rPr>
+        <w:rFonts w:ascii="Symbol" w:hAnsi="Symbol" w:hint="default"/>
+        <w:sz w:val="20"/>
+      </w:rPr>
+    </w:lvl>
+    <w:lvl w:ilvl="4" w:tentative="1">
+      <w:start w:val="1"/>
+      <w:numFmt w:val="bullet"/>
+      <w:lvlText w:val=""/>
+      <w:lvlJc w:val="left"/>
+      <w:pPr>
+        <w:tabs>
+          <w:tab w:val="num" w:pos="3600"/>
+        </w:tabs>
+        <w:ind w:left="3600" w:hanging="360"/>
+      </w:pPr>
+      <w:rPr>
+        <w:rFonts w:ascii="Symbol" w:hAnsi="Symbol" w:hint="default"/>
+        <w:sz w:val="20"/>
+      </w:rPr>
+    </w:lvl>
+    <w:lvl w:ilvl="5" w:tentative="1">
+      <w:start w:val="1"/>
+      <w:numFmt w:val="bullet"/>
+      <w:lvlText w:val=""/>
+      <w:lvlJc w:val="left"/>
+      <w:pPr>
+        <w:tabs>
+          <w:tab w:val="num" w:pos="4320"/>
+        </w:tabs>
+        <w:ind w:left="4320" w:hanging="360"/>
+      </w:pPr>
+      <w:rPr>
+        <w:rFonts w:ascii="Symbol" w:hAnsi="Symbol" w:hint="default"/>
+        <w:sz w:val="20"/>
+      </w:rPr>
+    </w:lvl>
+    <w:lvl w:ilvl="6" w:tentative="1">
+      <w:start w:val="1"/>
+      <w:numFmt w:val="bullet"/>
+      <w:lvlText w:val=""/>
+      <w:lvlJc w:val="left"/>
+      <w:pPr>
+        <w:tabs>
+          <w:tab w:val="num" w:pos="5040"/>
+        </w:tabs>
+        <w:ind w:left="5040" w:hanging="360"/>
+      </w:pPr>
+      <w:rPr>
+        <w:rFonts w:ascii="Symbol" w:hAnsi="Symbol" w:hint="default"/>
+        <w:sz w:val="20"/>
+      </w:rPr>
+    </w:lvl>
+    <w:lvl w:ilvl="7" w:tentative="1">
+      <w:start w:val="1"/>
+      <w:numFmt w:val="bullet"/>
+      <w:lvlText w:val=""/>
+      <w:lvlJc w:val="left"/>
+      <w:pPr>
+        <w:tabs>
+          <w:tab w:val="num" w:pos="5760"/>
+        </w:tabs>
+        <w:ind w:left="5760" w:hanging="360"/>
+      </w:pPr>
+      <w:rPr>
+        <w:rFonts w:ascii="Symbol" w:hAnsi="Symbol" w:hint="default"/>
+        <w:sz w:val="20"/>
+      </w:rPr>
+    </w:lvl>
+    <w:lvl w:ilvl="8" w:tentative="1">
+      <w:start w:val="1"/>
+      <w:numFmt w:val="bullet"/>
+      <w:lvlText w:val=""/>
+      <w:lvlJc w:val="left"/>
+      <w:pPr>
+        <w:tabs>
+          <w:tab w:val="num" w:pos="6480"/>
+        </w:tabs>
+        <w:ind w:left="6480" w:hanging="360"/>
+      </w:pPr>
+      <w:rPr>
+        <w:rFonts w:ascii="Symbol" w:hAnsi="Symbol" w:hint="default"/>
+        <w:sz w:val="20"/>
+      </w:rPr>
+    </w:lvl>
+  </w:abstractNum>
+  <w:abstractNum w:abstractNumId="15" w15:restartNumberingAfterBreak="0">
     <w:nsid w:val="41DA1907"/>
     <w:multiLevelType w:val="multilevel"/>
     <w:tmpl w:val="8EC45B2A"/>
@@ -4483,7 +8106,7 @@
       </w:rPr>
     </w:lvl>
   </w:abstractNum>
-  <w:abstractNum w:abstractNumId="14" w15:restartNumberingAfterBreak="0">
+  <w:abstractNum w:abstractNumId="16" w15:restartNumberingAfterBreak="0">
     <w:nsid w:val="459B025C"/>
     <w:multiLevelType w:val="multilevel"/>
     <w:tmpl w:val="68F0507C"/>
@@ -4596,7 +8219,156 @@
       </w:pPr>
     </w:lvl>
   </w:abstractNum>
-  <w:abstractNum w:abstractNumId="15" w15:restartNumberingAfterBreak="0">
+  <w:abstractNum w:abstractNumId="17" w15:restartNumberingAfterBreak="0">
+    <w:nsid w:val="460204B2"/>
+    <w:multiLevelType w:val="multilevel"/>
+    <w:tmpl w:val="AF5CE310"/>
+    <w:lvl w:ilvl="0">
+      <w:start w:val="1"/>
+      <w:numFmt w:val="bullet"/>
+      <w:lvlText w:val=""/>
+      <w:lvlJc w:val="left"/>
+      <w:pPr>
+        <w:tabs>
+          <w:tab w:val="num" w:pos="720"/>
+        </w:tabs>
+        <w:ind w:left="720" w:hanging="360"/>
+      </w:pPr>
+      <w:rPr>
+        <w:rFonts w:ascii="Symbol" w:hAnsi="Symbol" w:hint="default"/>
+        <w:sz w:val="20"/>
+      </w:rPr>
+    </w:lvl>
+    <w:lvl w:ilvl="1" w:tentative="1">
+      <w:start w:val="1"/>
+      <w:numFmt w:val="bullet"/>
+      <w:lvlText w:val=""/>
+      <w:lvlJc w:val="left"/>
+      <w:pPr>
+        <w:tabs>
+          <w:tab w:val="num" w:pos="1440"/>
+        </w:tabs>
+        <w:ind w:left="1440" w:hanging="360"/>
+      </w:pPr>
+      <w:rPr>
+        <w:rFonts w:ascii="Symbol" w:hAnsi="Symbol" w:hint="default"/>
+        <w:sz w:val="20"/>
+      </w:rPr>
+    </w:lvl>
+    <w:lvl w:ilvl="2" w:tentative="1">
+      <w:start w:val="1"/>
+      <w:numFmt w:val="bullet"/>
+      <w:lvlText w:val=""/>
+      <w:lvlJc w:val="left"/>
+      <w:pPr>
+        <w:tabs>
+          <w:tab w:val="num" w:pos="2160"/>
+        </w:tabs>
+        <w:ind w:left="2160" w:hanging="360"/>
+      </w:pPr>
+      <w:rPr>
+        <w:rFonts w:ascii="Symbol" w:hAnsi="Symbol" w:hint="default"/>
+        <w:sz w:val="20"/>
+      </w:rPr>
+    </w:lvl>
+    <w:lvl w:ilvl="3" w:tentative="1">
+      <w:start w:val="1"/>
+      <w:numFmt w:val="bullet"/>
+      <w:lvlText w:val=""/>
+      <w:lvlJc w:val="left"/>
+      <w:pPr>
+        <w:tabs>
+          <w:tab w:val="num" w:pos="2880"/>
+        </w:tabs>
+        <w:ind w:left="2880" w:hanging="360"/>
+      </w:pPr>
+      <w:rPr>
+        <w:rFonts w:ascii="Symbol" w:hAnsi="Symbol" w:hint="default"/>
+        <w:sz w:val="20"/>
+      </w:rPr>
+    </w:lvl>
+    <w:lvl w:ilvl="4" w:tentative="1">
+      <w:start w:val="1"/>
+      <w:numFmt w:val="bullet"/>
+      <w:lvlText w:val=""/>
+      <w:lvlJc w:val="left"/>
+      <w:pPr>
+        <w:tabs>
+          <w:tab w:val="num" w:pos="3600"/>
+        </w:tabs>
+        <w:ind w:left="3600" w:hanging="360"/>
+      </w:pPr>
+      <w:rPr>
+        <w:rFonts w:ascii="Symbol" w:hAnsi="Symbol" w:hint="default"/>
+        <w:sz w:val="20"/>
+      </w:rPr>
+    </w:lvl>
+    <w:lvl w:ilvl="5" w:tentative="1">
+      <w:start w:val="1"/>
+      <w:numFmt w:val="bullet"/>
+      <w:lvlText w:val=""/>
+      <w:lvlJc w:val="left"/>
+      <w:pPr>
+        <w:tabs>
+          <w:tab w:val="num" w:pos="4320"/>
+        </w:tabs>
+        <w:ind w:left="4320" w:hanging="360"/>
+      </w:pPr>
+      <w:rPr>
+        <w:rFonts w:ascii="Symbol" w:hAnsi="Symbol" w:hint="default"/>
+        <w:sz w:val="20"/>
+      </w:rPr>
+    </w:lvl>
+    <w:lvl w:ilvl="6" w:tentative="1">
+      <w:start w:val="1"/>
+      <w:numFmt w:val="bullet"/>
+      <w:lvlText w:val=""/>
+      <w:lvlJc w:val="left"/>
+      <w:pPr>
+        <w:tabs>
+          <w:tab w:val="num" w:pos="5040"/>
+        </w:tabs>
+        <w:ind w:left="5040" w:hanging="360"/>
+      </w:pPr>
+      <w:rPr>
+        <w:rFonts w:ascii="Symbol" w:hAnsi="Symbol" w:hint="default"/>
+        <w:sz w:val="20"/>
+      </w:rPr>
+    </w:lvl>
+    <w:lvl w:ilvl="7" w:tentative="1">
+      <w:start w:val="1"/>
+      <w:numFmt w:val="bullet"/>
+      <w:lvlText w:val=""/>
+      <w:lvlJc w:val="left"/>
+      <w:pPr>
+        <w:tabs>
+          <w:tab w:val="num" w:pos="5760"/>
+        </w:tabs>
+        <w:ind w:left="5760" w:hanging="360"/>
+      </w:pPr>
+      <w:rPr>
+        <w:rFonts w:ascii="Symbol" w:hAnsi="Symbol" w:hint="default"/>
+        <w:sz w:val="20"/>
+      </w:rPr>
+    </w:lvl>
+    <w:lvl w:ilvl="8" w:tentative="1">
+      <w:start w:val="1"/>
+      <w:numFmt w:val="bullet"/>
+      <w:lvlText w:val=""/>
+      <w:lvlJc w:val="left"/>
+      <w:pPr>
+        <w:tabs>
+          <w:tab w:val="num" w:pos="6480"/>
+        </w:tabs>
+        <w:ind w:left="6480" w:hanging="360"/>
+      </w:pPr>
+      <w:rPr>
+        <w:rFonts w:ascii="Symbol" w:hAnsi="Symbol" w:hint="default"/>
+        <w:sz w:val="20"/>
+      </w:rPr>
+    </w:lvl>
+  </w:abstractNum>
+  <w:abstractNum w:abstractNumId="18" w15:restartNumberingAfterBreak="0">
     <w:nsid w:val="4CA17CFA"/>
     <w:multiLevelType w:val="multilevel"/>
     <w:tmpl w:val="C31A52BA"/>
@@ -4745,7 +8517,7 @@
       </w:rPr>
     </w:lvl>
   </w:abstractNum>
-  <w:abstractNum w:abstractNumId="16" w15:restartNumberingAfterBreak="0">
+  <w:abstractNum w:abstractNumId="19" w15:restartNumberingAfterBreak="0">
     <w:nsid w:val="54475D73"/>
     <w:multiLevelType w:val="multilevel"/>
     <w:tmpl w:val="AD12366E"/>
@@ -4894,7 +8666,7 @@
       </w:rPr>
     </w:lvl>
   </w:abstractNum>
-  <w:abstractNum w:abstractNumId="17" w15:restartNumberingAfterBreak="0">
+  <w:abstractNum w:abstractNumId="20" w15:restartNumberingAfterBreak="0">
     <w:nsid w:val="5A0836F8"/>
     <w:multiLevelType w:val="multilevel"/>
     <w:tmpl w:val="14F41FEE"/>
@@ -5007,7 +8779,120 @@
       </w:pPr>
     </w:lvl>
   </w:abstractNum>
-  <w:abstractNum w:abstractNumId="18" w15:restartNumberingAfterBreak="0">
+  <w:abstractNum w:abstractNumId="21" w15:restartNumberingAfterBreak="0">
+    <w:nsid w:val="61EC6D77"/>
+    <w:multiLevelType w:val="multilevel"/>
+    <w:tmpl w:val="633A317C"/>
+    <w:lvl w:ilvl="0">
+      <w:start w:val="1"/>
+      <w:numFmt w:val="decimal"/>
+      <w:lvlText w:val="%1."/>
+      <w:lvlJc w:val="left"/>
+      <w:pPr>
+        <w:tabs>
+          <w:tab w:val="num" w:pos="720"/>
+        </w:tabs>
+        <w:ind w:left="720" w:hanging="360"/>
+      </w:pPr>
+    </w:lvl>
+    <w:lvl w:ilvl="1" w:tentative="1">
+      <w:start w:val="1"/>
+      <w:numFmt w:val="decimal"/>
+      <w:lvlText w:val="%2."/>
+      <w:lvlJc w:val="left"/>
+      <w:pPr>
+        <w:tabs>
+          <w:tab w:val="num" w:pos="1440"/>
+        </w:tabs>
+        <w:ind w:left="1440" w:hanging="360"/>
+      </w:pPr>
+    </w:lvl>
+    <w:lvl w:ilvl="2" w:tentative="1">
+      <w:start w:val="1"/>
+      <w:numFmt w:val="decimal"/>
+      <w:lvlText w:val="%3."/>
+      <w:lvlJc w:val="left"/>
+      <w:pPr>
+        <w:tabs>
+          <w:tab w:val="num" w:pos="2160"/>
+        </w:tabs>
+        <w:ind w:left="2160" w:hanging="360"/>
+      </w:pPr>
+    </w:lvl>
+    <w:lvl w:ilvl="3" w:tentative="1">
+      <w:start w:val="1"/>
+      <w:numFmt w:val="decimal"/>
+      <w:lvlText w:val="%4."/>
+      <w:lvlJc w:val="left"/>
+      <w:pPr>
+        <w:tabs>
+          <w:tab w:val="num" w:pos="2880"/>
+        </w:tabs>
+        <w:ind w:left="2880" w:hanging="360"/>
+      </w:pPr>
+    </w:lvl>
+    <w:lvl w:ilvl="4" w:tentative="1">
+      <w:start w:val="1"/>
+      <w:numFmt w:val="decimal"/>
+      <w:lvlText w:val="%5."/>
+      <w:lvlJc w:val="left"/>
+      <w:pPr>
+        <w:tabs>
+          <w:tab w:val="num" w:pos="3600"/>
+        </w:tabs>
+        <w:ind w:left="3600" w:hanging="360"/>
+      </w:pPr>
+    </w:lvl>
+    <w:lvl w:ilvl="5" w:tentative="1">
+      <w:start w:val="1"/>
+      <w:numFmt w:val="decimal"/>
+      <w:lvlText w:val="%6."/>
+      <w:lvlJc w:val="left"/>
+      <w:pPr>
+        <w:tabs>
+          <w:tab w:val="num" w:pos="4320"/>
+        </w:tabs>
+        <w:ind w:left="4320" w:hanging="360"/>
+      </w:pPr>
+    </w:lvl>
+    <w:lvl w:ilvl="6" w:tentative="1">
+      <w:start w:val="1"/>
+      <w:numFmt w:val="decimal"/>
+      <w:lvlText w:val="%7."/>
+      <w:lvlJc w:val="left"/>
+      <w:pPr>
+        <w:tabs>
+          <w:tab w:val="num" w:pos="5040"/>
+        </w:tabs>
+        <w:ind w:left="5040" w:hanging="360"/>
+      </w:pPr>
+    </w:lvl>
+    <w:lvl w:ilvl="7" w:tentative="1">
+      <w:start w:val="1"/>
+      <w:numFmt w:val="decimal"/>
+      <w:lvlText w:val="%8."/>
+      <w:lvlJc w:val="left"/>
+      <w:pPr>
+        <w:tabs>
+          <w:tab w:val="num" w:pos="5760"/>
+        </w:tabs>
+        <w:ind w:left="5760" w:hanging="360"/>
+      </w:pPr>
+    </w:lvl>
+    <w:lvl w:ilvl="8" w:tentative="1">
+      <w:start w:val="1"/>
+      <w:numFmt w:val="decimal"/>
+      <w:lvlText w:val="%9."/>
+      <w:lvlJc w:val="left"/>
+      <w:pPr>
+        <w:tabs>
+          <w:tab w:val="num" w:pos="6480"/>
+        </w:tabs>
+        <w:ind w:left="6480" w:hanging="360"/>
+      </w:pPr>
+    </w:lvl>
+  </w:abstractNum>
+  <w:abstractNum w:abstractNumId="22" w15:restartNumberingAfterBreak="0">
     <w:nsid w:val="64E913D3"/>
     <w:multiLevelType w:val="multilevel"/>
     <w:tmpl w:val="5EAEBF52"/>
@@ -5156,7 +9041,156 @@
       </w:rPr>
     </w:lvl>
   </w:abstractNum>
-  <w:abstractNum w:abstractNumId="19" w15:restartNumberingAfterBreak="0">
+  <w:abstractNum w:abstractNumId="23" w15:restartNumberingAfterBreak="0">
+    <w:nsid w:val="65AE190B"/>
+    <w:multiLevelType w:val="multilevel"/>
+    <w:tmpl w:val="F3803848"/>
+    <w:lvl w:ilvl="0">
+      <w:start w:val="1"/>
+      <w:numFmt w:val="bullet"/>
+      <w:lvlText w:val=""/>
+      <w:lvlJc w:val="left"/>
+      <w:pPr>
+        <w:tabs>
+          <w:tab w:val="num" w:pos="720"/>
+        </w:tabs>
+        <w:ind w:left="720" w:hanging="360"/>
+      </w:pPr>
+      <w:rPr>
+        <w:rFonts w:ascii="Symbol" w:hAnsi="Symbol" w:hint="default"/>
+        <w:sz w:val="20"/>
+      </w:rPr>
+    </w:lvl>
+    <w:lvl w:ilvl="1" w:tentative="1">
+      <w:start w:val="1"/>
+      <w:numFmt w:val="bullet"/>
+      <w:lvlText w:val=""/>
+      <w:lvlJc w:val="left"/>
+      <w:pPr>
+        <w:tabs>
+          <w:tab w:val="num" w:pos="1440"/>
+        </w:tabs>
+        <w:ind w:left="1440" w:hanging="360"/>
+      </w:pPr>
+      <w:rPr>
+        <w:rFonts w:ascii="Symbol" w:hAnsi="Symbol" w:hint="default"/>
+        <w:sz w:val="20"/>
+      </w:rPr>
+    </w:lvl>
+    <w:lvl w:ilvl="2" w:tentative="1">
+      <w:start w:val="1"/>
+      <w:numFmt w:val="bullet"/>
+      <w:lvlText w:val=""/>
+      <w:lvlJc w:val="left"/>
+      <w:pPr>
+        <w:tabs>
+          <w:tab w:val="num" w:pos="2160"/>
+        </w:tabs>
+        <w:ind w:left="2160" w:hanging="360"/>
+      </w:pPr>
+      <w:rPr>
+        <w:rFonts w:ascii="Symbol" w:hAnsi="Symbol" w:hint="default"/>
+        <w:sz w:val="20"/>
+      </w:rPr>
+    </w:lvl>
+    <w:lvl w:ilvl="3" w:tentative="1">
+      <w:start w:val="1"/>
+      <w:numFmt w:val="bullet"/>
+      <w:lvlText w:val=""/>
+      <w:lvlJc w:val="left"/>
+      <w:pPr>
+        <w:tabs>
+          <w:tab w:val="num" w:pos="2880"/>
+        </w:tabs>
+        <w:ind w:left="2880" w:hanging="360"/>
+      </w:pPr>
+      <w:rPr>
+        <w:rFonts w:ascii="Symbol" w:hAnsi="Symbol" w:hint="default"/>
+        <w:sz w:val="20"/>
+      </w:rPr>
+    </w:lvl>
+    <w:lvl w:ilvl="4" w:tentative="1">
+      <w:start w:val="1"/>
+      <w:numFmt w:val="bullet"/>
+      <w:lvlText w:val=""/>
+      <w:lvlJc w:val="left"/>
+      <w:pPr>
+        <w:tabs>
+          <w:tab w:val="num" w:pos="3600"/>
+        </w:tabs>
+        <w:ind w:left="3600" w:hanging="360"/>
+      </w:pPr>
+      <w:rPr>
+        <w:rFonts w:ascii="Symbol" w:hAnsi="Symbol" w:hint="default"/>
+        <w:sz w:val="20"/>
+      </w:rPr>
+    </w:lvl>
+    <w:lvl w:ilvl="5" w:tentative="1">
+      <w:start w:val="1"/>
+      <w:numFmt w:val="bullet"/>
+      <w:lvlText w:val=""/>
+      <w:lvlJc w:val="left"/>
+      <w:pPr>
+        <w:tabs>
+          <w:tab w:val="num" w:pos="4320"/>
+        </w:tabs>
+        <w:ind w:left="4320" w:hanging="360"/>
+      </w:pPr>
+      <w:rPr>
+        <w:rFonts w:ascii="Symbol" w:hAnsi="Symbol" w:hint="default"/>
+        <w:sz w:val="20"/>
+      </w:rPr>
+    </w:lvl>
+    <w:lvl w:ilvl="6" w:tentative="1">
+      <w:start w:val="1"/>
+      <w:numFmt w:val="bullet"/>
+      <w:lvlText w:val=""/>
+      <w:lvlJc w:val="left"/>
+      <w:pPr>
+        <w:tabs>
+          <w:tab w:val="num" w:pos="5040"/>
+        </w:tabs>
+        <w:ind w:left="5040" w:hanging="360"/>
+      </w:pPr>
+      <w:rPr>
+        <w:rFonts w:ascii="Symbol" w:hAnsi="Symbol" w:hint="default"/>
+        <w:sz w:val="20"/>
+      </w:rPr>
+    </w:lvl>
+    <w:lvl w:ilvl="7" w:tentative="1">
+      <w:start w:val="1"/>
+      <w:numFmt w:val="bullet"/>
+      <w:lvlText w:val=""/>
+      <w:lvlJc w:val="left"/>
+      <w:pPr>
+        <w:tabs>
+          <w:tab w:val="num" w:pos="5760"/>
+        </w:tabs>
+        <w:ind w:left="5760" w:hanging="360"/>
+      </w:pPr>
+      <w:rPr>
+        <w:rFonts w:ascii="Symbol" w:hAnsi="Symbol" w:hint="default"/>
+        <w:sz w:val="20"/>
+      </w:rPr>
+    </w:lvl>
+    <w:lvl w:ilvl="8" w:tentative="1">
+      <w:start w:val="1"/>
+      <w:numFmt w:val="bullet"/>
+      <w:lvlText w:val=""/>
+      <w:lvlJc w:val="left"/>
+      <w:pPr>
+        <w:tabs>
+          <w:tab w:val="num" w:pos="6480"/>
+        </w:tabs>
+        <w:ind w:left="6480" w:hanging="360"/>
+      </w:pPr>
+      <w:rPr>
+        <w:rFonts w:ascii="Symbol" w:hAnsi="Symbol" w:hint="default"/>
+        <w:sz w:val="20"/>
+      </w:rPr>
+    </w:lvl>
+  </w:abstractNum>
+  <w:abstractNum w:abstractNumId="24" w15:restartNumberingAfterBreak="0">
     <w:nsid w:val="696E69A9"/>
     <w:multiLevelType w:val="multilevel"/>
     <w:tmpl w:val="A7E0C73E"/>
@@ -5305,7 +9339,269 @@
       </w:rPr>
     </w:lvl>
   </w:abstractNum>
-  <w:abstractNum w:abstractNumId="20" w15:restartNumberingAfterBreak="0">
+  <w:abstractNum w:abstractNumId="25" w15:restartNumberingAfterBreak="0">
+    <w:nsid w:val="712C726C"/>
+    <w:multiLevelType w:val="multilevel"/>
+    <w:tmpl w:val="EBD04A88"/>
+    <w:lvl w:ilvl="0">
+      <w:start w:val="1"/>
+      <w:numFmt w:val="bullet"/>
+      <w:lvlText w:val=""/>
+      <w:lvlJc w:val="left"/>
+      <w:pPr>
+        <w:tabs>
+          <w:tab w:val="num" w:pos="720"/>
+        </w:tabs>
+        <w:ind w:left="720" w:hanging="360"/>
+      </w:pPr>
+      <w:rPr>
+        <w:rFonts w:ascii="Symbol" w:hAnsi="Symbol" w:hint="default"/>
+        <w:sz w:val="20"/>
+      </w:rPr>
+    </w:lvl>
+    <w:lvl w:ilvl="1" w:tentative="1">
+      <w:start w:val="1"/>
+      <w:numFmt w:val="bullet"/>
+      <w:lvlText w:val=""/>
+      <w:lvlJc w:val="left"/>
+      <w:pPr>
+        <w:tabs>
+          <w:tab w:val="num" w:pos="1440"/>
+        </w:tabs>
+        <w:ind w:left="1440" w:hanging="360"/>
+      </w:pPr>
+      <w:rPr>
+        <w:rFonts w:ascii="Symbol" w:hAnsi="Symbol" w:hint="default"/>
+        <w:sz w:val="20"/>
+      </w:rPr>
+    </w:lvl>
+    <w:lvl w:ilvl="2" w:tentative="1">
+      <w:start w:val="1"/>
+      <w:numFmt w:val="bullet"/>
+      <w:lvlText w:val=""/>
+      <w:lvlJc w:val="left"/>
+      <w:pPr>
+        <w:tabs>
+          <w:tab w:val="num" w:pos="2160"/>
+        </w:tabs>
+        <w:ind w:left="2160" w:hanging="360"/>
+      </w:pPr>
+      <w:rPr>
+        <w:rFonts w:ascii="Symbol" w:hAnsi="Symbol" w:hint="default"/>
+        <w:sz w:val="20"/>
+      </w:rPr>
+    </w:lvl>
+    <w:lvl w:ilvl="3" w:tentative="1">
+      <w:start w:val="1"/>
+      <w:numFmt w:val="bullet"/>
+      <w:lvlText w:val=""/>
+      <w:lvlJc w:val="left"/>
+      <w:pPr>
+        <w:tabs>
+          <w:tab w:val="num" w:pos="2880"/>
+        </w:tabs>
+        <w:ind w:left="2880" w:hanging="360"/>
+      </w:pPr>
+      <w:rPr>
+        <w:rFonts w:ascii="Symbol" w:hAnsi="Symbol" w:hint="default"/>
+        <w:sz w:val="20"/>
+      </w:rPr>
+    </w:lvl>
+    <w:lvl w:ilvl="4" w:tentative="1">
+      <w:start w:val="1"/>
+      <w:numFmt w:val="bullet"/>
+      <w:lvlText w:val=""/>
+      <w:lvlJc w:val="left"/>
+      <w:pPr>
+        <w:tabs>
+          <w:tab w:val="num" w:pos="3600"/>
+        </w:tabs>
+        <w:ind w:left="3600" w:hanging="360"/>
+      </w:pPr>
+      <w:rPr>
+        <w:rFonts w:ascii="Symbol" w:hAnsi="Symbol" w:hint="default"/>
+        <w:sz w:val="20"/>
+      </w:rPr>
+    </w:lvl>
+    <w:lvl w:ilvl="5" w:tentative="1">
+      <w:start w:val="1"/>
+      <w:numFmt w:val="bullet"/>
+      <w:lvlText w:val=""/>
+      <w:lvlJc w:val="left"/>
+      <w:pPr>
+        <w:tabs>
+          <w:tab w:val="num" w:pos="4320"/>
+        </w:tabs>
+        <w:ind w:left="4320" w:hanging="360"/>
+      </w:pPr>
+      <w:rPr>
+        <w:rFonts w:ascii="Symbol" w:hAnsi="Symbol" w:hint="default"/>
+        <w:sz w:val="20"/>
+      </w:rPr>
+    </w:lvl>
+    <w:lvl w:ilvl="6" w:tentative="1">
+      <w:start w:val="1"/>
+      <w:numFmt w:val="bullet"/>
+      <w:lvlText w:val=""/>
+      <w:lvlJc w:val="left"/>
+      <w:pPr>
+        <w:tabs>
+          <w:tab w:val="num" w:pos="5040"/>
+        </w:tabs>
+        <w:ind w:left="5040" w:hanging="360"/>
+      </w:pPr>
+      <w:rPr>
+        <w:rFonts w:ascii="Symbol" w:hAnsi="Symbol" w:hint="default"/>
+        <w:sz w:val="20"/>
+      </w:rPr>
+    </w:lvl>
+    <w:lvl w:ilvl="7" w:tentative="1">
+      <w:start w:val="1"/>
+      <w:numFmt w:val="bullet"/>
+      <w:lvlText w:val=""/>
+      <w:lvlJc w:val="left"/>
+      <w:pPr>
+        <w:tabs>
+          <w:tab w:val="num" w:pos="5760"/>
+        </w:tabs>
+        <w:ind w:left="5760" w:hanging="360"/>
+      </w:pPr>
+      <w:rPr>
+        <w:rFonts w:ascii="Symbol" w:hAnsi="Symbol" w:hint="default"/>
+        <w:sz w:val="20"/>
+      </w:rPr>
+    </w:lvl>
+    <w:lvl w:ilvl="8" w:tentative="1">
+      <w:start w:val="1"/>
+      <w:numFmt w:val="bullet"/>
+      <w:lvlText w:val=""/>
+      <w:lvlJc w:val="left"/>
+      <w:pPr>
+        <w:tabs>
+          <w:tab w:val="num" w:pos="6480"/>
+        </w:tabs>
+        <w:ind w:left="6480" w:hanging="360"/>
+      </w:pPr>
+      <w:rPr>
+        <w:rFonts w:ascii="Symbol" w:hAnsi="Symbol" w:hint="default"/>
+        <w:sz w:val="20"/>
+      </w:rPr>
+    </w:lvl>
+  </w:abstractNum>
+  <w:abstractNum w:abstractNumId="26" w15:restartNumberingAfterBreak="0">
+    <w:nsid w:val="76D76CFA"/>
+    <w:multiLevelType w:val="multilevel"/>
+    <w:tmpl w:val="E0E670A6"/>
+    <w:lvl w:ilvl="0">
+      <w:start w:val="1"/>
+      <w:numFmt w:val="decimal"/>
+      <w:lvlText w:val="%1."/>
+      <w:lvlJc w:val="left"/>
+      <w:pPr>
+        <w:tabs>
+          <w:tab w:val="num" w:pos="720"/>
+        </w:tabs>
+        <w:ind w:left="720" w:hanging="360"/>
+      </w:pPr>
+    </w:lvl>
+    <w:lvl w:ilvl="1" w:tentative="1">
+      <w:start w:val="1"/>
+      <w:numFmt w:val="decimal"/>
+      <w:lvlText w:val="%2."/>
+      <w:lvlJc w:val="left"/>
+      <w:pPr>
+        <w:tabs>
+          <w:tab w:val="num" w:pos="1440"/>
+        </w:tabs>
+        <w:ind w:left="1440" w:hanging="360"/>
+      </w:pPr>
+    </w:lvl>
+    <w:lvl w:ilvl="2" w:tentative="1">
+      <w:start w:val="1"/>
+      <w:numFmt w:val="decimal"/>
+      <w:lvlText w:val="%3."/>
+      <w:lvlJc w:val="left"/>
+      <w:pPr>
+        <w:tabs>
+          <w:tab w:val="num" w:pos="2160"/>
+        </w:tabs>
+        <w:ind w:left="2160" w:hanging="360"/>
+      </w:pPr>
+    </w:lvl>
+    <w:lvl w:ilvl="3" w:tentative="1">
+      <w:start w:val="1"/>
+      <w:numFmt w:val="decimal"/>
+      <w:lvlText w:val="%4."/>
+      <w:lvlJc w:val="left"/>
+      <w:pPr>
+        <w:tabs>
+          <w:tab w:val="num" w:pos="2880"/>
+        </w:tabs>
+        <w:ind w:left="2880" w:hanging="360"/>
+      </w:pPr>
+    </w:lvl>
+    <w:lvl w:ilvl="4" w:tentative="1">
+      <w:start w:val="1"/>
+      <w:numFmt w:val="decimal"/>
+      <w:lvlText w:val="%5."/>
+      <w:lvlJc w:val="left"/>
+      <w:pPr>
+        <w:tabs>
+          <w:tab w:val="num" w:pos="3600"/>
+        </w:tabs>
+        <w:ind w:left="3600" w:hanging="360"/>
+      </w:pPr>
+    </w:lvl>
+    <w:lvl w:ilvl="5" w:tentative="1">
+      <w:start w:val="1"/>
+      <w:numFmt w:val="decimal"/>
+      <w:lvlText w:val="%6."/>
+      <w:lvlJc w:val="left"/>
+      <w:pPr>
+        <w:tabs>
+          <w:tab w:val="num" w:pos="4320"/>
+        </w:tabs>
+        <w:ind w:left="4320" w:hanging="360"/>
+      </w:pPr>
+    </w:lvl>
+    <w:lvl w:ilvl="6" w:tentative="1">
+      <w:start w:val="1"/>
+      <w:numFmt w:val="decimal"/>
+      <w:lvlText w:val="%7."/>
+      <w:lvlJc w:val="left"/>
+      <w:pPr>
+        <w:tabs>
+          <w:tab w:val="num" w:pos="5040"/>
+        </w:tabs>
+        <w:ind w:left="5040" w:hanging="360"/>
+      </w:pPr>
+    </w:lvl>
+    <w:lvl w:ilvl="7" w:tentative="1">
+      <w:start w:val="1"/>
+      <w:numFmt w:val="decimal"/>
+      <w:lvlText w:val="%8."/>
+      <w:lvlJc w:val="left"/>
+      <w:pPr>
+        <w:tabs>
+          <w:tab w:val="num" w:pos="5760"/>
+        </w:tabs>
+        <w:ind w:left="5760" w:hanging="360"/>
+      </w:pPr>
+    </w:lvl>
+    <w:lvl w:ilvl="8" w:tentative="1">
+      <w:start w:val="1"/>
+      <w:numFmt w:val="decimal"/>
+      <w:lvlText w:val="%9."/>
+      <w:lvlJc w:val="left"/>
+      <w:pPr>
+        <w:tabs>
+          <w:tab w:val="num" w:pos="6480"/>
+        </w:tabs>
+        <w:ind w:left="6480" w:hanging="360"/>
+      </w:pPr>
+    </w:lvl>
+  </w:abstractNum>
+  <w:abstractNum w:abstractNumId="27" w15:restartNumberingAfterBreak="0">
     <w:nsid w:val="7729341C"/>
     <w:multiLevelType w:val="multilevel"/>
     <w:tmpl w:val="8BF602C2"/>
@@ -5455,67 +9751,88 @@
     </w:lvl>
   </w:abstractNum>
   <w:num w:numId="1" w16cid:durableId="81338823">
-    <w:abstractNumId w:val="14"/>
+    <w:abstractNumId w:val="16"/>
   </w:num>
   <w:num w:numId="2" w16cid:durableId="1210799556">
-    <w:abstractNumId w:val="1"/>
+    <w:abstractNumId w:val="2"/>
   </w:num>
   <w:num w:numId="3" w16cid:durableId="709889024">
     <w:abstractNumId w:val="0"/>
   </w:num>
   <w:num w:numId="4" w16cid:durableId="1805810269">
+    <w:abstractNumId w:val="6"/>
+  </w:num>
+  <w:num w:numId="5" w16cid:durableId="1881745237">
+    <w:abstractNumId w:val="8"/>
+  </w:num>
+  <w:num w:numId="6" w16cid:durableId="1854301879">
+    <w:abstractNumId w:val="9"/>
+  </w:num>
+  <w:num w:numId="7" w16cid:durableId="117988465">
+    <w:abstractNumId w:val="18"/>
+  </w:num>
+  <w:num w:numId="8" w16cid:durableId="969435231">
+    <w:abstractNumId w:val="11"/>
+  </w:num>
+  <w:num w:numId="9" w16cid:durableId="1830095316">
+    <w:abstractNumId w:val="15"/>
+  </w:num>
+  <w:num w:numId="10" w16cid:durableId="1009940735">
+    <w:abstractNumId w:val="13"/>
+  </w:num>
+  <w:num w:numId="11" w16cid:durableId="610631278">
+    <w:abstractNumId w:val="4"/>
+  </w:num>
+  <w:num w:numId="12" w16cid:durableId="246692334">
+    <w:abstractNumId w:val="7"/>
+  </w:num>
+  <w:num w:numId="13" w16cid:durableId="989165590">
     <w:abstractNumId w:val="5"/>
   </w:num>
-  <w:num w:numId="5" w16cid:durableId="1881745237">
-    <w:abstractNumId w:val="7"/>
+  <w:num w:numId="14" w16cid:durableId="596982843">
+    <w:abstractNumId w:val="12"/>
   </w:num>
-  <w:num w:numId="6" w16cid:durableId="1854301879">
-    <w:abstractNumId w:val="8"/>
+  <w:num w:numId="15" w16cid:durableId="565726550">
+    <w:abstractNumId w:val="22"/>
   </w:num>
-  <w:num w:numId="7" w16cid:durableId="117988465">
-    <w:abstractNumId w:val="15"/>
+  <w:num w:numId="16" w16cid:durableId="574245231">
+    <w:abstractNumId w:val="3"/>
   </w:num>
-  <w:num w:numId="8" w16cid:durableId="969435231">
+  <w:num w:numId="17" w16cid:durableId="438454148">
+    <w:abstractNumId w:val="27"/>
+  </w:num>
+  <w:num w:numId="18" w16cid:durableId="1103501994">
+    <w:abstractNumId w:val="19"/>
+  </w:num>
+  <w:num w:numId="19" w16cid:durableId="1238514434">
     <w:abstractNumId w:val="10"/>
   </w:num>
-  <w:num w:numId="9" w16cid:durableId="1830095316">
-    <w:abstractNumId w:val="13"/>
+  <w:num w:numId="20" w16cid:durableId="219176257">
+    <w:abstractNumId w:val="24"/>
   </w:num>
-  <w:num w:numId="10" w16cid:durableId="1009940735">
-    <w:abstractNumId w:val="12"/>
-  </w:num>
-  <w:num w:numId="11" w16cid:durableId="610631278">
-    <w:abstractNumId w:val="3"/>
-  </w:num>
-  <w:num w:numId="12" w16cid:durableId="246692334">
-    <w:abstractNumId w:val="6"/>
-  </w:num>
-  <w:num w:numId="13" w16cid:durableId="989165590">
-    <w:abstractNumId w:val="4"/>
-  </w:num>
-  <w:num w:numId="14" w16cid:durableId="596982843">
-    <w:abstractNumId w:val="11"/>
-  </w:num>
-  <w:num w:numId="15" w16cid:durableId="565726550">
-    <w:abstractNumId w:val="18"/>
-  </w:num>
-  <w:num w:numId="16" w16cid:durableId="574245231">
-    <w:abstractNumId w:val="2"/>
-  </w:num>
-  <w:num w:numId="17" w16cid:durableId="438454148">
+  <w:num w:numId="21" w16cid:durableId="838498155">
     <w:abstractNumId w:val="20"/>
   </w:num>
-  <w:num w:numId="18" w16cid:durableId="1103501994">
-    <w:abstractNumId w:val="16"/>
+  <w:num w:numId="22" w16cid:durableId="80416399">
+    <w:abstractNumId w:val="26"/>
   </w:num>
-  <w:num w:numId="19" w16cid:durableId="1238514434">
-    <w:abstractNumId w:val="9"/>
+  <w:num w:numId="23" w16cid:durableId="805976767">
+    <w:abstractNumId w:val="14"/>
   </w:num>
-  <w:num w:numId="20" w16cid:durableId="219176257">
-    <w:abstractNumId w:val="19"/>
+  <w:num w:numId="24" w16cid:durableId="1512453274">
+    <w:abstractNumId w:val="25"/>
   </w:num>
-  <w:num w:numId="21" w16cid:durableId="838498155">
+  <w:num w:numId="25" w16cid:durableId="899094628">
     <w:abstractNumId w:val="17"/>
+  </w:num>
+  <w:num w:numId="26" w16cid:durableId="885796093">
+    <w:abstractNumId w:val="23"/>
+  </w:num>
+  <w:num w:numId="27" w16cid:durableId="1471629936">
+    <w:abstractNumId w:val="1"/>
+  </w:num>
+  <w:num w:numId="28" w16cid:durableId="1654286600">
+    <w:abstractNumId w:val="21"/>
   </w:num>
 </w:numbering>
 </file>
